--- a/8.资源管理/1.流程制度规范类文件/080105-最终软件库管理制度.docx
+++ b/8.资源管理/1.流程制度规范类文件/080105-最终软件库管理制度.docx
@@ -1,11 +1,10 @@
 
 <file path=word/document.xml><?xml version="1.0" encoding="utf-8"?>
-<w:document xmlns:wpc="http://schemas.microsoft.com/office/word/2010/wordprocessingCanvas" xmlns:mc="http://schemas.openxmlformats.org/markup-compatibility/2006" xmlns:o="urn:schemas-microsoft-com:office:office" xmlns:r="http://schemas.openxmlformats.org/officeDocument/2006/relationships" xmlns:m="http://schemas.openxmlformats.org/officeDocument/2006/math" xmlns:v="urn:schemas-microsoft-com:vml" xmlns:wp14="http://schemas.microsoft.com/office/word/2010/wordprocessingDrawing" xmlns:wp="http://schemas.openxmlformats.org/drawingml/2006/wordprocessingDrawing" xmlns:w10="urn:schemas-microsoft-com:office:word" xmlns:w="http://schemas.openxmlformats.org/wordprocessingml/2006/main" xmlns:w14="http://schemas.microsoft.com/office/word/2010/wordml" xmlns:w15="http://schemas.microsoft.com/office/word/2012/wordml" xmlns:wne="http://schemas.microsoft.com/office/word/2006/wordml" xmlns:wpg="http://schemas.microsoft.com/office/word/2010/wordprocessingGroup" xmlns:wpi="http://schemas.microsoft.com/office/word/2010/wordprocessingInk" xmlns:wps="http://schemas.microsoft.com/office/word/2010/wordprocessingShape" mc:Ignorable="w14 w15 wp14">
-  <!-- Generated by Aspose.Words for .NET 13.3.0.1 -->
+<w:document xmlns:wpc="http://schemas.microsoft.com/office/word/2010/wordprocessingCanvas" xmlns:mc="http://schemas.openxmlformats.org/markup-compatibility/2006" xmlns:o="urn:schemas-microsoft-com:office:office" xmlns:r="http://schemas.openxmlformats.org/officeDocument/2006/relationships" xmlns:m="http://schemas.openxmlformats.org/officeDocument/2006/math" xmlns:v="urn:schemas-microsoft-com:vml" xmlns:wp14="http://schemas.microsoft.com/office/word/2010/wordprocessingDrawing" xmlns:wp="http://schemas.openxmlformats.org/drawingml/2006/wordprocessingDrawing" xmlns:w="http://schemas.openxmlformats.org/wordprocessingml/2006/main" xmlns:w14="http://schemas.microsoft.com/office/word/2010/wordml" xmlns:w10="urn:schemas-microsoft-com:office:word" xmlns:w15="http://schemas.microsoft.com/office/word/2012/wordml" xmlns:wpg="http://schemas.microsoft.com/office/word/2010/wordprocessingGroup" xmlns:wpi="http://schemas.microsoft.com/office/word/2010/wordprocessingInk" xmlns:wne="http://schemas.microsoft.com/office/word/2006/wordml" xmlns:wps="http://schemas.microsoft.com/office/word/2010/wordprocessingShape" xmlns:wpsCustomData="http://www.wps.cn/officeDocument/2013/wpsCustomData" mc:Ignorable="w14 w15 wp14">
   <w:body>
     <w:p>
       <w:pPr>
-        <w:pStyle w:val="a1"/>
+        <w:pStyle w:val="33"/>
         <w:keepNext w:val="0"/>
         <w:keepLines w:val="0"/>
         <w:pageBreakBefore w:val="0"/>
@@ -22,7 +21,7 @@
     </w:p>
     <w:p>
       <w:pPr>
-        <w:pStyle w:val="a1"/>
+        <w:pStyle w:val="33"/>
         <w:keepNext w:val="0"/>
         <w:keepLines w:val="0"/>
         <w:pageBreakBefore w:val="0"/>
@@ -48,7 +47,7 @@
     </w:p>
     <w:p>
       <w:pPr>
-        <w:pStyle w:val="a2"/>
+        <w:pStyle w:val="34"/>
         <w:keepNext w:val="0"/>
         <w:keepLines w:val="0"/>
         <w:pageBreakBefore w:val="0"/>
@@ -77,14 +76,14 @@
         <w:spacing w:before="275"/>
         <w:ind w:left="3285"/>
         <w:rPr>
-          <w:rFonts w:ascii="宋体" w:eastAsia="宋体" w:hAnsi="宋体" w:cs="宋体"/>
+          <w:rFonts w:ascii="宋体" w:hAnsi="宋体" w:eastAsia="宋体" w:cs="宋体"/>
           <w:sz w:val="36"/>
           <w:szCs w:val="36"/>
         </w:rPr>
       </w:pPr>
       <w:r>
         <w:rPr>
-          <w:rFonts w:ascii="宋体" w:eastAsia="宋体" w:hAnsi="宋体" w:cs="宋体"/>
+          <w:rFonts w:ascii="宋体" w:hAnsi="宋体" w:eastAsia="宋体" w:cs="宋体"/>
           <w:spacing w:val="-2"/>
           <w:sz w:val="36"/>
           <w:szCs w:val="36"/>
@@ -93,7 +92,7 @@
       </w:r>
       <w:r>
         <w:rPr>
-          <w:rFonts w:ascii="宋体" w:eastAsia="宋体" w:hAnsi="宋体" w:cs="宋体" w:hint="eastAsia"/>
+          <w:rFonts w:hint="eastAsia" w:ascii="宋体" w:hAnsi="宋体" w:eastAsia="宋体" w:cs="宋体"/>
           <w:spacing w:val="-2"/>
           <w:sz w:val="36"/>
           <w:szCs w:val="36"/>
@@ -103,7 +102,7 @@
       </w:r>
       <w:r>
         <w:rPr>
-          <w:rFonts w:ascii="宋体" w:eastAsia="宋体" w:hAnsi="宋体" w:cs="宋体"/>
+          <w:rFonts w:ascii="宋体" w:hAnsi="宋体" w:eastAsia="宋体" w:cs="宋体"/>
           <w:spacing w:val="-2"/>
           <w:sz w:val="36"/>
           <w:szCs w:val="36"/>
@@ -122,20 +121,20 @@
         <w:topLinePunct w:val="0"/>
         <w:bidi w:val="0"/>
         <w:rPr>
-          <w:rFonts w:ascii="宋体" w:eastAsia="宋体" w:hAnsi="宋体" w:cs="宋体"/>
+          <w:rFonts w:ascii="宋体" w:hAnsi="宋体" w:eastAsia="宋体" w:cs="宋体"/>
           <w:sz w:val="36"/>
           <w:szCs w:val="36"/>
         </w:rPr>
         <w:sectPr>
           <w:pgSz w:w="11906" w:h="16839"/>
           <w:pgMar w:top="1431" w:right="1785" w:bottom="0" w:left="1785" w:header="0" w:footer="0" w:gutter="0"/>
-          <w:cols w:num="1" w:space="720"/>
+          <w:cols w:space="720" w:num="1"/>
         </w:sectPr>
       </w:pPr>
     </w:p>
     <w:p>
       <w:pPr>
-        <w:pStyle w:val="BodyText"/>
+        <w:pStyle w:val="12"/>
         <w:keepNext w:val="0"/>
         <w:keepLines w:val="0"/>
         <w:pageBreakBefore w:val="0"/>
@@ -161,7 +160,7 @@
         <w:ind w:left="3954"/>
         <w:outlineLvl w:val="0"/>
         <w:rPr>
-          <w:rFonts w:ascii="宋体" w:eastAsia="宋体" w:hAnsi="宋体" w:cs="宋体"/>
+          <w:rFonts w:ascii="宋体" w:hAnsi="宋体" w:eastAsia="宋体" w:cs="宋体"/>
           <w:sz w:val="21"/>
           <w:szCs w:val="21"/>
         </w:rPr>
@@ -169,7 +168,7 @@
       <w:bookmarkStart w:id="2" w:name="_Toc29753"/>
       <w:r>
         <w:rPr>
-          <w:rFonts w:ascii="宋体" w:eastAsia="宋体" w:hAnsi="宋体" w:cs="宋体"/>
+          <w:rFonts w:ascii="宋体" w:hAnsi="宋体" w:eastAsia="宋体" w:cs="宋体"/>
           <w:spacing w:val="-2"/>
           <w:sz w:val="21"/>
           <w:szCs w:val="21"/>
@@ -193,16 +192,16 @@
     </w:p>
     <w:tbl>
       <w:tblPr>
-        <w:tblStyle w:val="TableNormal0"/>
+        <w:tblStyle w:val="26"/>
         <w:tblW w:w="9071" w:type="dxa"/>
         <w:tblInd w:w="5" w:type="dxa"/>
         <w:tblBorders>
-          <w:top w:val="single" w:sz="4" w:space="0" w:color="000000"/>
-          <w:left w:val="single" w:sz="4" w:space="0" w:color="000000"/>
-          <w:bottom w:val="single" w:sz="4" w:space="0" w:color="000000"/>
-          <w:right w:val="single" w:sz="4" w:space="0" w:color="000000"/>
-          <w:insideH w:val="single" w:sz="4" w:space="0" w:color="000000"/>
-          <w:insideV w:val="single" w:sz="4" w:space="0" w:color="000000"/>
+          <w:top w:val="single" w:color="000000" w:sz="4" w:space="0"/>
+          <w:left w:val="single" w:color="000000" w:sz="4" w:space="0"/>
+          <w:bottom w:val="single" w:color="000000" w:sz="4" w:space="0"/>
+          <w:right w:val="single" w:color="000000" w:sz="4" w:space="0"/>
+          <w:insideH w:val="single" w:color="000000" w:sz="4" w:space="0"/>
+          <w:insideV w:val="single" w:color="000000" w:sz="4" w:space="0"/>
         </w:tblBorders>
         <w:tblLayout w:type="fixed"/>
         <w:tblCellMar>
@@ -221,17 +220,14 @@
       </w:tblGrid>
       <w:tr>
         <w:tblPrEx>
-          <w:tblW w:w="9071" w:type="dxa"/>
-          <w:tblInd w:w="5" w:type="dxa"/>
           <w:tblBorders>
-            <w:top w:val="single" w:sz="4" w:space="0" w:color="000000"/>
-            <w:left w:val="single" w:sz="4" w:space="0" w:color="000000"/>
-            <w:bottom w:val="single" w:sz="4" w:space="0" w:color="000000"/>
-            <w:right w:val="single" w:sz="4" w:space="0" w:color="000000"/>
-            <w:insideH w:val="single" w:sz="4" w:space="0" w:color="000000"/>
-            <w:insideV w:val="single" w:sz="4" w:space="0" w:color="000000"/>
+            <w:top w:val="single" w:color="000000" w:sz="4" w:space="0"/>
+            <w:left w:val="single" w:color="000000" w:sz="4" w:space="0"/>
+            <w:bottom w:val="single" w:color="000000" w:sz="4" w:space="0"/>
+            <w:right w:val="single" w:color="000000" w:sz="4" w:space="0"/>
+            <w:insideH w:val="single" w:color="000000" w:sz="4" w:space="0"/>
+            <w:insideV w:val="single" w:color="000000" w:sz="4" w:space="0"/>
           </w:tblBorders>
-          <w:tblLayout w:type="fixed"/>
           <w:tblCellMar>
             <w:top w:w="0" w:type="dxa"/>
             <w:left w:w="0" w:type="dxa"/>
@@ -240,7 +236,7 @@
           </w:tblCellMar>
         </w:tblPrEx>
         <w:trPr>
-          <w:trHeight w:val="611"/>
+          <w:trHeight w:val="611" w:hRule="atLeast"/>
         </w:trPr>
         <w:tc>
           <w:tcPr>
@@ -248,7 +244,7 @@
           </w:tcPr>
           <w:p>
             <w:pPr>
-              <w:pStyle w:val="TableText"/>
+              <w:pStyle w:val="25"/>
               <w:keepNext w:val="0"/>
               <w:keepLines w:val="0"/>
               <w:pageBreakBefore w:val="0"/>
@@ -275,7 +271,7 @@
           </w:tcPr>
           <w:p>
             <w:pPr>
-              <w:pStyle w:val="TableText"/>
+              <w:pStyle w:val="25"/>
               <w:keepNext w:val="0"/>
               <w:keepLines w:val="0"/>
               <w:pageBreakBefore w:val="0"/>
@@ -320,9 +316,14 @@
       </w:tr>
       <w:tr>
         <w:tblPrEx>
-          <w:tblW w:w="9071" w:type="dxa"/>
-          <w:tblInd w:w="5" w:type="dxa"/>
-          <w:tblLayout w:type="fixed"/>
+          <w:tblBorders>
+            <w:top w:val="single" w:color="000000" w:sz="4" w:space="0"/>
+            <w:left w:val="single" w:color="000000" w:sz="4" w:space="0"/>
+            <w:bottom w:val="single" w:color="000000" w:sz="4" w:space="0"/>
+            <w:right w:val="single" w:color="000000" w:sz="4" w:space="0"/>
+            <w:insideH w:val="single" w:color="000000" w:sz="4" w:space="0"/>
+            <w:insideV w:val="single" w:color="000000" w:sz="4" w:space="0"/>
+          </w:tblBorders>
           <w:tblCellMar>
             <w:top w:w="0" w:type="dxa"/>
             <w:left w:w="0" w:type="dxa"/>
@@ -331,7 +332,7 @@
           </w:tblCellMar>
         </w:tblPrEx>
         <w:trPr>
-          <w:trHeight w:val="606"/>
+          <w:trHeight w:val="606" w:hRule="atLeast"/>
         </w:trPr>
         <w:tc>
           <w:tcPr>
@@ -339,7 +340,7 @@
           </w:tcPr>
           <w:p>
             <w:pPr>
-              <w:pStyle w:val="TableText"/>
+              <w:pStyle w:val="25"/>
               <w:keepNext w:val="0"/>
               <w:keepLines w:val="0"/>
               <w:pageBreakBefore w:val="0"/>
@@ -366,7 +367,7 @@
           </w:tcPr>
           <w:p>
             <w:pPr>
-              <w:pStyle w:val="TableText"/>
+              <w:pStyle w:val="25"/>
               <w:keepNext w:val="0"/>
               <w:keepLines w:val="0"/>
               <w:pageBreakBefore w:val="0"/>
@@ -389,9 +390,14 @@
       </w:tr>
       <w:tr>
         <w:tblPrEx>
-          <w:tblW w:w="9071" w:type="dxa"/>
-          <w:tblInd w:w="5" w:type="dxa"/>
-          <w:tblLayout w:type="fixed"/>
+          <w:tblBorders>
+            <w:top w:val="single" w:color="000000" w:sz="4" w:space="0"/>
+            <w:left w:val="single" w:color="000000" w:sz="4" w:space="0"/>
+            <w:bottom w:val="single" w:color="000000" w:sz="4" w:space="0"/>
+            <w:right w:val="single" w:color="000000" w:sz="4" w:space="0"/>
+            <w:insideH w:val="single" w:color="000000" w:sz="4" w:space="0"/>
+            <w:insideV w:val="single" w:color="000000" w:sz="4" w:space="0"/>
+          </w:tblBorders>
           <w:tblCellMar>
             <w:top w:w="0" w:type="dxa"/>
             <w:left w:w="0" w:type="dxa"/>
@@ -400,7 +406,7 @@
           </w:tblCellMar>
         </w:tblPrEx>
         <w:trPr>
-          <w:trHeight w:val="607"/>
+          <w:trHeight w:val="607" w:hRule="atLeast"/>
         </w:trPr>
         <w:tc>
           <w:tcPr>
@@ -408,7 +414,7 @@
           </w:tcPr>
           <w:p>
             <w:pPr>
-              <w:pStyle w:val="TableText"/>
+              <w:pStyle w:val="25"/>
               <w:keepNext w:val="0"/>
               <w:keepLines w:val="0"/>
               <w:pageBreakBefore w:val="0"/>
@@ -434,7 +440,7 @@
           </w:tcPr>
           <w:p>
             <w:pPr>
-              <w:pStyle w:val="TableText"/>
+              <w:pStyle w:val="25"/>
               <w:keepNext w:val="0"/>
               <w:keepLines w:val="0"/>
               <w:pageBreakBefore w:val="0"/>
@@ -460,7 +466,7 @@
           </w:tcPr>
           <w:p>
             <w:pPr>
-              <w:pStyle w:val="TableText"/>
+              <w:pStyle w:val="25"/>
               <w:keepNext w:val="0"/>
               <w:keepLines w:val="0"/>
               <w:pageBreakBefore w:val="0"/>
@@ -486,7 +492,7 @@
           </w:tcPr>
           <w:p>
             <w:pPr>
-              <w:pStyle w:val="TableText"/>
+              <w:pStyle w:val="25"/>
               <w:keepNext w:val="0"/>
               <w:keepLines w:val="0"/>
               <w:pageBreakBefore w:val="0"/>
@@ -512,7 +518,7 @@
           </w:tcPr>
           <w:p>
             <w:pPr>
-              <w:pStyle w:val="TableText"/>
+              <w:pStyle w:val="25"/>
               <w:keepNext w:val="0"/>
               <w:keepLines w:val="0"/>
               <w:pageBreakBefore w:val="0"/>
@@ -535,9 +541,14 @@
       </w:tr>
       <w:tr>
         <w:tblPrEx>
-          <w:tblW w:w="9071" w:type="dxa"/>
-          <w:tblInd w:w="5" w:type="dxa"/>
-          <w:tblLayout w:type="fixed"/>
+          <w:tblBorders>
+            <w:top w:val="single" w:color="000000" w:sz="4" w:space="0"/>
+            <w:left w:val="single" w:color="000000" w:sz="4" w:space="0"/>
+            <w:bottom w:val="single" w:color="000000" w:sz="4" w:space="0"/>
+            <w:right w:val="single" w:color="000000" w:sz="4" w:space="0"/>
+            <w:insideH w:val="single" w:color="000000" w:sz="4" w:space="0"/>
+            <w:insideV w:val="single" w:color="000000" w:sz="4" w:space="0"/>
+          </w:tblBorders>
           <w:tblCellMar>
             <w:top w:w="0" w:type="dxa"/>
             <w:left w:w="0" w:type="dxa"/>
@@ -546,7 +557,7 @@
           </w:tblCellMar>
         </w:tblPrEx>
         <w:trPr>
-          <w:trHeight w:val="474"/>
+          <w:trHeight w:val="474" w:hRule="atLeast"/>
         </w:trPr>
         <w:tc>
           <w:tcPr>
@@ -554,7 +565,7 @@
           </w:tcPr>
           <w:p>
             <w:pPr>
-              <w:pStyle w:val="TableText"/>
+              <w:pStyle w:val="25"/>
               <w:keepNext w:val="0"/>
               <w:keepLines w:val="0"/>
               <w:pageBreakBefore w:val="0"/>
@@ -580,7 +591,7 @@
           </w:tcPr>
           <w:p>
             <w:pPr>
-              <w:pStyle w:val="TableText"/>
+              <w:pStyle w:val="25"/>
               <w:keepNext w:val="0"/>
               <w:keepLines w:val="0"/>
               <w:pageBreakBefore w:val="0"/>
@@ -620,7 +631,7 @@
           </w:tcPr>
           <w:p>
             <w:pPr>
-              <w:pStyle w:val="TableText"/>
+              <w:pStyle w:val="25"/>
               <w:keepNext w:val="0"/>
               <w:keepLines w:val="0"/>
               <w:pageBreakBefore w:val="0"/>
@@ -646,7 +657,7 @@
           </w:tcPr>
           <w:p>
             <w:pPr>
-              <w:pStyle w:val="TableText"/>
+              <w:pStyle w:val="25"/>
               <w:keepNext w:val="0"/>
               <w:keepLines w:val="0"/>
               <w:pageBreakBefore w:val="0"/>
@@ -657,13 +668,20 @@
               <w:bidi w:val="0"/>
               <w:spacing w:before="134" w:line="220" w:lineRule="auto"/>
               <w:ind w:left="480"/>
+              <w:rPr>
+                <w:rFonts w:hint="default" w:eastAsia="宋体"/>
+                <w:lang w:val="en-US" w:eastAsia="zh-CN"/>
+              </w:rPr>
             </w:pPr>
             <w:r>
               <w:rPr>
-                <w:spacing w:val="-5"/>
-              </w:rPr>
-              <w:t>宫海亭</w:t>
+                <w:rFonts w:hint="eastAsia"/>
+                <w:lang w:val="en-US" w:eastAsia="zh-CN"/>
+              </w:rPr>
+              <w:t>王朋</w:t>
             </w:r>
+            <w:bookmarkStart w:id="19" w:name="_GoBack"/>
+            <w:bookmarkEnd w:id="19"/>
           </w:p>
         </w:tc>
         <w:tc>
@@ -672,7 +690,7 @@
           </w:tcPr>
           <w:p>
             <w:pPr>
-              <w:pStyle w:val="TableText"/>
+              <w:pStyle w:val="25"/>
               <w:keepNext w:val="0"/>
               <w:keepLines w:val="0"/>
               <w:pageBreakBefore w:val="0"/>
@@ -695,9 +713,14 @@
       </w:tr>
       <w:tr>
         <w:tblPrEx>
-          <w:tblW w:w="9071" w:type="dxa"/>
-          <w:tblInd w:w="5" w:type="dxa"/>
-          <w:tblLayout w:type="fixed"/>
+          <w:tblBorders>
+            <w:top w:val="single" w:color="000000" w:sz="4" w:space="0"/>
+            <w:left w:val="single" w:color="000000" w:sz="4" w:space="0"/>
+            <w:bottom w:val="single" w:color="000000" w:sz="4" w:space="0"/>
+            <w:right w:val="single" w:color="000000" w:sz="4" w:space="0"/>
+            <w:insideH w:val="single" w:color="000000" w:sz="4" w:space="0"/>
+            <w:insideV w:val="single" w:color="000000" w:sz="4" w:space="0"/>
+          </w:tblBorders>
           <w:tblCellMar>
             <w:top w:w="0" w:type="dxa"/>
             <w:left w:w="0" w:type="dxa"/>
@@ -706,7 +729,7 @@
           </w:tblCellMar>
         </w:tblPrEx>
         <w:trPr>
-          <w:trHeight w:val="474"/>
+          <w:trHeight w:val="474" w:hRule="atLeast"/>
         </w:trPr>
         <w:tc>
           <w:tcPr>
@@ -714,7 +737,7 @@
           </w:tcPr>
           <w:p>
             <w:pPr>
-              <w:pStyle w:val="TableText"/>
+              <w:pStyle w:val="25"/>
               <w:keepNext w:val="0"/>
               <w:keepLines w:val="0"/>
               <w:pageBreakBefore w:val="0"/>
@@ -734,7 +757,7 @@
           </w:tcPr>
           <w:p>
             <w:pPr>
-              <w:pStyle w:val="TableText"/>
+              <w:pStyle w:val="25"/>
               <w:keepNext w:val="0"/>
               <w:keepLines w:val="0"/>
               <w:pageBreakBefore w:val="0"/>
@@ -754,7 +777,7 @@
           </w:tcPr>
           <w:p>
             <w:pPr>
-              <w:pStyle w:val="TableText"/>
+              <w:pStyle w:val="25"/>
               <w:keepNext w:val="0"/>
               <w:keepLines w:val="0"/>
               <w:pageBreakBefore w:val="0"/>
@@ -774,7 +797,7 @@
           </w:tcPr>
           <w:p>
             <w:pPr>
-              <w:pStyle w:val="TableText"/>
+              <w:pStyle w:val="25"/>
               <w:keepNext w:val="0"/>
               <w:keepLines w:val="0"/>
               <w:pageBreakBefore w:val="0"/>
@@ -794,7 +817,7 @@
           </w:tcPr>
           <w:p>
             <w:pPr>
-              <w:pStyle w:val="TableText"/>
+              <w:pStyle w:val="25"/>
               <w:keepNext w:val="0"/>
               <w:keepLines w:val="0"/>
               <w:pageBreakBefore w:val="0"/>
@@ -811,9 +834,14 @@
       </w:tr>
       <w:tr>
         <w:tblPrEx>
-          <w:tblW w:w="9071" w:type="dxa"/>
-          <w:tblInd w:w="5" w:type="dxa"/>
-          <w:tblLayout w:type="fixed"/>
+          <w:tblBorders>
+            <w:top w:val="single" w:color="000000" w:sz="4" w:space="0"/>
+            <w:left w:val="single" w:color="000000" w:sz="4" w:space="0"/>
+            <w:bottom w:val="single" w:color="000000" w:sz="4" w:space="0"/>
+            <w:right w:val="single" w:color="000000" w:sz="4" w:space="0"/>
+            <w:insideH w:val="single" w:color="000000" w:sz="4" w:space="0"/>
+            <w:insideV w:val="single" w:color="000000" w:sz="4" w:space="0"/>
+          </w:tblBorders>
           <w:tblCellMar>
             <w:top w:w="0" w:type="dxa"/>
             <w:left w:w="0" w:type="dxa"/>
@@ -822,7 +850,7 @@
           </w:tblCellMar>
         </w:tblPrEx>
         <w:trPr>
-          <w:trHeight w:val="474"/>
+          <w:trHeight w:val="474" w:hRule="atLeast"/>
         </w:trPr>
         <w:tc>
           <w:tcPr>
@@ -830,7 +858,7 @@
           </w:tcPr>
           <w:p>
             <w:pPr>
-              <w:pStyle w:val="TableText"/>
+              <w:pStyle w:val="25"/>
               <w:keepNext w:val="0"/>
               <w:keepLines w:val="0"/>
               <w:pageBreakBefore w:val="0"/>
@@ -850,7 +878,7 @@
           </w:tcPr>
           <w:p>
             <w:pPr>
-              <w:pStyle w:val="TableText"/>
+              <w:pStyle w:val="25"/>
               <w:keepNext w:val="0"/>
               <w:keepLines w:val="0"/>
               <w:pageBreakBefore w:val="0"/>
@@ -870,7 +898,7 @@
           </w:tcPr>
           <w:p>
             <w:pPr>
-              <w:pStyle w:val="TableText"/>
+              <w:pStyle w:val="25"/>
               <w:keepNext w:val="0"/>
               <w:keepLines w:val="0"/>
               <w:pageBreakBefore w:val="0"/>
@@ -890,7 +918,7 @@
           </w:tcPr>
           <w:p>
             <w:pPr>
-              <w:pStyle w:val="TableText"/>
+              <w:pStyle w:val="25"/>
               <w:keepNext w:val="0"/>
               <w:keepLines w:val="0"/>
               <w:pageBreakBefore w:val="0"/>
@@ -910,7 +938,7 @@
           </w:tcPr>
           <w:p>
             <w:pPr>
-              <w:pStyle w:val="TableText"/>
+              <w:pStyle w:val="25"/>
               <w:keepNext w:val="0"/>
               <w:keepLines w:val="0"/>
               <w:pageBreakBefore w:val="0"/>
@@ -927,9 +955,14 @@
       </w:tr>
       <w:tr>
         <w:tblPrEx>
-          <w:tblW w:w="9071" w:type="dxa"/>
-          <w:tblInd w:w="5" w:type="dxa"/>
-          <w:tblLayout w:type="fixed"/>
+          <w:tblBorders>
+            <w:top w:val="single" w:color="000000" w:sz="4" w:space="0"/>
+            <w:left w:val="single" w:color="000000" w:sz="4" w:space="0"/>
+            <w:bottom w:val="single" w:color="000000" w:sz="4" w:space="0"/>
+            <w:right w:val="single" w:color="000000" w:sz="4" w:space="0"/>
+            <w:insideH w:val="single" w:color="000000" w:sz="4" w:space="0"/>
+            <w:insideV w:val="single" w:color="000000" w:sz="4" w:space="0"/>
+          </w:tblBorders>
           <w:tblCellMar>
             <w:top w:w="0" w:type="dxa"/>
             <w:left w:w="0" w:type="dxa"/>
@@ -938,7 +971,7 @@
           </w:tblCellMar>
         </w:tblPrEx>
         <w:trPr>
-          <w:trHeight w:val="474"/>
+          <w:trHeight w:val="474" w:hRule="atLeast"/>
         </w:trPr>
         <w:tc>
           <w:tcPr>
@@ -946,7 +979,7 @@
           </w:tcPr>
           <w:p>
             <w:pPr>
-              <w:pStyle w:val="TableText"/>
+              <w:pStyle w:val="25"/>
               <w:keepNext w:val="0"/>
               <w:keepLines w:val="0"/>
               <w:pageBreakBefore w:val="0"/>
@@ -966,7 +999,7 @@
           </w:tcPr>
           <w:p>
             <w:pPr>
-              <w:pStyle w:val="TableText"/>
+              <w:pStyle w:val="25"/>
               <w:keepNext w:val="0"/>
               <w:keepLines w:val="0"/>
               <w:pageBreakBefore w:val="0"/>
@@ -986,7 +1019,7 @@
           </w:tcPr>
           <w:p>
             <w:pPr>
-              <w:pStyle w:val="TableText"/>
+              <w:pStyle w:val="25"/>
               <w:keepNext w:val="0"/>
               <w:keepLines w:val="0"/>
               <w:pageBreakBefore w:val="0"/>
@@ -1006,7 +1039,7 @@
           </w:tcPr>
           <w:p>
             <w:pPr>
-              <w:pStyle w:val="TableText"/>
+              <w:pStyle w:val="25"/>
               <w:keepNext w:val="0"/>
               <w:keepLines w:val="0"/>
               <w:pageBreakBefore w:val="0"/>
@@ -1026,7 +1059,7 @@
           </w:tcPr>
           <w:p>
             <w:pPr>
-              <w:pStyle w:val="TableText"/>
+              <w:pStyle w:val="25"/>
               <w:keepNext w:val="0"/>
               <w:keepLines w:val="0"/>
               <w:pageBreakBefore w:val="0"/>
@@ -1043,9 +1076,14 @@
       </w:tr>
       <w:tr>
         <w:tblPrEx>
-          <w:tblW w:w="9071" w:type="dxa"/>
-          <w:tblInd w:w="5" w:type="dxa"/>
-          <w:tblLayout w:type="fixed"/>
+          <w:tblBorders>
+            <w:top w:val="single" w:color="000000" w:sz="4" w:space="0"/>
+            <w:left w:val="single" w:color="000000" w:sz="4" w:space="0"/>
+            <w:bottom w:val="single" w:color="000000" w:sz="4" w:space="0"/>
+            <w:right w:val="single" w:color="000000" w:sz="4" w:space="0"/>
+            <w:insideH w:val="single" w:color="000000" w:sz="4" w:space="0"/>
+            <w:insideV w:val="single" w:color="000000" w:sz="4" w:space="0"/>
+          </w:tblBorders>
           <w:tblCellMar>
             <w:top w:w="0" w:type="dxa"/>
             <w:left w:w="0" w:type="dxa"/>
@@ -1054,7 +1092,7 @@
           </w:tblCellMar>
         </w:tblPrEx>
         <w:trPr>
-          <w:trHeight w:val="589"/>
+          <w:trHeight w:val="589" w:hRule="atLeast"/>
         </w:trPr>
         <w:tc>
           <w:tcPr>
@@ -1165,7 +1203,7 @@
     </w:tbl>
     <w:p>
       <w:pPr>
-        <w:pStyle w:val="BodyText"/>
+        <w:pStyle w:val="12"/>
         <w:keepNext w:val="0"/>
         <w:keepLines w:val="0"/>
         <w:pageBreakBefore w:val="0"/>
@@ -1189,7 +1227,7 @@
         <w:sectPr>
           <w:pgSz w:w="11906" w:h="16839"/>
           <w:pgMar w:top="1431" w:right="1236" w:bottom="0" w:left="1588" w:header="0" w:footer="0" w:gutter="0"/>
-          <w:cols w:num="1" w:space="720"/>
+          <w:cols w:space="720" w:num="1"/>
         </w:sectPr>
       </w:pPr>
     </w:p>
@@ -1204,7 +1242,7 @@
         <w:topLinePunct w:val="0"/>
         <w:bidi w:val="0"/>
         <w:rPr>
-          <w:rFonts w:ascii="Segoe UI" w:eastAsia="Segoe UI" w:hAnsi="Segoe UI" w:cs="Segoe UI" w:hint="default"/>
+          <w:rFonts w:hint="default" w:ascii="Segoe UI" w:hAnsi="Segoe UI" w:eastAsia="Segoe UI" w:cs="Segoe UI"/>
           <w:i w:val="0"/>
           <w:iCs w:val="0"/>
           <w:caps w:val="0"/>
@@ -1218,7 +1256,7 @@
     <w:sdt>
       <w:sdtPr>
         <w:rPr>
-          <w:rFonts w:ascii="宋体" w:eastAsia="宋体" w:hAnsi="宋体" w:cstheme="minorBidi"/>
+          <w:rFonts w:ascii="宋体" w:hAnsi="宋体" w:eastAsia="宋体" w:cstheme="minorBidi"/>
           <w:kern w:val="2"/>
           <w:sz w:val="21"/>
           <w:szCs w:val="24"/>
@@ -1232,7 +1270,7 @@
       </w:sdtPr>
       <w:sdtEndPr>
         <w:rPr>
-          <w:rFonts w:ascii="宋体" w:eastAsia="宋体" w:hAnsi="宋体" w:cstheme="minorBidi" w:hint="default"/>
+          <w:rFonts w:hint="default" w:ascii="宋体" w:hAnsi="宋体" w:eastAsia="宋体" w:cstheme="minorBidi"/>
           <w:kern w:val="2"/>
           <w:sz w:val="21"/>
           <w:szCs w:val="24"/>
@@ -1251,12 +1289,12 @@
             <w:topLinePunct w:val="0"/>
             <w:bidi w:val="0"/>
             <w:spacing w:before="0" w:beforeLines="0" w:after="0" w:afterLines="0" w:line="240" w:lineRule="auto"/>
-            <w:ind w:left="0" w:right="0" w:firstLine="0" w:leftChars="0" w:rightChars="0" w:firstLineChars="0"/>
+            <w:ind w:left="0" w:leftChars="0" w:right="0" w:rightChars="0" w:firstLine="0" w:firstLineChars="0"/>
             <w:jc w:val="center"/>
           </w:pPr>
           <w:r>
             <w:rPr>
-              <w:rFonts w:ascii="宋体" w:eastAsia="宋体" w:hAnsi="宋体"/>
+              <w:rFonts w:ascii="宋体" w:hAnsi="宋体" w:eastAsia="宋体"/>
               <w:sz w:val="21"/>
             </w:rPr>
             <w:t>目录</w:t>
@@ -1264,14 +1302,14 @@
         </w:p>
         <w:p>
           <w:pPr>
-            <w:pStyle w:val="TOC1"/>
+            <w:pStyle w:val="16"/>
             <w:tabs>
               <w:tab w:val="right" w:leader="dot" w:pos="8306"/>
             </w:tabs>
           </w:pPr>
           <w:r>
             <w:rPr>
-              <w:rFonts w:ascii="Microsoft JhengHei" w:eastAsia="Microsoft JhengHei" w:hAnsi="Microsoft JhengHei" w:cs="Microsoft JhengHei" w:hint="eastAsia"/>
+              <w:rFonts w:hint="eastAsia" w:ascii="Microsoft JhengHei" w:hAnsi="Microsoft JhengHei" w:eastAsia="Microsoft JhengHei" w:cs="Microsoft JhengHei"/>
               <w:sz w:val="24"/>
               <w:szCs w:val="24"/>
             </w:rPr>
@@ -1279,7 +1317,7 @@
           </w:r>
           <w:r>
             <w:rPr>
-              <w:rFonts w:ascii="Microsoft JhengHei" w:eastAsia="Microsoft JhengHei" w:hAnsi="Microsoft JhengHei" w:cs="Microsoft JhengHei" w:hint="eastAsia"/>
+              <w:rFonts w:hint="eastAsia" w:ascii="Microsoft JhengHei" w:hAnsi="Microsoft JhengHei" w:eastAsia="Microsoft JhengHei" w:cs="Microsoft JhengHei"/>
               <w:sz w:val="24"/>
               <w:szCs w:val="24"/>
             </w:rPr>
@@ -1287,7 +1325,7 @@
           </w:r>
           <w:r>
             <w:rPr>
-              <w:rFonts w:ascii="Microsoft JhengHei" w:eastAsia="Microsoft JhengHei" w:hAnsi="Microsoft JhengHei" w:cs="Microsoft JhengHei" w:hint="eastAsia"/>
+              <w:rFonts w:hint="eastAsia" w:ascii="Microsoft JhengHei" w:hAnsi="Microsoft JhengHei" w:eastAsia="Microsoft JhengHei" w:cs="Microsoft JhengHei"/>
               <w:sz w:val="24"/>
               <w:szCs w:val="24"/>
             </w:rPr>
@@ -1295,21 +1333,21 @@
           </w:r>
           <w:r>
             <w:rPr>
-              <w:rFonts w:ascii="Microsoft JhengHei" w:eastAsia="Microsoft JhengHei" w:hAnsi="Microsoft JhengHei" w:cs="Microsoft JhengHei" w:hint="eastAsia"/>
+              <w:rFonts w:hint="eastAsia" w:ascii="Microsoft JhengHei" w:hAnsi="Microsoft JhengHei" w:eastAsia="Microsoft JhengHei" w:cs="Microsoft JhengHei"/>
               <w:szCs w:val="24"/>
             </w:rPr>
             <w:fldChar w:fldCharType="begin"/>
           </w:r>
           <w:r>
             <w:rPr>
-              <w:rFonts w:ascii="Microsoft JhengHei" w:eastAsia="Microsoft JhengHei" w:hAnsi="Microsoft JhengHei" w:cs="Microsoft JhengHei" w:hint="eastAsia"/>
+              <w:rFonts w:hint="eastAsia" w:ascii="Microsoft JhengHei" w:hAnsi="Microsoft JhengHei" w:eastAsia="Microsoft JhengHei" w:cs="Microsoft JhengHei"/>
               <w:szCs w:val="24"/>
             </w:rPr>
             <w:instrText xml:space="preserve"> HYPERLINK \l _Toc5379 </w:instrText>
           </w:r>
           <w:r>
             <w:rPr>
-              <w:rFonts w:ascii="Microsoft JhengHei" w:eastAsia="Microsoft JhengHei" w:hAnsi="Microsoft JhengHei" w:cs="Microsoft JhengHei" w:hint="eastAsia"/>
+              <w:rFonts w:hint="eastAsia" w:ascii="Microsoft JhengHei" w:hAnsi="Microsoft JhengHei" w:eastAsia="Microsoft JhengHei" w:cs="Microsoft JhengHei"/>
               <w:szCs w:val="24"/>
             </w:rPr>
             <w:fldChar w:fldCharType="separate"/>
@@ -1341,7 +1379,7 @@
           </w:r>
           <w:r>
             <w:rPr>
-              <w:rFonts w:ascii="Microsoft JhengHei" w:eastAsia="Microsoft JhengHei" w:hAnsi="Microsoft JhengHei" w:cs="Microsoft JhengHei" w:hint="eastAsia"/>
+              <w:rFonts w:hint="eastAsia" w:ascii="Microsoft JhengHei" w:hAnsi="Microsoft JhengHei" w:eastAsia="Microsoft JhengHei" w:cs="Microsoft JhengHei"/>
               <w:szCs w:val="24"/>
             </w:rPr>
             <w:fldChar w:fldCharType="end"/>
@@ -1349,28 +1387,28 @@
         </w:p>
         <w:p>
           <w:pPr>
-            <w:pStyle w:val="TOC1"/>
+            <w:pStyle w:val="16"/>
             <w:tabs>
               <w:tab w:val="right" w:leader="dot" w:pos="8306"/>
             </w:tabs>
           </w:pPr>
           <w:r>
             <w:rPr>
-              <w:rFonts w:ascii="Microsoft JhengHei" w:eastAsia="Microsoft JhengHei" w:hAnsi="Microsoft JhengHei" w:cs="Microsoft JhengHei" w:hint="eastAsia"/>
+              <w:rFonts w:hint="eastAsia" w:ascii="Microsoft JhengHei" w:hAnsi="Microsoft JhengHei" w:eastAsia="Microsoft JhengHei" w:cs="Microsoft JhengHei"/>
               <w:szCs w:val="24"/>
             </w:rPr>
             <w:fldChar w:fldCharType="begin"/>
           </w:r>
           <w:r>
             <w:rPr>
-              <w:rFonts w:ascii="Microsoft JhengHei" w:eastAsia="Microsoft JhengHei" w:hAnsi="Microsoft JhengHei" w:cs="Microsoft JhengHei" w:hint="eastAsia"/>
+              <w:rFonts w:hint="eastAsia" w:ascii="Microsoft JhengHei" w:hAnsi="Microsoft JhengHei" w:eastAsia="Microsoft JhengHei" w:cs="Microsoft JhengHei"/>
               <w:szCs w:val="24"/>
             </w:rPr>
             <w:instrText xml:space="preserve"> HYPERLINK \l _Toc14896 </w:instrText>
           </w:r>
           <w:r>
             <w:rPr>
-              <w:rFonts w:ascii="Microsoft JhengHei" w:eastAsia="Microsoft JhengHei" w:hAnsi="Microsoft JhengHei" w:cs="Microsoft JhengHei" w:hint="eastAsia"/>
+              <w:rFonts w:hint="eastAsia" w:ascii="Microsoft JhengHei" w:hAnsi="Microsoft JhengHei" w:eastAsia="Microsoft JhengHei" w:cs="Microsoft JhengHei"/>
               <w:szCs w:val="24"/>
             </w:rPr>
             <w:fldChar w:fldCharType="separate"/>
@@ -1398,7 +1436,7 @@
           </w:r>
           <w:r>
             <w:rPr>
-              <w:rFonts w:ascii="Microsoft JhengHei" w:eastAsia="Microsoft JhengHei" w:hAnsi="Microsoft JhengHei" w:cs="Microsoft JhengHei" w:hint="eastAsia"/>
+              <w:rFonts w:hint="eastAsia" w:ascii="Microsoft JhengHei" w:hAnsi="Microsoft JhengHei" w:eastAsia="Microsoft JhengHei" w:cs="Microsoft JhengHei"/>
               <w:szCs w:val="24"/>
             </w:rPr>
             <w:fldChar w:fldCharType="end"/>
@@ -1406,35 +1444,35 @@
         </w:p>
         <w:p>
           <w:pPr>
-            <w:pStyle w:val="TOC1"/>
+            <w:pStyle w:val="16"/>
             <w:tabs>
               <w:tab w:val="right" w:leader="dot" w:pos="8306"/>
             </w:tabs>
           </w:pPr>
           <w:r>
             <w:rPr>
-              <w:rFonts w:ascii="Microsoft JhengHei" w:eastAsia="Microsoft JhengHei" w:hAnsi="Microsoft JhengHei" w:cs="Microsoft JhengHei" w:hint="eastAsia"/>
+              <w:rFonts w:hint="eastAsia" w:ascii="Microsoft JhengHei" w:hAnsi="Microsoft JhengHei" w:eastAsia="Microsoft JhengHei" w:cs="Microsoft JhengHei"/>
               <w:szCs w:val="24"/>
             </w:rPr>
             <w:fldChar w:fldCharType="begin"/>
           </w:r>
           <w:r>
             <w:rPr>
-              <w:rFonts w:ascii="Microsoft JhengHei" w:eastAsia="Microsoft JhengHei" w:hAnsi="Microsoft JhengHei" w:cs="Microsoft JhengHei" w:hint="eastAsia"/>
+              <w:rFonts w:hint="eastAsia" w:ascii="Microsoft JhengHei" w:hAnsi="Microsoft JhengHei" w:eastAsia="Microsoft JhengHei" w:cs="Microsoft JhengHei"/>
               <w:szCs w:val="24"/>
             </w:rPr>
             <w:instrText xml:space="preserve"> HYPERLINK \l _Toc29753 </w:instrText>
           </w:r>
           <w:r>
             <w:rPr>
-              <w:rFonts w:ascii="Microsoft JhengHei" w:eastAsia="Microsoft JhengHei" w:hAnsi="Microsoft JhengHei" w:cs="Microsoft JhengHei" w:hint="eastAsia"/>
+              <w:rFonts w:hint="eastAsia" w:ascii="Microsoft JhengHei" w:hAnsi="Microsoft JhengHei" w:eastAsia="Microsoft JhengHei" w:cs="Microsoft JhengHei"/>
               <w:szCs w:val="24"/>
             </w:rPr>
             <w:fldChar w:fldCharType="separate"/>
           </w:r>
           <w:r>
             <w:rPr>
-              <w:rFonts w:ascii="宋体" w:eastAsia="宋体" w:hAnsi="宋体" w:cs="宋体"/>
+              <w:rFonts w:ascii="宋体" w:hAnsi="宋体" w:eastAsia="宋体" w:cs="宋体"/>
               <w:spacing w:val="-2"/>
               <w:szCs w:val="21"/>
             </w:rPr>
@@ -1460,7 +1498,7 @@
           </w:r>
           <w:r>
             <w:rPr>
-              <w:rFonts w:ascii="Microsoft JhengHei" w:eastAsia="Microsoft JhengHei" w:hAnsi="Microsoft JhengHei" w:cs="Microsoft JhengHei" w:hint="eastAsia"/>
+              <w:rFonts w:hint="eastAsia" w:ascii="Microsoft JhengHei" w:hAnsi="Microsoft JhengHei" w:eastAsia="Microsoft JhengHei" w:cs="Microsoft JhengHei"/>
               <w:szCs w:val="24"/>
             </w:rPr>
             <w:fldChar w:fldCharType="end"/>
@@ -1468,28 +1506,28 @@
         </w:p>
         <w:p>
           <w:pPr>
-            <w:pStyle w:val="TOC1"/>
+            <w:pStyle w:val="16"/>
             <w:tabs>
               <w:tab w:val="right" w:leader="dot" w:pos="8306"/>
             </w:tabs>
           </w:pPr>
           <w:r>
             <w:rPr>
-              <w:rFonts w:ascii="Microsoft JhengHei" w:eastAsia="Microsoft JhengHei" w:hAnsi="Microsoft JhengHei" w:cs="Microsoft JhengHei" w:hint="eastAsia"/>
+              <w:rFonts w:hint="eastAsia" w:ascii="Microsoft JhengHei" w:hAnsi="Microsoft JhengHei" w:eastAsia="Microsoft JhengHei" w:cs="Microsoft JhengHei"/>
               <w:szCs w:val="24"/>
             </w:rPr>
             <w:fldChar w:fldCharType="begin"/>
           </w:r>
           <w:r>
             <w:rPr>
-              <w:rFonts w:ascii="Microsoft JhengHei" w:eastAsia="Microsoft JhengHei" w:hAnsi="Microsoft JhengHei" w:cs="Microsoft JhengHei" w:hint="eastAsia"/>
+              <w:rFonts w:hint="eastAsia" w:ascii="Microsoft JhengHei" w:hAnsi="Microsoft JhengHei" w:eastAsia="Microsoft JhengHei" w:cs="Microsoft JhengHei"/>
               <w:szCs w:val="24"/>
             </w:rPr>
             <w:instrText xml:space="preserve"> HYPERLINK \l _Toc13789 </w:instrText>
           </w:r>
           <w:r>
             <w:rPr>
-              <w:rFonts w:ascii="Microsoft JhengHei" w:eastAsia="Microsoft JhengHei" w:hAnsi="Microsoft JhengHei" w:cs="Microsoft JhengHei" w:hint="eastAsia"/>
+              <w:rFonts w:hint="eastAsia" w:ascii="Microsoft JhengHei" w:hAnsi="Microsoft JhengHei" w:eastAsia="Microsoft JhengHei" w:cs="Microsoft JhengHei"/>
               <w:szCs w:val="24"/>
             </w:rPr>
             <w:fldChar w:fldCharType="separate"/>
@@ -1520,7 +1558,7 @@
           </w:r>
           <w:r>
             <w:rPr>
-              <w:rFonts w:ascii="Microsoft JhengHei" w:eastAsia="Microsoft JhengHei" w:hAnsi="Microsoft JhengHei" w:cs="Microsoft JhengHei" w:hint="eastAsia"/>
+              <w:rFonts w:hint="eastAsia" w:ascii="Microsoft JhengHei" w:hAnsi="Microsoft JhengHei" w:eastAsia="Microsoft JhengHei" w:cs="Microsoft JhengHei"/>
               <w:szCs w:val="24"/>
             </w:rPr>
             <w:fldChar w:fldCharType="end"/>
@@ -1528,28 +1566,28 @@
         </w:p>
         <w:p>
           <w:pPr>
-            <w:pStyle w:val="TOC1"/>
+            <w:pStyle w:val="16"/>
             <w:tabs>
               <w:tab w:val="right" w:leader="dot" w:pos="8306"/>
             </w:tabs>
           </w:pPr>
           <w:r>
             <w:rPr>
-              <w:rFonts w:ascii="Microsoft JhengHei" w:eastAsia="Microsoft JhengHei" w:hAnsi="Microsoft JhengHei" w:cs="Microsoft JhengHei" w:hint="eastAsia"/>
+              <w:rFonts w:hint="eastAsia" w:ascii="Microsoft JhengHei" w:hAnsi="Microsoft JhengHei" w:eastAsia="Microsoft JhengHei" w:cs="Microsoft JhengHei"/>
               <w:szCs w:val="24"/>
             </w:rPr>
             <w:fldChar w:fldCharType="begin"/>
           </w:r>
           <w:r>
             <w:rPr>
-              <w:rFonts w:ascii="Microsoft JhengHei" w:eastAsia="Microsoft JhengHei" w:hAnsi="Microsoft JhengHei" w:cs="Microsoft JhengHei" w:hint="eastAsia"/>
+              <w:rFonts w:hint="eastAsia" w:ascii="Microsoft JhengHei" w:hAnsi="Microsoft JhengHei" w:eastAsia="Microsoft JhengHei" w:cs="Microsoft JhengHei"/>
               <w:szCs w:val="24"/>
             </w:rPr>
             <w:instrText xml:space="preserve"> HYPERLINK \l _Toc7270 </w:instrText>
           </w:r>
           <w:r>
             <w:rPr>
-              <w:rFonts w:ascii="Microsoft JhengHei" w:eastAsia="Microsoft JhengHei" w:hAnsi="Microsoft JhengHei" w:cs="Microsoft JhengHei" w:hint="eastAsia"/>
+              <w:rFonts w:hint="eastAsia" w:ascii="Microsoft JhengHei" w:hAnsi="Microsoft JhengHei" w:eastAsia="Microsoft JhengHei" w:cs="Microsoft JhengHei"/>
               <w:szCs w:val="24"/>
             </w:rPr>
             <w:fldChar w:fldCharType="separate"/>
@@ -1580,7 +1618,7 @@
           </w:r>
           <w:r>
             <w:rPr>
-              <w:rFonts w:ascii="Microsoft JhengHei" w:eastAsia="Microsoft JhengHei" w:hAnsi="Microsoft JhengHei" w:cs="Microsoft JhengHei" w:hint="eastAsia"/>
+              <w:rFonts w:hint="eastAsia" w:ascii="Microsoft JhengHei" w:hAnsi="Microsoft JhengHei" w:eastAsia="Microsoft JhengHei" w:cs="Microsoft JhengHei"/>
               <w:szCs w:val="24"/>
             </w:rPr>
             <w:fldChar w:fldCharType="end"/>
@@ -1588,28 +1626,28 @@
         </w:p>
         <w:p>
           <w:pPr>
-            <w:pStyle w:val="TOC1"/>
+            <w:pStyle w:val="16"/>
             <w:tabs>
               <w:tab w:val="right" w:leader="dot" w:pos="8306"/>
             </w:tabs>
           </w:pPr>
           <w:r>
             <w:rPr>
-              <w:rFonts w:ascii="Microsoft JhengHei" w:eastAsia="Microsoft JhengHei" w:hAnsi="Microsoft JhengHei" w:cs="Microsoft JhengHei" w:hint="eastAsia"/>
+              <w:rFonts w:hint="eastAsia" w:ascii="Microsoft JhengHei" w:hAnsi="Microsoft JhengHei" w:eastAsia="Microsoft JhengHei" w:cs="Microsoft JhengHei"/>
               <w:szCs w:val="24"/>
             </w:rPr>
             <w:fldChar w:fldCharType="begin"/>
           </w:r>
           <w:r>
             <w:rPr>
-              <w:rFonts w:ascii="Microsoft JhengHei" w:eastAsia="Microsoft JhengHei" w:hAnsi="Microsoft JhengHei" w:cs="Microsoft JhengHei" w:hint="eastAsia"/>
+              <w:rFonts w:hint="eastAsia" w:ascii="Microsoft JhengHei" w:hAnsi="Microsoft JhengHei" w:eastAsia="Microsoft JhengHei" w:cs="Microsoft JhengHei"/>
               <w:szCs w:val="24"/>
             </w:rPr>
             <w:instrText xml:space="preserve"> HYPERLINK \l _Toc13921 </w:instrText>
           </w:r>
           <w:r>
             <w:rPr>
-              <w:rFonts w:ascii="Microsoft JhengHei" w:eastAsia="Microsoft JhengHei" w:hAnsi="Microsoft JhengHei" w:cs="Microsoft JhengHei" w:hint="eastAsia"/>
+              <w:rFonts w:hint="eastAsia" w:ascii="Microsoft JhengHei" w:hAnsi="Microsoft JhengHei" w:eastAsia="Microsoft JhengHei" w:cs="Microsoft JhengHei"/>
               <w:szCs w:val="24"/>
             </w:rPr>
             <w:fldChar w:fldCharType="separate"/>
@@ -1640,7 +1678,7 @@
           </w:r>
           <w:r>
             <w:rPr>
-              <w:rFonts w:ascii="Microsoft JhengHei" w:eastAsia="Microsoft JhengHei" w:hAnsi="Microsoft JhengHei" w:cs="Microsoft JhengHei" w:hint="eastAsia"/>
+              <w:rFonts w:hint="eastAsia" w:ascii="Microsoft JhengHei" w:hAnsi="Microsoft JhengHei" w:eastAsia="Microsoft JhengHei" w:cs="Microsoft JhengHei"/>
               <w:szCs w:val="24"/>
             </w:rPr>
             <w:fldChar w:fldCharType="end"/>
@@ -1648,28 +1686,28 @@
         </w:p>
         <w:p>
           <w:pPr>
-            <w:pStyle w:val="TOC1"/>
+            <w:pStyle w:val="16"/>
             <w:tabs>
               <w:tab w:val="right" w:leader="dot" w:pos="8306"/>
             </w:tabs>
           </w:pPr>
           <w:r>
             <w:rPr>
-              <w:rFonts w:ascii="Microsoft JhengHei" w:eastAsia="Microsoft JhengHei" w:hAnsi="Microsoft JhengHei" w:cs="Microsoft JhengHei" w:hint="eastAsia"/>
+              <w:rFonts w:hint="eastAsia" w:ascii="Microsoft JhengHei" w:hAnsi="Microsoft JhengHei" w:eastAsia="Microsoft JhengHei" w:cs="Microsoft JhengHei"/>
               <w:szCs w:val="24"/>
             </w:rPr>
             <w:fldChar w:fldCharType="begin"/>
           </w:r>
           <w:r>
             <w:rPr>
-              <w:rFonts w:ascii="Microsoft JhengHei" w:eastAsia="Microsoft JhengHei" w:hAnsi="Microsoft JhengHei" w:cs="Microsoft JhengHei" w:hint="eastAsia"/>
+              <w:rFonts w:hint="eastAsia" w:ascii="Microsoft JhengHei" w:hAnsi="Microsoft JhengHei" w:eastAsia="Microsoft JhengHei" w:cs="Microsoft JhengHei"/>
               <w:szCs w:val="24"/>
             </w:rPr>
             <w:instrText xml:space="preserve"> HYPERLINK \l _Toc20444 </w:instrText>
           </w:r>
           <w:r>
             <w:rPr>
-              <w:rFonts w:ascii="Microsoft JhengHei" w:eastAsia="Microsoft JhengHei" w:hAnsi="Microsoft JhengHei" w:cs="Microsoft JhengHei" w:hint="eastAsia"/>
+              <w:rFonts w:hint="eastAsia" w:ascii="Microsoft JhengHei" w:hAnsi="Microsoft JhengHei" w:eastAsia="Microsoft JhengHei" w:cs="Microsoft JhengHei"/>
               <w:szCs w:val="24"/>
             </w:rPr>
             <w:fldChar w:fldCharType="separate"/>
@@ -1700,7 +1738,7 @@
           </w:r>
           <w:r>
             <w:rPr>
-              <w:rFonts w:ascii="Microsoft JhengHei" w:eastAsia="Microsoft JhengHei" w:hAnsi="Microsoft JhengHei" w:cs="Microsoft JhengHei" w:hint="eastAsia"/>
+              <w:rFonts w:hint="eastAsia" w:ascii="Microsoft JhengHei" w:hAnsi="Microsoft JhengHei" w:eastAsia="Microsoft JhengHei" w:cs="Microsoft JhengHei"/>
               <w:szCs w:val="24"/>
             </w:rPr>
             <w:fldChar w:fldCharType="end"/>
@@ -1708,28 +1746,28 @@
         </w:p>
         <w:p>
           <w:pPr>
-            <w:pStyle w:val="TOC2"/>
+            <w:pStyle w:val="17"/>
             <w:tabs>
               <w:tab w:val="right" w:leader="dot" w:pos="8306"/>
             </w:tabs>
           </w:pPr>
           <w:r>
             <w:rPr>
-              <w:rFonts w:ascii="Microsoft JhengHei" w:eastAsia="Microsoft JhengHei" w:hAnsi="Microsoft JhengHei" w:cs="Microsoft JhengHei" w:hint="eastAsia"/>
+              <w:rFonts w:hint="eastAsia" w:ascii="Microsoft JhengHei" w:hAnsi="Microsoft JhengHei" w:eastAsia="Microsoft JhengHei" w:cs="Microsoft JhengHei"/>
               <w:szCs w:val="24"/>
             </w:rPr>
             <w:fldChar w:fldCharType="begin"/>
           </w:r>
           <w:r>
             <w:rPr>
-              <w:rFonts w:ascii="Microsoft JhengHei" w:eastAsia="Microsoft JhengHei" w:hAnsi="Microsoft JhengHei" w:cs="Microsoft JhengHei" w:hint="eastAsia"/>
+              <w:rFonts w:hint="eastAsia" w:ascii="Microsoft JhengHei" w:hAnsi="Microsoft JhengHei" w:eastAsia="Microsoft JhengHei" w:cs="Microsoft JhengHei"/>
               <w:szCs w:val="24"/>
             </w:rPr>
             <w:instrText xml:space="preserve"> HYPERLINK \l _Toc7316 </w:instrText>
           </w:r>
           <w:r>
             <w:rPr>
-              <w:rFonts w:ascii="Microsoft JhengHei" w:eastAsia="Microsoft JhengHei" w:hAnsi="Microsoft JhengHei" w:cs="Microsoft JhengHei" w:hint="eastAsia"/>
+              <w:rFonts w:hint="eastAsia" w:ascii="Microsoft JhengHei" w:hAnsi="Microsoft JhengHei" w:eastAsia="Microsoft JhengHei" w:cs="Microsoft JhengHei"/>
               <w:szCs w:val="24"/>
             </w:rPr>
             <w:fldChar w:fldCharType="separate"/>
@@ -1769,7 +1807,7 @@
           </w:r>
           <w:r>
             <w:rPr>
-              <w:rFonts w:ascii="Microsoft JhengHei" w:eastAsia="Microsoft JhengHei" w:hAnsi="Microsoft JhengHei" w:cs="Microsoft JhengHei" w:hint="eastAsia"/>
+              <w:rFonts w:hint="eastAsia" w:ascii="Microsoft JhengHei" w:hAnsi="Microsoft JhengHei" w:eastAsia="Microsoft JhengHei" w:cs="Microsoft JhengHei"/>
               <w:szCs w:val="24"/>
             </w:rPr>
             <w:fldChar w:fldCharType="end"/>
@@ -1777,28 +1815,28 @@
         </w:p>
         <w:p>
           <w:pPr>
-            <w:pStyle w:val="TOC2"/>
+            <w:pStyle w:val="17"/>
             <w:tabs>
               <w:tab w:val="right" w:leader="dot" w:pos="8306"/>
             </w:tabs>
           </w:pPr>
           <w:r>
             <w:rPr>
-              <w:rFonts w:ascii="Microsoft JhengHei" w:eastAsia="Microsoft JhengHei" w:hAnsi="Microsoft JhengHei" w:cs="Microsoft JhengHei" w:hint="eastAsia"/>
+              <w:rFonts w:hint="eastAsia" w:ascii="Microsoft JhengHei" w:hAnsi="Microsoft JhengHei" w:eastAsia="Microsoft JhengHei" w:cs="Microsoft JhengHei"/>
               <w:szCs w:val="24"/>
             </w:rPr>
             <w:fldChar w:fldCharType="begin"/>
           </w:r>
           <w:r>
             <w:rPr>
-              <w:rFonts w:ascii="Microsoft JhengHei" w:eastAsia="Microsoft JhengHei" w:hAnsi="Microsoft JhengHei" w:cs="Microsoft JhengHei" w:hint="eastAsia"/>
+              <w:rFonts w:hint="eastAsia" w:ascii="Microsoft JhengHei" w:hAnsi="Microsoft JhengHei" w:eastAsia="Microsoft JhengHei" w:cs="Microsoft JhengHei"/>
               <w:szCs w:val="24"/>
             </w:rPr>
             <w:instrText xml:space="preserve"> HYPERLINK \l _Toc15523 </w:instrText>
           </w:r>
           <w:r>
             <w:rPr>
-              <w:rFonts w:ascii="Microsoft JhengHei" w:eastAsia="Microsoft JhengHei" w:hAnsi="Microsoft JhengHei" w:cs="Microsoft JhengHei" w:hint="eastAsia"/>
+              <w:rFonts w:hint="eastAsia" w:ascii="Microsoft JhengHei" w:hAnsi="Microsoft JhengHei" w:eastAsia="Microsoft JhengHei" w:cs="Microsoft JhengHei"/>
               <w:szCs w:val="24"/>
             </w:rPr>
             <w:fldChar w:fldCharType="separate"/>
@@ -1830,7 +1868,7 @@
           </w:r>
           <w:r>
             <w:rPr>
-              <w:rFonts w:ascii="Microsoft JhengHei" w:eastAsia="Microsoft JhengHei" w:hAnsi="Microsoft JhengHei" w:cs="Microsoft JhengHei" w:hint="eastAsia"/>
+              <w:rFonts w:hint="eastAsia" w:ascii="Microsoft JhengHei" w:hAnsi="Microsoft JhengHei" w:eastAsia="Microsoft JhengHei" w:cs="Microsoft JhengHei"/>
               <w:szCs w:val="24"/>
             </w:rPr>
             <w:fldChar w:fldCharType="end"/>
@@ -1838,35 +1876,35 @@
         </w:p>
         <w:p>
           <w:pPr>
-            <w:pStyle w:val="TOC2"/>
+            <w:pStyle w:val="17"/>
             <w:tabs>
               <w:tab w:val="right" w:leader="dot" w:pos="8306"/>
             </w:tabs>
           </w:pPr>
           <w:r>
             <w:rPr>
-              <w:rFonts w:ascii="Microsoft JhengHei" w:eastAsia="Microsoft JhengHei" w:hAnsi="Microsoft JhengHei" w:cs="Microsoft JhengHei" w:hint="eastAsia"/>
+              <w:rFonts w:hint="eastAsia" w:ascii="Microsoft JhengHei" w:hAnsi="Microsoft JhengHei" w:eastAsia="Microsoft JhengHei" w:cs="Microsoft JhengHei"/>
               <w:szCs w:val="24"/>
             </w:rPr>
             <w:fldChar w:fldCharType="begin"/>
           </w:r>
           <w:r>
             <w:rPr>
-              <w:rFonts w:ascii="Microsoft JhengHei" w:eastAsia="Microsoft JhengHei" w:hAnsi="Microsoft JhengHei" w:cs="Microsoft JhengHei" w:hint="eastAsia"/>
+              <w:rFonts w:hint="eastAsia" w:ascii="Microsoft JhengHei" w:hAnsi="Microsoft JhengHei" w:eastAsia="Microsoft JhengHei" w:cs="Microsoft JhengHei"/>
               <w:szCs w:val="24"/>
             </w:rPr>
             <w:instrText xml:space="preserve"> HYPERLINK \l _Toc5316 </w:instrText>
           </w:r>
           <w:r>
             <w:rPr>
-              <w:rFonts w:ascii="Microsoft JhengHei" w:eastAsia="Microsoft JhengHei" w:hAnsi="Microsoft JhengHei" w:cs="Microsoft JhengHei" w:hint="eastAsia"/>
+              <w:rFonts w:hint="eastAsia" w:ascii="Microsoft JhengHei" w:hAnsi="Microsoft JhengHei" w:eastAsia="Microsoft JhengHei" w:cs="Microsoft JhengHei"/>
               <w:szCs w:val="24"/>
             </w:rPr>
             <w:fldChar w:fldCharType="separate"/>
           </w:r>
           <w:r>
             <w:rPr>
-              <w:rFonts w:eastAsia="宋体" w:hint="default"/>
+              <w:rFonts w:hint="default" w:eastAsia="宋体"/>
               <w:szCs w:val="24"/>
               <w:lang w:val="en-US" w:eastAsia="zh-CN"/>
             </w:rPr>
@@ -1899,7 +1937,7 @@
           </w:r>
           <w:r>
             <w:rPr>
-              <w:rFonts w:ascii="Microsoft JhengHei" w:eastAsia="Microsoft JhengHei" w:hAnsi="Microsoft JhengHei" w:cs="Microsoft JhengHei" w:hint="eastAsia"/>
+              <w:rFonts w:hint="eastAsia" w:ascii="Microsoft JhengHei" w:hAnsi="Microsoft JhengHei" w:eastAsia="Microsoft JhengHei" w:cs="Microsoft JhengHei"/>
               <w:szCs w:val="24"/>
             </w:rPr>
             <w:fldChar w:fldCharType="end"/>
@@ -1907,28 +1945,28 @@
         </w:p>
         <w:p>
           <w:pPr>
-            <w:pStyle w:val="TOC1"/>
+            <w:pStyle w:val="16"/>
             <w:tabs>
               <w:tab w:val="right" w:leader="dot" w:pos="8306"/>
             </w:tabs>
           </w:pPr>
           <w:r>
             <w:rPr>
-              <w:rFonts w:ascii="Microsoft JhengHei" w:eastAsia="Microsoft JhengHei" w:hAnsi="Microsoft JhengHei" w:cs="Microsoft JhengHei" w:hint="eastAsia"/>
+              <w:rFonts w:hint="eastAsia" w:ascii="Microsoft JhengHei" w:hAnsi="Microsoft JhengHei" w:eastAsia="Microsoft JhengHei" w:cs="Microsoft JhengHei"/>
               <w:szCs w:val="24"/>
             </w:rPr>
             <w:fldChar w:fldCharType="begin"/>
           </w:r>
           <w:r>
             <w:rPr>
-              <w:rFonts w:ascii="Microsoft JhengHei" w:eastAsia="Microsoft JhengHei" w:hAnsi="Microsoft JhengHei" w:cs="Microsoft JhengHei" w:hint="eastAsia"/>
+              <w:rFonts w:hint="eastAsia" w:ascii="Microsoft JhengHei" w:hAnsi="Microsoft JhengHei" w:eastAsia="Microsoft JhengHei" w:cs="Microsoft JhengHei"/>
               <w:szCs w:val="24"/>
             </w:rPr>
             <w:instrText xml:space="preserve"> HYPERLINK \l _Toc17061 </w:instrText>
           </w:r>
           <w:r>
             <w:rPr>
-              <w:rFonts w:ascii="Microsoft JhengHei" w:eastAsia="Microsoft JhengHei" w:hAnsi="Microsoft JhengHei" w:cs="Microsoft JhengHei" w:hint="eastAsia"/>
+              <w:rFonts w:hint="eastAsia" w:ascii="Microsoft JhengHei" w:hAnsi="Microsoft JhengHei" w:eastAsia="Microsoft JhengHei" w:cs="Microsoft JhengHei"/>
               <w:szCs w:val="24"/>
             </w:rPr>
             <w:fldChar w:fldCharType="separate"/>
@@ -1959,7 +1997,7 @@
           </w:r>
           <w:r>
             <w:rPr>
-              <w:rFonts w:ascii="Microsoft JhengHei" w:eastAsia="Microsoft JhengHei" w:hAnsi="Microsoft JhengHei" w:cs="Microsoft JhengHei" w:hint="eastAsia"/>
+              <w:rFonts w:hint="eastAsia" w:ascii="Microsoft JhengHei" w:hAnsi="Microsoft JhengHei" w:eastAsia="Microsoft JhengHei" w:cs="Microsoft JhengHei"/>
               <w:szCs w:val="24"/>
             </w:rPr>
             <w:fldChar w:fldCharType="end"/>
@@ -1967,28 +2005,28 @@
         </w:p>
         <w:p>
           <w:pPr>
-            <w:pStyle w:val="TOC2"/>
+            <w:pStyle w:val="17"/>
             <w:tabs>
               <w:tab w:val="right" w:leader="dot" w:pos="8306"/>
             </w:tabs>
           </w:pPr>
           <w:r>
             <w:rPr>
-              <w:rFonts w:ascii="Microsoft JhengHei" w:eastAsia="Microsoft JhengHei" w:hAnsi="Microsoft JhengHei" w:cs="Microsoft JhengHei" w:hint="eastAsia"/>
+              <w:rFonts w:hint="eastAsia" w:ascii="Microsoft JhengHei" w:hAnsi="Microsoft JhengHei" w:eastAsia="Microsoft JhengHei" w:cs="Microsoft JhengHei"/>
               <w:szCs w:val="24"/>
             </w:rPr>
             <w:fldChar w:fldCharType="begin"/>
           </w:r>
           <w:r>
             <w:rPr>
-              <w:rFonts w:ascii="Microsoft JhengHei" w:eastAsia="Microsoft JhengHei" w:hAnsi="Microsoft JhengHei" w:cs="Microsoft JhengHei" w:hint="eastAsia"/>
+              <w:rFonts w:hint="eastAsia" w:ascii="Microsoft JhengHei" w:hAnsi="Microsoft JhengHei" w:eastAsia="Microsoft JhengHei" w:cs="Microsoft JhengHei"/>
               <w:szCs w:val="24"/>
             </w:rPr>
             <w:instrText xml:space="preserve"> HYPERLINK \l _Toc14498 </w:instrText>
           </w:r>
           <w:r>
             <w:rPr>
-              <w:rFonts w:ascii="Microsoft JhengHei" w:eastAsia="Microsoft JhengHei" w:hAnsi="Microsoft JhengHei" w:cs="Microsoft JhengHei" w:hint="eastAsia"/>
+              <w:rFonts w:hint="eastAsia" w:ascii="Microsoft JhengHei" w:hAnsi="Microsoft JhengHei" w:eastAsia="Microsoft JhengHei" w:cs="Microsoft JhengHei"/>
               <w:szCs w:val="24"/>
             </w:rPr>
             <w:fldChar w:fldCharType="separate"/>
@@ -2020,7 +2058,7 @@
           </w:r>
           <w:r>
             <w:rPr>
-              <w:rFonts w:ascii="Microsoft JhengHei" w:eastAsia="Microsoft JhengHei" w:hAnsi="Microsoft JhengHei" w:cs="Microsoft JhengHei" w:hint="eastAsia"/>
+              <w:rFonts w:hint="eastAsia" w:ascii="Microsoft JhengHei" w:hAnsi="Microsoft JhengHei" w:eastAsia="Microsoft JhengHei" w:cs="Microsoft JhengHei"/>
               <w:szCs w:val="24"/>
             </w:rPr>
             <w:fldChar w:fldCharType="end"/>
@@ -2028,28 +2066,28 @@
         </w:p>
         <w:p>
           <w:pPr>
-            <w:pStyle w:val="TOC2"/>
+            <w:pStyle w:val="17"/>
             <w:tabs>
               <w:tab w:val="right" w:leader="dot" w:pos="8306"/>
             </w:tabs>
           </w:pPr>
           <w:r>
             <w:rPr>
-              <w:rFonts w:ascii="Microsoft JhengHei" w:eastAsia="Microsoft JhengHei" w:hAnsi="Microsoft JhengHei" w:cs="Microsoft JhengHei" w:hint="eastAsia"/>
+              <w:rFonts w:hint="eastAsia" w:ascii="Microsoft JhengHei" w:hAnsi="Microsoft JhengHei" w:eastAsia="Microsoft JhengHei" w:cs="Microsoft JhengHei"/>
               <w:szCs w:val="24"/>
             </w:rPr>
             <w:fldChar w:fldCharType="begin"/>
           </w:r>
           <w:r>
             <w:rPr>
-              <w:rFonts w:ascii="Microsoft JhengHei" w:eastAsia="Microsoft JhengHei" w:hAnsi="Microsoft JhengHei" w:cs="Microsoft JhengHei" w:hint="eastAsia"/>
+              <w:rFonts w:hint="eastAsia" w:ascii="Microsoft JhengHei" w:hAnsi="Microsoft JhengHei" w:eastAsia="Microsoft JhengHei" w:cs="Microsoft JhengHei"/>
               <w:szCs w:val="24"/>
             </w:rPr>
             <w:instrText xml:space="preserve"> HYPERLINK \l _Toc12417 </w:instrText>
           </w:r>
           <w:r>
             <w:rPr>
-              <w:rFonts w:ascii="Microsoft JhengHei" w:eastAsia="Microsoft JhengHei" w:hAnsi="Microsoft JhengHei" w:cs="Microsoft JhengHei" w:hint="eastAsia"/>
+              <w:rFonts w:hint="eastAsia" w:ascii="Microsoft JhengHei" w:hAnsi="Microsoft JhengHei" w:eastAsia="Microsoft JhengHei" w:cs="Microsoft JhengHei"/>
               <w:szCs w:val="24"/>
             </w:rPr>
             <w:fldChar w:fldCharType="separate"/>
@@ -2081,7 +2119,7 @@
           </w:r>
           <w:r>
             <w:rPr>
-              <w:rFonts w:ascii="Microsoft JhengHei" w:eastAsia="Microsoft JhengHei" w:hAnsi="Microsoft JhengHei" w:cs="Microsoft JhengHei" w:hint="eastAsia"/>
+              <w:rFonts w:hint="eastAsia" w:ascii="Microsoft JhengHei" w:hAnsi="Microsoft JhengHei" w:eastAsia="Microsoft JhengHei" w:cs="Microsoft JhengHei"/>
               <w:szCs w:val="24"/>
             </w:rPr>
             <w:fldChar w:fldCharType="end"/>
@@ -2089,28 +2127,28 @@
         </w:p>
         <w:p>
           <w:pPr>
-            <w:pStyle w:val="TOC2"/>
+            <w:pStyle w:val="17"/>
             <w:tabs>
               <w:tab w:val="right" w:leader="dot" w:pos="8306"/>
             </w:tabs>
           </w:pPr>
           <w:r>
             <w:rPr>
-              <w:rFonts w:ascii="Microsoft JhengHei" w:eastAsia="Microsoft JhengHei" w:hAnsi="Microsoft JhengHei" w:cs="Microsoft JhengHei" w:hint="eastAsia"/>
+              <w:rFonts w:hint="eastAsia" w:ascii="Microsoft JhengHei" w:hAnsi="Microsoft JhengHei" w:eastAsia="Microsoft JhengHei" w:cs="Microsoft JhengHei"/>
               <w:szCs w:val="24"/>
             </w:rPr>
             <w:fldChar w:fldCharType="begin"/>
           </w:r>
           <w:r>
             <w:rPr>
-              <w:rFonts w:ascii="Microsoft JhengHei" w:eastAsia="Microsoft JhengHei" w:hAnsi="Microsoft JhengHei" w:cs="Microsoft JhengHei" w:hint="eastAsia"/>
+              <w:rFonts w:hint="eastAsia" w:ascii="Microsoft JhengHei" w:hAnsi="Microsoft JhengHei" w:eastAsia="Microsoft JhengHei" w:cs="Microsoft JhengHei"/>
               <w:szCs w:val="24"/>
             </w:rPr>
             <w:instrText xml:space="preserve"> HYPERLINK \l _Toc29013 </w:instrText>
           </w:r>
           <w:r>
             <w:rPr>
-              <w:rFonts w:ascii="Microsoft JhengHei" w:eastAsia="Microsoft JhengHei" w:hAnsi="Microsoft JhengHei" w:cs="Microsoft JhengHei" w:hint="eastAsia"/>
+              <w:rFonts w:hint="eastAsia" w:ascii="Microsoft JhengHei" w:hAnsi="Microsoft JhengHei" w:eastAsia="Microsoft JhengHei" w:cs="Microsoft JhengHei"/>
               <w:szCs w:val="24"/>
             </w:rPr>
             <w:fldChar w:fldCharType="separate"/>
@@ -2142,7 +2180,7 @@
           </w:r>
           <w:r>
             <w:rPr>
-              <w:rFonts w:ascii="Microsoft JhengHei" w:eastAsia="Microsoft JhengHei" w:hAnsi="Microsoft JhengHei" w:cs="Microsoft JhengHei" w:hint="eastAsia"/>
+              <w:rFonts w:hint="eastAsia" w:ascii="Microsoft JhengHei" w:hAnsi="Microsoft JhengHei" w:eastAsia="Microsoft JhengHei" w:cs="Microsoft JhengHei"/>
               <w:szCs w:val="24"/>
             </w:rPr>
             <w:fldChar w:fldCharType="end"/>
@@ -2150,28 +2188,28 @@
         </w:p>
         <w:p>
           <w:pPr>
-            <w:pStyle w:val="TOC2"/>
+            <w:pStyle w:val="17"/>
             <w:tabs>
               <w:tab w:val="right" w:leader="dot" w:pos="8306"/>
             </w:tabs>
           </w:pPr>
           <w:r>
             <w:rPr>
-              <w:rFonts w:ascii="Microsoft JhengHei" w:eastAsia="Microsoft JhengHei" w:hAnsi="Microsoft JhengHei" w:cs="Microsoft JhengHei" w:hint="eastAsia"/>
+              <w:rFonts w:hint="eastAsia" w:ascii="Microsoft JhengHei" w:hAnsi="Microsoft JhengHei" w:eastAsia="Microsoft JhengHei" w:cs="Microsoft JhengHei"/>
               <w:szCs w:val="24"/>
             </w:rPr>
             <w:fldChar w:fldCharType="begin"/>
           </w:r>
           <w:r>
             <w:rPr>
-              <w:rFonts w:ascii="Microsoft JhengHei" w:eastAsia="Microsoft JhengHei" w:hAnsi="Microsoft JhengHei" w:cs="Microsoft JhengHei" w:hint="eastAsia"/>
+              <w:rFonts w:hint="eastAsia" w:ascii="Microsoft JhengHei" w:hAnsi="Microsoft JhengHei" w:eastAsia="Microsoft JhengHei" w:cs="Microsoft JhengHei"/>
               <w:szCs w:val="24"/>
             </w:rPr>
             <w:instrText xml:space="preserve"> HYPERLINK \l _Toc21425 </w:instrText>
           </w:r>
           <w:r>
             <w:rPr>
-              <w:rFonts w:ascii="Microsoft JhengHei" w:eastAsia="Microsoft JhengHei" w:hAnsi="Microsoft JhengHei" w:cs="Microsoft JhengHei" w:hint="eastAsia"/>
+              <w:rFonts w:hint="eastAsia" w:ascii="Microsoft JhengHei" w:hAnsi="Microsoft JhengHei" w:eastAsia="Microsoft JhengHei" w:cs="Microsoft JhengHei"/>
               <w:szCs w:val="24"/>
             </w:rPr>
             <w:fldChar w:fldCharType="separate"/>
@@ -2210,7 +2248,7 @@
           </w:r>
           <w:r>
             <w:rPr>
-              <w:rFonts w:ascii="Microsoft JhengHei" w:eastAsia="Microsoft JhengHei" w:hAnsi="Microsoft JhengHei" w:cs="Microsoft JhengHei" w:hint="eastAsia"/>
+              <w:rFonts w:hint="eastAsia" w:ascii="Microsoft JhengHei" w:hAnsi="Microsoft JhengHei" w:eastAsia="Microsoft JhengHei" w:cs="Microsoft JhengHei"/>
               <w:szCs w:val="24"/>
             </w:rPr>
             <w:fldChar w:fldCharType="end"/>
@@ -2218,28 +2256,28 @@
         </w:p>
         <w:p>
           <w:pPr>
-            <w:pStyle w:val="TOC2"/>
+            <w:pStyle w:val="17"/>
             <w:tabs>
               <w:tab w:val="right" w:leader="dot" w:pos="8306"/>
             </w:tabs>
           </w:pPr>
           <w:r>
             <w:rPr>
-              <w:rFonts w:ascii="Microsoft JhengHei" w:eastAsia="Microsoft JhengHei" w:hAnsi="Microsoft JhengHei" w:cs="Microsoft JhengHei" w:hint="eastAsia"/>
+              <w:rFonts w:hint="eastAsia" w:ascii="Microsoft JhengHei" w:hAnsi="Microsoft JhengHei" w:eastAsia="Microsoft JhengHei" w:cs="Microsoft JhengHei"/>
               <w:szCs w:val="24"/>
             </w:rPr>
             <w:fldChar w:fldCharType="begin"/>
           </w:r>
           <w:r>
             <w:rPr>
-              <w:rFonts w:ascii="Microsoft JhengHei" w:eastAsia="Microsoft JhengHei" w:hAnsi="Microsoft JhengHei" w:cs="Microsoft JhengHei" w:hint="eastAsia"/>
+              <w:rFonts w:hint="eastAsia" w:ascii="Microsoft JhengHei" w:hAnsi="Microsoft JhengHei" w:eastAsia="Microsoft JhengHei" w:cs="Microsoft JhengHei"/>
               <w:szCs w:val="24"/>
             </w:rPr>
             <w:instrText xml:space="preserve"> HYPERLINK \l _Toc9086 </w:instrText>
           </w:r>
           <w:r>
             <w:rPr>
-              <w:rFonts w:ascii="Microsoft JhengHei" w:eastAsia="Microsoft JhengHei" w:hAnsi="Microsoft JhengHei" w:cs="Microsoft JhengHei" w:hint="eastAsia"/>
+              <w:rFonts w:hint="eastAsia" w:ascii="Microsoft JhengHei" w:hAnsi="Microsoft JhengHei" w:eastAsia="Microsoft JhengHei" w:cs="Microsoft JhengHei"/>
               <w:szCs w:val="24"/>
             </w:rPr>
             <w:fldChar w:fldCharType="separate"/>
@@ -2270,7 +2308,7 @@
           </w:r>
           <w:r>
             <w:rPr>
-              <w:rFonts w:ascii="Microsoft JhengHei" w:eastAsia="Microsoft JhengHei" w:hAnsi="Microsoft JhengHei" w:cs="Microsoft JhengHei" w:hint="eastAsia"/>
+              <w:rFonts w:hint="eastAsia" w:ascii="Microsoft JhengHei" w:hAnsi="Microsoft JhengHei" w:eastAsia="Microsoft JhengHei" w:cs="Microsoft JhengHei"/>
               <w:szCs w:val="24"/>
             </w:rPr>
             <w:fldChar w:fldCharType="end"/>
@@ -2278,28 +2316,28 @@
         </w:p>
         <w:p>
           <w:pPr>
-            <w:pStyle w:val="TOC2"/>
+            <w:pStyle w:val="17"/>
             <w:tabs>
               <w:tab w:val="right" w:leader="dot" w:pos="8306"/>
             </w:tabs>
           </w:pPr>
           <w:r>
             <w:rPr>
-              <w:rFonts w:ascii="Microsoft JhengHei" w:eastAsia="Microsoft JhengHei" w:hAnsi="Microsoft JhengHei" w:cs="Microsoft JhengHei" w:hint="eastAsia"/>
+              <w:rFonts w:hint="eastAsia" w:ascii="Microsoft JhengHei" w:hAnsi="Microsoft JhengHei" w:eastAsia="Microsoft JhengHei" w:cs="Microsoft JhengHei"/>
               <w:szCs w:val="24"/>
             </w:rPr>
             <w:fldChar w:fldCharType="begin"/>
           </w:r>
           <w:r>
             <w:rPr>
-              <w:rFonts w:ascii="Microsoft JhengHei" w:eastAsia="Microsoft JhengHei" w:hAnsi="Microsoft JhengHei" w:cs="Microsoft JhengHei" w:hint="eastAsia"/>
+              <w:rFonts w:hint="eastAsia" w:ascii="Microsoft JhengHei" w:hAnsi="Microsoft JhengHei" w:eastAsia="Microsoft JhengHei" w:cs="Microsoft JhengHei"/>
               <w:szCs w:val="24"/>
             </w:rPr>
             <w:instrText xml:space="preserve"> HYPERLINK \l _Toc24361 </w:instrText>
           </w:r>
           <w:r>
             <w:rPr>
-              <w:rFonts w:ascii="Microsoft JhengHei" w:eastAsia="Microsoft JhengHei" w:hAnsi="Microsoft JhengHei" w:cs="Microsoft JhengHei" w:hint="eastAsia"/>
+              <w:rFonts w:hint="eastAsia" w:ascii="Microsoft JhengHei" w:hAnsi="Microsoft JhengHei" w:eastAsia="Microsoft JhengHei" w:cs="Microsoft JhengHei"/>
               <w:szCs w:val="24"/>
             </w:rPr>
             <w:fldChar w:fldCharType="separate"/>
@@ -2330,7 +2368,7 @@
           </w:r>
           <w:r>
             <w:rPr>
-              <w:rFonts w:ascii="Microsoft JhengHei" w:eastAsia="Microsoft JhengHei" w:hAnsi="Microsoft JhengHei" w:cs="Microsoft JhengHei" w:hint="eastAsia"/>
+              <w:rFonts w:hint="eastAsia" w:ascii="Microsoft JhengHei" w:hAnsi="Microsoft JhengHei" w:eastAsia="Microsoft JhengHei" w:cs="Microsoft JhengHei"/>
               <w:szCs w:val="24"/>
             </w:rPr>
             <w:fldChar w:fldCharType="end"/>
@@ -2338,28 +2376,28 @@
         </w:p>
         <w:p>
           <w:pPr>
-            <w:pStyle w:val="TOC2"/>
+            <w:pStyle w:val="17"/>
             <w:tabs>
               <w:tab w:val="right" w:leader="dot" w:pos="8306"/>
             </w:tabs>
           </w:pPr>
           <w:r>
             <w:rPr>
-              <w:rFonts w:ascii="Microsoft JhengHei" w:eastAsia="Microsoft JhengHei" w:hAnsi="Microsoft JhengHei" w:cs="Microsoft JhengHei" w:hint="eastAsia"/>
+              <w:rFonts w:hint="eastAsia" w:ascii="Microsoft JhengHei" w:hAnsi="Microsoft JhengHei" w:eastAsia="Microsoft JhengHei" w:cs="Microsoft JhengHei"/>
               <w:szCs w:val="24"/>
             </w:rPr>
             <w:fldChar w:fldCharType="begin"/>
           </w:r>
           <w:r>
             <w:rPr>
-              <w:rFonts w:ascii="Microsoft JhengHei" w:eastAsia="Microsoft JhengHei" w:hAnsi="Microsoft JhengHei" w:cs="Microsoft JhengHei" w:hint="eastAsia"/>
+              <w:rFonts w:hint="eastAsia" w:ascii="Microsoft JhengHei" w:hAnsi="Microsoft JhengHei" w:eastAsia="Microsoft JhengHei" w:cs="Microsoft JhengHei"/>
               <w:szCs w:val="24"/>
             </w:rPr>
             <w:instrText xml:space="preserve"> HYPERLINK \l _Toc15337 </w:instrText>
           </w:r>
           <w:r>
             <w:rPr>
-              <w:rFonts w:ascii="Microsoft JhengHei" w:eastAsia="Microsoft JhengHei" w:hAnsi="Microsoft JhengHei" w:cs="Microsoft JhengHei" w:hint="eastAsia"/>
+              <w:rFonts w:hint="eastAsia" w:ascii="Microsoft JhengHei" w:hAnsi="Microsoft JhengHei" w:eastAsia="Microsoft JhengHei" w:cs="Microsoft JhengHei"/>
               <w:szCs w:val="24"/>
             </w:rPr>
             <w:fldChar w:fldCharType="separate"/>
@@ -2390,7 +2428,7 @@
           </w:r>
           <w:r>
             <w:rPr>
-              <w:rFonts w:ascii="Microsoft JhengHei" w:eastAsia="Microsoft JhengHei" w:hAnsi="Microsoft JhengHei" w:cs="Microsoft JhengHei" w:hint="eastAsia"/>
+              <w:rFonts w:hint="eastAsia" w:ascii="Microsoft JhengHei" w:hAnsi="Microsoft JhengHei" w:eastAsia="Microsoft JhengHei" w:cs="Microsoft JhengHei"/>
               <w:szCs w:val="24"/>
             </w:rPr>
             <w:fldChar w:fldCharType="end"/>
@@ -2398,28 +2436,28 @@
         </w:p>
         <w:p>
           <w:pPr>
-            <w:pStyle w:val="TOC1"/>
+            <w:pStyle w:val="16"/>
             <w:tabs>
               <w:tab w:val="right" w:leader="dot" w:pos="8306"/>
             </w:tabs>
           </w:pPr>
           <w:r>
             <w:rPr>
-              <w:rFonts w:ascii="Microsoft JhengHei" w:eastAsia="Microsoft JhengHei" w:hAnsi="Microsoft JhengHei" w:cs="Microsoft JhengHei" w:hint="eastAsia"/>
+              <w:rFonts w:hint="eastAsia" w:ascii="Microsoft JhengHei" w:hAnsi="Microsoft JhengHei" w:eastAsia="Microsoft JhengHei" w:cs="Microsoft JhengHei"/>
               <w:szCs w:val="24"/>
             </w:rPr>
             <w:fldChar w:fldCharType="begin"/>
           </w:r>
           <w:r>
             <w:rPr>
-              <w:rFonts w:ascii="Microsoft JhengHei" w:eastAsia="Microsoft JhengHei" w:hAnsi="Microsoft JhengHei" w:cs="Microsoft JhengHei" w:hint="eastAsia"/>
+              <w:rFonts w:hint="eastAsia" w:ascii="Microsoft JhengHei" w:hAnsi="Microsoft JhengHei" w:eastAsia="Microsoft JhengHei" w:cs="Microsoft JhengHei"/>
               <w:szCs w:val="24"/>
             </w:rPr>
             <w:instrText xml:space="preserve"> HYPERLINK \l _Toc915 </w:instrText>
           </w:r>
           <w:r>
             <w:rPr>
-              <w:rFonts w:ascii="Microsoft JhengHei" w:eastAsia="Microsoft JhengHei" w:hAnsi="Microsoft JhengHei" w:cs="Microsoft JhengHei" w:hint="eastAsia"/>
+              <w:rFonts w:hint="eastAsia" w:ascii="Microsoft JhengHei" w:hAnsi="Microsoft JhengHei" w:eastAsia="Microsoft JhengHei" w:cs="Microsoft JhengHei"/>
               <w:szCs w:val="24"/>
             </w:rPr>
             <w:fldChar w:fldCharType="separate"/>
@@ -2458,7 +2496,7 @@
           </w:r>
           <w:r>
             <w:rPr>
-              <w:rFonts w:ascii="Microsoft JhengHei" w:eastAsia="Microsoft JhengHei" w:hAnsi="Microsoft JhengHei" w:cs="Microsoft JhengHei" w:hint="eastAsia"/>
+              <w:rFonts w:hint="eastAsia" w:ascii="Microsoft JhengHei" w:hAnsi="Microsoft JhengHei" w:eastAsia="Microsoft JhengHei" w:cs="Microsoft JhengHei"/>
               <w:szCs w:val="24"/>
             </w:rPr>
             <w:fldChar w:fldCharType="end"/>
@@ -2477,7 +2515,7 @@
           </w:pPr>
           <w:r>
             <w:rPr>
-              <w:rFonts w:ascii="Microsoft JhengHei" w:eastAsia="Microsoft JhengHei" w:hAnsi="Microsoft JhengHei" w:cs="Microsoft JhengHei" w:hint="eastAsia"/>
+              <w:rFonts w:hint="eastAsia" w:ascii="Microsoft JhengHei" w:hAnsi="Microsoft JhengHei" w:eastAsia="Microsoft JhengHei" w:cs="Microsoft JhengHei"/>
               <w:szCs w:val="24"/>
             </w:rPr>
             <w:fldChar w:fldCharType="end"/>
@@ -2512,7 +2550,7 @@
     </w:p>
     <w:p>
       <w:pPr>
-        <w:pStyle w:val="1"/>
+        <w:pStyle w:val="28"/>
         <w:keepNext w:val="0"/>
         <w:keepLines w:val="0"/>
         <w:pageBreakBefore w:val="0"/>
@@ -2536,7 +2574,7 @@
     </w:p>
     <w:p>
       <w:pPr>
-        <w:pStyle w:val="a"/>
+        <w:pStyle w:val="29"/>
         <w:keepNext w:val="0"/>
         <w:keepLines w:val="0"/>
         <w:pageBreakBefore w:val="0"/>
@@ -2560,7 +2598,7 @@
     </w:p>
     <w:p>
       <w:pPr>
-        <w:pStyle w:val="1"/>
+        <w:pStyle w:val="28"/>
         <w:keepNext w:val="0"/>
         <w:keepLines w:val="0"/>
         <w:pageBreakBefore w:val="0"/>
@@ -2584,7 +2622,7 @@
     </w:p>
     <w:p>
       <w:pPr>
-        <w:pStyle w:val="a"/>
+        <w:pStyle w:val="29"/>
         <w:keepNext w:val="0"/>
         <w:keepLines w:val="0"/>
         <w:pageBreakBefore w:val="0"/>
@@ -2608,7 +2646,7 @@
     </w:p>
     <w:p>
       <w:pPr>
-        <w:pStyle w:val="NormalWeb"/>
+        <w:pStyle w:val="18"/>
         <w:keepNext w:val="0"/>
         <w:keepLines w:val="0"/>
         <w:pageBreakBefore w:val="0"/>
@@ -2622,7 +2660,7 @@
         <w:spacing w:before="165" w:beforeAutospacing="0" w:after="165" w:afterAutospacing="0" w:line="343" w:lineRule="atLeast"/>
         <w:ind w:left="0" w:right="0" w:firstLine="0"/>
         <w:rPr>
-          <w:rFonts w:ascii="宋体" w:eastAsia="宋体" w:hAnsi="宋体" w:cs="宋体" w:hint="eastAsia"/>
+          <w:rFonts w:hint="eastAsia" w:ascii="宋体" w:hAnsi="宋体" w:eastAsia="宋体" w:cs="宋体"/>
           <w:kern w:val="2"/>
           <w:sz w:val="24"/>
           <w:szCs w:val="24"/>
@@ -2631,8 +2669,8 @@
       </w:pPr>
       <w:r>
         <w:rPr>
-          <w:rStyle w:val="Strong"/>
-          <w:rFonts w:ascii="宋体" w:eastAsia="宋体" w:hAnsi="宋体" w:cs="宋体" w:hint="eastAsia"/>
+          <w:rStyle w:val="23"/>
+          <w:rFonts w:hint="eastAsia" w:ascii="宋体" w:hAnsi="宋体" w:eastAsia="宋体" w:cs="宋体"/>
           <w:b/>
           <w:bCs/>
           <w:i w:val="0"/>
@@ -2648,7 +2686,7 @@
       </w:r>
       <w:r>
         <w:rPr>
-          <w:rFonts w:ascii="宋体" w:eastAsia="宋体" w:hAnsi="宋体" w:cs="宋体" w:hint="eastAsia"/>
+          <w:rFonts w:hint="eastAsia" w:ascii="宋体" w:hAnsi="宋体" w:eastAsia="宋体" w:cs="宋体"/>
           <w:i w:val="0"/>
           <w:iCs w:val="0"/>
           <w:caps w:val="0"/>
@@ -2662,7 +2700,7 @@
       </w:r>
       <w:r>
         <w:rPr>
-          <w:rFonts w:ascii="宋体" w:eastAsia="宋体" w:hAnsi="宋体" w:cs="宋体" w:hint="eastAsia"/>
+          <w:rFonts w:hint="eastAsia" w:ascii="宋体" w:hAnsi="宋体" w:eastAsia="宋体" w:cs="宋体"/>
           <w:kern w:val="2"/>
           <w:sz w:val="24"/>
           <w:szCs w:val="24"/>
@@ -2673,7 +2711,7 @@
     </w:p>
     <w:p>
       <w:pPr>
-        <w:pStyle w:val="1"/>
+        <w:pStyle w:val="28"/>
         <w:keepNext w:val="0"/>
         <w:keepLines w:val="0"/>
         <w:pageBreakBefore w:val="0"/>
@@ -2697,18 +2735,19 @@
     </w:p>
     <w:tbl>
       <w:tblPr>
-        <w:tblStyle w:val="TableNormal"/>
+        <w:tblStyle w:val="20"/>
         <w:tblW w:w="0" w:type="auto"/>
         <w:tblInd w:w="0" w:type="dxa"/>
         <w:tblBorders>
-          <w:top w:val="single" w:sz="4" w:space="0" w:color="auto"/>
-          <w:left w:val="single" w:sz="4" w:space="0" w:color="auto"/>
-          <w:bottom w:val="single" w:sz="4" w:space="0" w:color="auto"/>
-          <w:right w:val="single" w:sz="4" w:space="0" w:color="auto"/>
-          <w:insideH w:val="single" w:sz="4" w:space="0" w:color="auto"/>
-          <w:insideV w:val="single" w:sz="4" w:space="0" w:color="auto"/>
+          <w:top w:val="single" w:color="auto" w:sz="4" w:space="0"/>
+          <w:left w:val="single" w:color="auto" w:sz="4" w:space="0"/>
+          <w:bottom w:val="single" w:color="auto" w:sz="4" w:space="0"/>
+          <w:right w:val="single" w:color="auto" w:sz="4" w:space="0"/>
+          <w:insideH w:val="single" w:color="auto" w:sz="4" w:space="0"/>
+          <w:insideV w:val="single" w:color="auto" w:sz="4" w:space="0"/>
         </w:tblBorders>
         <w:shd w:val="clear" w:color="auto" w:fill="auto"/>
+        <w:tblLayout w:type="autofit"/>
         <w:tblCellMar>
           <w:top w:w="15" w:type="dxa"/>
           <w:left w:w="15" w:type="dxa"/>
@@ -2722,15 +2761,13 @@
       </w:tblGrid>
       <w:tr>
         <w:tblPrEx>
-          <w:tblW w:w="0" w:type="auto"/>
-          <w:tblInd w:w="0" w:type="dxa"/>
           <w:tblBorders>
-            <w:top w:val="single" w:sz="4" w:space="0" w:color="auto"/>
-            <w:left w:val="single" w:sz="4" w:space="0" w:color="auto"/>
-            <w:bottom w:val="single" w:sz="4" w:space="0" w:color="auto"/>
-            <w:right w:val="single" w:sz="4" w:space="0" w:color="auto"/>
-            <w:insideH w:val="single" w:sz="4" w:space="0" w:color="auto"/>
-            <w:insideV w:val="single" w:sz="4" w:space="0" w:color="auto"/>
+            <w:top w:val="single" w:color="auto" w:sz="4" w:space="0"/>
+            <w:left w:val="single" w:color="auto" w:sz="4" w:space="0"/>
+            <w:bottom w:val="single" w:color="auto" w:sz="4" w:space="0"/>
+            <w:right w:val="single" w:color="auto" w:sz="4" w:space="0"/>
+            <w:insideH w:val="single" w:color="auto" w:sz="4" w:space="0"/>
+            <w:insideV w:val="single" w:color="auto" w:sz="4" w:space="0"/>
           </w:tblBorders>
           <w:shd w:val="clear" w:color="auto" w:fill="auto"/>
           <w:tblCellMar>
@@ -2741,17 +2778,17 @@
           </w:tblCellMar>
         </w:tblPrEx>
         <w:trPr>
-          <w:trHeight w:val="687"/>
+          <w:trHeight w:val="687" w:hRule="atLeast"/>
           <w:tblHeader/>
         </w:trPr>
         <w:tc>
           <w:tcPr>
             <w:tcW w:w="1381" w:type="dxa"/>
             <w:tcBorders>
-              <w:top w:val="single" w:sz="4" w:space="0" w:color="auto"/>
-              <w:left w:val="single" w:sz="4" w:space="0" w:color="auto"/>
-              <w:bottom w:val="single" w:sz="4" w:space="0" w:color="auto"/>
-              <w:right w:val="single" w:sz="4" w:space="0" w:color="auto"/>
+              <w:top w:val="single" w:color="auto" w:sz="4" w:space="0"/>
+              <w:left w:val="single" w:color="auto" w:sz="4" w:space="0"/>
+              <w:bottom w:val="single" w:color="auto" w:sz="4" w:space="0"/>
+              <w:right w:val="single" w:color="auto" w:sz="4" w:space="0"/>
             </w:tcBorders>
             <w:shd w:val="clear" w:color="auto" w:fill="auto"/>
             <w:tcMar>
@@ -2764,7 +2801,7 @@
           </w:tcPr>
           <w:p>
             <w:pPr>
-              <w:pStyle w:val="NormalWeb"/>
+              <w:pStyle w:val="18"/>
               <w:keepNext w:val="0"/>
               <w:keepLines w:val="0"/>
               <w:pageBreakBefore w:val="0"/>
@@ -2778,7 +2815,7 @@
               <w:spacing w:before="165" w:beforeAutospacing="0" w:after="165" w:afterAutospacing="0" w:line="343" w:lineRule="atLeast"/>
               <w:ind w:left="0" w:right="0" w:firstLine="0"/>
               <w:rPr>
-                <w:rFonts w:ascii="宋体" w:eastAsia="宋体" w:hAnsi="宋体" w:cs="宋体" w:hint="eastAsia"/>
+                <w:rFonts w:hint="eastAsia" w:ascii="宋体" w:hAnsi="宋体" w:eastAsia="宋体" w:cs="宋体"/>
                 <w:kern w:val="2"/>
                 <w:sz w:val="24"/>
                 <w:szCs w:val="24"/>
@@ -2800,10 +2837,10 @@
           <w:tcPr>
             <w:tcW w:w="7045" w:type="dxa"/>
             <w:tcBorders>
-              <w:top w:val="single" w:sz="4" w:space="0" w:color="auto"/>
-              <w:left w:val="single" w:sz="4" w:space="0" w:color="auto"/>
-              <w:bottom w:val="single" w:sz="4" w:space="0" w:color="auto"/>
-              <w:right w:val="single" w:sz="4" w:space="0" w:color="auto"/>
+              <w:top w:val="single" w:color="auto" w:sz="4" w:space="0"/>
+              <w:left w:val="single" w:color="auto" w:sz="4" w:space="0"/>
+              <w:bottom w:val="single" w:color="auto" w:sz="4" w:space="0"/>
+              <w:right w:val="single" w:color="auto" w:sz="4" w:space="0"/>
             </w:tcBorders>
             <w:shd w:val="clear" w:color="auto" w:fill="auto"/>
             <w:tcMar>
@@ -2816,7 +2853,7 @@
           </w:tcPr>
           <w:p>
             <w:pPr>
-              <w:pStyle w:val="NormalWeb"/>
+              <w:pStyle w:val="18"/>
               <w:keepNext w:val="0"/>
               <w:keepLines w:val="0"/>
               <w:pageBreakBefore w:val="0"/>
@@ -2830,7 +2867,7 @@
               <w:spacing w:before="165" w:beforeAutospacing="0" w:after="165" w:afterAutospacing="0" w:line="343" w:lineRule="atLeast"/>
               <w:ind w:left="0" w:right="0" w:firstLine="0"/>
               <w:rPr>
-                <w:rFonts w:ascii="宋体" w:eastAsia="宋体" w:hAnsi="宋体" w:cs="宋体" w:hint="eastAsia"/>
+                <w:rFonts w:hint="eastAsia" w:ascii="宋体" w:hAnsi="宋体" w:eastAsia="宋体" w:cs="宋体"/>
                 <w:kern w:val="2"/>
                 <w:sz w:val="24"/>
                 <w:szCs w:val="24"/>
@@ -2839,7 +2876,7 @@
             </w:pPr>
             <w:r>
               <w:rPr>
-                <w:rFonts w:ascii="宋体" w:eastAsia="宋体" w:hAnsi="宋体" w:cs="宋体" w:hint="eastAsia"/>
+                <w:rFonts w:hint="eastAsia" w:ascii="宋体" w:hAnsi="宋体" w:eastAsia="宋体" w:cs="宋体"/>
                 <w:kern w:val="2"/>
                 <w:sz w:val="24"/>
                 <w:szCs w:val="24"/>
@@ -2852,8 +2889,14 @@
       </w:tr>
       <w:tr>
         <w:tblPrEx>
-          <w:tblW w:w="0" w:type="auto"/>
-          <w:tblInd w:w="0" w:type="dxa"/>
+          <w:tblBorders>
+            <w:top w:val="single" w:color="auto" w:sz="4" w:space="0"/>
+            <w:left w:val="single" w:color="auto" w:sz="4" w:space="0"/>
+            <w:bottom w:val="single" w:color="auto" w:sz="4" w:space="0"/>
+            <w:right w:val="single" w:color="auto" w:sz="4" w:space="0"/>
+            <w:insideH w:val="single" w:color="auto" w:sz="4" w:space="0"/>
+            <w:insideV w:val="single" w:color="auto" w:sz="4" w:space="0"/>
+          </w:tblBorders>
           <w:shd w:val="clear" w:color="auto" w:fill="auto"/>
           <w:tblCellMar>
             <w:top w:w="15" w:type="dxa"/>
@@ -2866,10 +2909,10 @@
           <w:tcPr>
             <w:tcW w:w="1381" w:type="dxa"/>
             <w:tcBorders>
-              <w:top w:val="single" w:sz="4" w:space="0" w:color="auto"/>
-              <w:left w:val="single" w:sz="4" w:space="0" w:color="auto"/>
-              <w:bottom w:val="single" w:sz="4" w:space="0" w:color="auto"/>
-              <w:right w:val="single" w:sz="4" w:space="0" w:color="auto"/>
+              <w:top w:val="single" w:color="auto" w:sz="4" w:space="0"/>
+              <w:left w:val="single" w:color="auto" w:sz="4" w:space="0"/>
+              <w:bottom w:val="single" w:color="auto" w:sz="4" w:space="0"/>
+              <w:right w:val="single" w:color="auto" w:sz="4" w:space="0"/>
             </w:tcBorders>
             <w:shd w:val="clear" w:color="auto" w:fill="auto"/>
             <w:tcMar>
@@ -2882,7 +2925,7 @@
           </w:tcPr>
           <w:p>
             <w:pPr>
-              <w:pStyle w:val="NormalWeb"/>
+              <w:pStyle w:val="18"/>
               <w:keepNext w:val="0"/>
               <w:keepLines w:val="0"/>
               <w:pageBreakBefore w:val="0"/>
@@ -2896,7 +2939,7 @@
               <w:spacing w:before="165" w:beforeAutospacing="0" w:after="165" w:afterAutospacing="0" w:line="343" w:lineRule="atLeast"/>
               <w:ind w:left="0" w:right="0" w:firstLine="0"/>
               <w:rPr>
-                <w:rFonts w:ascii="宋体" w:eastAsia="宋体" w:hAnsi="宋体" w:cs="宋体" w:hint="eastAsia"/>
+                <w:rFonts w:hint="eastAsia" w:ascii="宋体" w:hAnsi="宋体" w:eastAsia="宋体" w:cs="宋体"/>
                 <w:kern w:val="2"/>
                 <w:sz w:val="24"/>
                 <w:szCs w:val="24"/>
@@ -2905,7 +2948,7 @@
             </w:pPr>
             <w:r>
               <w:rPr>
-                <w:rFonts w:ascii="宋体" w:eastAsia="宋体" w:hAnsi="宋体" w:cs="宋体" w:hint="eastAsia"/>
+                <w:rFonts w:hint="eastAsia" w:ascii="宋体" w:hAnsi="宋体" w:eastAsia="宋体" w:cs="宋体"/>
                 <w:kern w:val="2"/>
                 <w:sz w:val="24"/>
                 <w:szCs w:val="24"/>
@@ -2919,10 +2962,10 @@
           <w:tcPr>
             <w:tcW w:w="7045" w:type="dxa"/>
             <w:tcBorders>
-              <w:top w:val="single" w:sz="4" w:space="0" w:color="auto"/>
-              <w:left w:val="single" w:sz="4" w:space="0" w:color="auto"/>
-              <w:bottom w:val="single" w:sz="4" w:space="0" w:color="auto"/>
-              <w:right w:val="single" w:sz="4" w:space="0" w:color="auto"/>
+              <w:top w:val="single" w:color="auto" w:sz="4" w:space="0"/>
+              <w:left w:val="single" w:color="auto" w:sz="4" w:space="0"/>
+              <w:bottom w:val="single" w:color="auto" w:sz="4" w:space="0"/>
+              <w:right w:val="single" w:color="auto" w:sz="4" w:space="0"/>
             </w:tcBorders>
             <w:shd w:val="clear" w:color="auto" w:fill="auto"/>
             <w:tcMar>
@@ -2935,7 +2978,7 @@
           </w:tcPr>
           <w:p>
             <w:pPr>
-              <w:pStyle w:val="NormalWeb"/>
+              <w:pStyle w:val="18"/>
               <w:keepNext w:val="0"/>
               <w:keepLines w:val="0"/>
               <w:pageBreakBefore w:val="0"/>
@@ -2949,7 +2992,7 @@
               <w:spacing w:before="165" w:beforeAutospacing="0" w:after="165" w:afterAutospacing="0" w:line="343" w:lineRule="atLeast"/>
               <w:ind w:left="0" w:right="0" w:firstLine="0"/>
               <w:rPr>
-                <w:rFonts w:ascii="宋体" w:eastAsia="宋体" w:hAnsi="宋体" w:cs="宋体" w:hint="eastAsia"/>
+                <w:rFonts w:hint="eastAsia" w:ascii="宋体" w:hAnsi="宋体" w:eastAsia="宋体" w:cs="宋体"/>
                 <w:kern w:val="2"/>
                 <w:sz w:val="24"/>
                 <w:szCs w:val="24"/>
@@ -2958,7 +3001,7 @@
             </w:pPr>
             <w:r>
               <w:rPr>
-                <w:rFonts w:ascii="宋体" w:eastAsia="宋体" w:hAnsi="宋体" w:cs="宋体" w:hint="eastAsia"/>
+                <w:rFonts w:hint="eastAsia" w:ascii="宋体" w:hAnsi="宋体" w:eastAsia="宋体" w:cs="宋体"/>
                 <w:kern w:val="2"/>
                 <w:sz w:val="24"/>
                 <w:szCs w:val="24"/>
@@ -2972,8 +3015,14 @@
       </w:tr>
       <w:tr>
         <w:tblPrEx>
-          <w:tblW w:w="0" w:type="auto"/>
-          <w:tblInd w:w="0" w:type="dxa"/>
+          <w:tblBorders>
+            <w:top w:val="single" w:color="auto" w:sz="4" w:space="0"/>
+            <w:left w:val="single" w:color="auto" w:sz="4" w:space="0"/>
+            <w:bottom w:val="single" w:color="auto" w:sz="4" w:space="0"/>
+            <w:right w:val="single" w:color="auto" w:sz="4" w:space="0"/>
+            <w:insideH w:val="single" w:color="auto" w:sz="4" w:space="0"/>
+            <w:insideV w:val="single" w:color="auto" w:sz="4" w:space="0"/>
+          </w:tblBorders>
           <w:shd w:val="clear" w:color="auto" w:fill="auto"/>
           <w:tblCellMar>
             <w:top w:w="15" w:type="dxa"/>
@@ -2986,10 +3035,10 @@
           <w:tcPr>
             <w:tcW w:w="1381" w:type="dxa"/>
             <w:tcBorders>
-              <w:top w:val="single" w:sz="4" w:space="0" w:color="auto"/>
-              <w:left w:val="single" w:sz="4" w:space="0" w:color="auto"/>
-              <w:bottom w:val="single" w:sz="4" w:space="0" w:color="auto"/>
-              <w:right w:val="single" w:sz="4" w:space="0" w:color="auto"/>
+              <w:top w:val="single" w:color="auto" w:sz="4" w:space="0"/>
+              <w:left w:val="single" w:color="auto" w:sz="4" w:space="0"/>
+              <w:bottom w:val="single" w:color="auto" w:sz="4" w:space="0"/>
+              <w:right w:val="single" w:color="auto" w:sz="4" w:space="0"/>
             </w:tcBorders>
             <w:shd w:val="clear" w:color="auto" w:fill="auto"/>
             <w:tcMar>
@@ -3002,7 +3051,7 @@
           </w:tcPr>
           <w:p>
             <w:pPr>
-              <w:pStyle w:val="NormalWeb"/>
+              <w:pStyle w:val="18"/>
               <w:keepNext w:val="0"/>
               <w:keepLines w:val="0"/>
               <w:pageBreakBefore w:val="0"/>
@@ -3016,7 +3065,7 @@
               <w:spacing w:before="165" w:beforeAutospacing="0" w:after="165" w:afterAutospacing="0" w:line="343" w:lineRule="atLeast"/>
               <w:ind w:left="0" w:right="0" w:firstLine="0"/>
               <w:rPr>
-                <w:rFonts w:ascii="宋体" w:eastAsia="宋体" w:hAnsi="宋体" w:cs="宋体" w:hint="eastAsia"/>
+                <w:rFonts w:hint="eastAsia" w:ascii="宋体" w:hAnsi="宋体" w:eastAsia="宋体" w:cs="宋体"/>
                 <w:kern w:val="2"/>
                 <w:sz w:val="24"/>
                 <w:szCs w:val="24"/>
@@ -3025,7 +3074,7 @@
             </w:pPr>
             <w:r>
               <w:rPr>
-                <w:rFonts w:ascii="宋体" w:eastAsia="宋体" w:hAnsi="宋体" w:cs="宋体" w:hint="eastAsia"/>
+                <w:rFonts w:hint="eastAsia" w:ascii="宋体" w:hAnsi="宋体" w:eastAsia="宋体" w:cs="宋体"/>
                 <w:kern w:val="2"/>
                 <w:sz w:val="24"/>
                 <w:szCs w:val="24"/>
@@ -3039,10 +3088,10 @@
           <w:tcPr>
             <w:tcW w:w="7045" w:type="dxa"/>
             <w:tcBorders>
-              <w:top w:val="single" w:sz="4" w:space="0" w:color="auto"/>
-              <w:left w:val="single" w:sz="4" w:space="0" w:color="auto"/>
-              <w:bottom w:val="single" w:sz="4" w:space="0" w:color="auto"/>
-              <w:right w:val="single" w:sz="4" w:space="0" w:color="auto"/>
+              <w:top w:val="single" w:color="auto" w:sz="4" w:space="0"/>
+              <w:left w:val="single" w:color="auto" w:sz="4" w:space="0"/>
+              <w:bottom w:val="single" w:color="auto" w:sz="4" w:space="0"/>
+              <w:right w:val="single" w:color="auto" w:sz="4" w:space="0"/>
             </w:tcBorders>
             <w:shd w:val="clear" w:color="auto" w:fill="auto"/>
             <w:tcMar>
@@ -3055,7 +3104,7 @@
           </w:tcPr>
           <w:p>
             <w:pPr>
-              <w:pStyle w:val="NormalWeb"/>
+              <w:pStyle w:val="18"/>
               <w:keepNext w:val="0"/>
               <w:keepLines w:val="0"/>
               <w:pageBreakBefore w:val="0"/>
@@ -3069,7 +3118,7 @@
               <w:spacing w:before="165" w:beforeAutospacing="0" w:after="165" w:afterAutospacing="0" w:line="343" w:lineRule="atLeast"/>
               <w:ind w:left="0" w:right="0" w:firstLine="0"/>
               <w:rPr>
-                <w:rFonts w:ascii="宋体" w:eastAsia="宋体" w:hAnsi="宋体" w:cs="宋体" w:hint="eastAsia"/>
+                <w:rFonts w:hint="eastAsia" w:ascii="宋体" w:hAnsi="宋体" w:eastAsia="宋体" w:cs="宋体"/>
                 <w:kern w:val="2"/>
                 <w:sz w:val="24"/>
                 <w:szCs w:val="24"/>
@@ -3078,7 +3127,7 @@
             </w:pPr>
             <w:r>
               <w:rPr>
-                <w:rFonts w:ascii="宋体" w:eastAsia="宋体" w:hAnsi="宋体" w:cs="宋体" w:hint="eastAsia"/>
+                <w:rFonts w:hint="eastAsia" w:ascii="宋体" w:hAnsi="宋体" w:eastAsia="宋体" w:cs="宋体"/>
                 <w:kern w:val="2"/>
                 <w:sz w:val="24"/>
                 <w:szCs w:val="24"/>
@@ -3091,8 +3140,14 @@
       </w:tr>
       <w:tr>
         <w:tblPrEx>
-          <w:tblW w:w="0" w:type="auto"/>
-          <w:tblInd w:w="0" w:type="dxa"/>
+          <w:tblBorders>
+            <w:top w:val="single" w:color="auto" w:sz="4" w:space="0"/>
+            <w:left w:val="single" w:color="auto" w:sz="4" w:space="0"/>
+            <w:bottom w:val="single" w:color="auto" w:sz="4" w:space="0"/>
+            <w:right w:val="single" w:color="auto" w:sz="4" w:space="0"/>
+            <w:insideH w:val="single" w:color="auto" w:sz="4" w:space="0"/>
+            <w:insideV w:val="single" w:color="auto" w:sz="4" w:space="0"/>
+          </w:tblBorders>
           <w:shd w:val="clear" w:color="auto" w:fill="auto"/>
           <w:tblCellMar>
             <w:top w:w="15" w:type="dxa"/>
@@ -3105,10 +3160,10 @@
           <w:tcPr>
             <w:tcW w:w="1381" w:type="dxa"/>
             <w:tcBorders>
-              <w:top w:val="single" w:sz="4" w:space="0" w:color="auto"/>
-              <w:left w:val="single" w:sz="4" w:space="0" w:color="auto"/>
-              <w:bottom w:val="single" w:sz="4" w:space="0" w:color="auto"/>
-              <w:right w:val="single" w:sz="4" w:space="0" w:color="auto"/>
+              <w:top w:val="single" w:color="auto" w:sz="4" w:space="0"/>
+              <w:left w:val="single" w:color="auto" w:sz="4" w:space="0"/>
+              <w:bottom w:val="single" w:color="auto" w:sz="4" w:space="0"/>
+              <w:right w:val="single" w:color="auto" w:sz="4" w:space="0"/>
             </w:tcBorders>
             <w:shd w:val="clear" w:color="auto" w:fill="auto"/>
             <w:tcMar>
@@ -3121,7 +3176,7 @@
           </w:tcPr>
           <w:p>
             <w:pPr>
-              <w:pStyle w:val="NormalWeb"/>
+              <w:pStyle w:val="18"/>
               <w:keepNext w:val="0"/>
               <w:keepLines w:val="0"/>
               <w:pageBreakBefore w:val="0"/>
@@ -3135,7 +3190,7 @@
               <w:spacing w:before="165" w:beforeAutospacing="0" w:after="165" w:afterAutospacing="0" w:line="343" w:lineRule="atLeast"/>
               <w:ind w:left="0" w:right="0" w:firstLine="0"/>
               <w:rPr>
-                <w:rFonts w:ascii="宋体" w:eastAsia="宋体" w:hAnsi="宋体" w:cs="宋体" w:hint="eastAsia"/>
+                <w:rFonts w:hint="eastAsia" w:ascii="宋体" w:hAnsi="宋体" w:eastAsia="宋体" w:cs="宋体"/>
                 <w:kern w:val="2"/>
                 <w:sz w:val="24"/>
                 <w:szCs w:val="24"/>
@@ -3144,7 +3199,7 @@
             </w:pPr>
             <w:r>
               <w:rPr>
-                <w:rFonts w:ascii="宋体" w:eastAsia="宋体" w:hAnsi="宋体" w:cs="宋体" w:hint="eastAsia"/>
+                <w:rFonts w:hint="eastAsia" w:ascii="宋体" w:hAnsi="宋体" w:eastAsia="宋体" w:cs="宋体"/>
                 <w:kern w:val="2"/>
                 <w:sz w:val="24"/>
                 <w:szCs w:val="24"/>
@@ -3158,10 +3213,10 @@
           <w:tcPr>
             <w:tcW w:w="7045" w:type="dxa"/>
             <w:tcBorders>
-              <w:top w:val="single" w:sz="4" w:space="0" w:color="auto"/>
-              <w:left w:val="single" w:sz="4" w:space="0" w:color="auto"/>
-              <w:bottom w:val="single" w:sz="4" w:space="0" w:color="auto"/>
-              <w:right w:val="single" w:sz="4" w:space="0" w:color="auto"/>
+              <w:top w:val="single" w:color="auto" w:sz="4" w:space="0"/>
+              <w:left w:val="single" w:color="auto" w:sz="4" w:space="0"/>
+              <w:bottom w:val="single" w:color="auto" w:sz="4" w:space="0"/>
+              <w:right w:val="single" w:color="auto" w:sz="4" w:space="0"/>
             </w:tcBorders>
             <w:shd w:val="clear" w:color="auto" w:fill="auto"/>
             <w:tcMar>
@@ -3174,7 +3229,7 @@
           </w:tcPr>
           <w:p>
             <w:pPr>
-              <w:pStyle w:val="NormalWeb"/>
+              <w:pStyle w:val="18"/>
               <w:keepNext w:val="0"/>
               <w:keepLines w:val="0"/>
               <w:pageBreakBefore w:val="0"/>
@@ -3188,7 +3243,7 @@
               <w:spacing w:before="165" w:beforeAutospacing="0" w:after="165" w:afterAutospacing="0" w:line="343" w:lineRule="atLeast"/>
               <w:ind w:left="0" w:right="0" w:firstLine="0"/>
               <w:rPr>
-                <w:rFonts w:ascii="宋体" w:eastAsia="宋体" w:hAnsi="宋体" w:cs="宋体" w:hint="eastAsia"/>
+                <w:rFonts w:hint="eastAsia" w:ascii="宋体" w:hAnsi="宋体" w:eastAsia="宋体" w:cs="宋体"/>
                 <w:kern w:val="2"/>
                 <w:sz w:val="24"/>
                 <w:szCs w:val="24"/>
@@ -3197,7 +3252,7 @@
             </w:pPr>
             <w:r>
               <w:rPr>
-                <w:rFonts w:ascii="宋体" w:eastAsia="宋体" w:hAnsi="宋体" w:cs="宋体" w:hint="eastAsia"/>
+                <w:rFonts w:hint="eastAsia" w:ascii="宋体" w:hAnsi="宋体" w:eastAsia="宋体" w:cs="宋体"/>
                 <w:kern w:val="2"/>
                 <w:sz w:val="24"/>
                 <w:szCs w:val="24"/>
@@ -3210,8 +3265,14 @@
       </w:tr>
       <w:tr>
         <w:tblPrEx>
-          <w:tblW w:w="0" w:type="auto"/>
-          <w:tblInd w:w="0" w:type="dxa"/>
+          <w:tblBorders>
+            <w:top w:val="single" w:color="auto" w:sz="4" w:space="0"/>
+            <w:left w:val="single" w:color="auto" w:sz="4" w:space="0"/>
+            <w:bottom w:val="single" w:color="auto" w:sz="4" w:space="0"/>
+            <w:right w:val="single" w:color="auto" w:sz="4" w:space="0"/>
+            <w:insideH w:val="single" w:color="auto" w:sz="4" w:space="0"/>
+            <w:insideV w:val="single" w:color="auto" w:sz="4" w:space="0"/>
+          </w:tblBorders>
           <w:shd w:val="clear" w:color="auto" w:fill="auto"/>
           <w:tblCellMar>
             <w:top w:w="15" w:type="dxa"/>
@@ -3224,10 +3285,10 @@
           <w:tcPr>
             <w:tcW w:w="1381" w:type="dxa"/>
             <w:tcBorders>
-              <w:top w:val="single" w:sz="4" w:space="0" w:color="auto"/>
-              <w:left w:val="single" w:sz="4" w:space="0" w:color="auto"/>
-              <w:bottom w:val="single" w:sz="4" w:space="0" w:color="auto"/>
-              <w:right w:val="single" w:sz="4" w:space="0" w:color="auto"/>
+              <w:top w:val="single" w:color="auto" w:sz="4" w:space="0"/>
+              <w:left w:val="single" w:color="auto" w:sz="4" w:space="0"/>
+              <w:bottom w:val="single" w:color="auto" w:sz="4" w:space="0"/>
+              <w:right w:val="single" w:color="auto" w:sz="4" w:space="0"/>
             </w:tcBorders>
             <w:shd w:val="clear" w:color="auto" w:fill="auto"/>
             <w:tcMar>
@@ -3240,7 +3301,7 @@
           </w:tcPr>
           <w:p>
             <w:pPr>
-              <w:pStyle w:val="NormalWeb"/>
+              <w:pStyle w:val="18"/>
               <w:keepNext w:val="0"/>
               <w:keepLines w:val="0"/>
               <w:pageBreakBefore w:val="0"/>
@@ -3254,7 +3315,7 @@
               <w:spacing w:before="165" w:beforeAutospacing="0" w:after="165" w:afterAutospacing="0" w:line="343" w:lineRule="atLeast"/>
               <w:ind w:left="0" w:right="0" w:firstLine="0"/>
               <w:rPr>
-                <w:rFonts w:ascii="宋体" w:eastAsia="宋体" w:hAnsi="宋体" w:cs="宋体" w:hint="eastAsia"/>
+                <w:rFonts w:hint="eastAsia" w:ascii="宋体" w:hAnsi="宋体" w:eastAsia="宋体" w:cs="宋体"/>
                 <w:kern w:val="2"/>
                 <w:sz w:val="24"/>
                 <w:szCs w:val="24"/>
@@ -3263,7 +3324,7 @@
             </w:pPr>
             <w:r>
               <w:rPr>
-                <w:rFonts w:ascii="宋体" w:eastAsia="宋体" w:hAnsi="宋体" w:cs="宋体" w:hint="eastAsia"/>
+                <w:rFonts w:hint="eastAsia" w:ascii="宋体" w:hAnsi="宋体" w:eastAsia="宋体" w:cs="宋体"/>
                 <w:kern w:val="2"/>
                 <w:sz w:val="24"/>
                 <w:szCs w:val="24"/>
@@ -3277,10 +3338,10 @@
           <w:tcPr>
             <w:tcW w:w="7045" w:type="dxa"/>
             <w:tcBorders>
-              <w:top w:val="single" w:sz="4" w:space="0" w:color="auto"/>
-              <w:left w:val="single" w:sz="4" w:space="0" w:color="auto"/>
-              <w:bottom w:val="single" w:sz="4" w:space="0" w:color="auto"/>
-              <w:right w:val="single" w:sz="4" w:space="0" w:color="auto"/>
+              <w:top w:val="single" w:color="auto" w:sz="4" w:space="0"/>
+              <w:left w:val="single" w:color="auto" w:sz="4" w:space="0"/>
+              <w:bottom w:val="single" w:color="auto" w:sz="4" w:space="0"/>
+              <w:right w:val="single" w:color="auto" w:sz="4" w:space="0"/>
             </w:tcBorders>
             <w:shd w:val="clear" w:color="auto" w:fill="auto"/>
             <w:tcMar>
@@ -3293,7 +3354,7 @@
           </w:tcPr>
           <w:p>
             <w:pPr>
-              <w:pStyle w:val="NormalWeb"/>
+              <w:pStyle w:val="18"/>
               <w:keepNext w:val="0"/>
               <w:keepLines w:val="0"/>
               <w:pageBreakBefore w:val="0"/>
@@ -3307,7 +3368,7 @@
               <w:spacing w:before="165" w:beforeAutospacing="0" w:after="165" w:afterAutospacing="0" w:line="343" w:lineRule="atLeast"/>
               <w:ind w:left="0" w:right="0" w:firstLine="0"/>
               <w:rPr>
-                <w:rFonts w:ascii="宋体" w:eastAsia="宋体" w:hAnsi="宋体" w:cs="宋体" w:hint="eastAsia"/>
+                <w:rFonts w:hint="eastAsia" w:ascii="宋体" w:hAnsi="宋体" w:eastAsia="宋体" w:cs="宋体"/>
                 <w:kern w:val="2"/>
                 <w:sz w:val="24"/>
                 <w:szCs w:val="24"/>
@@ -3316,7 +3377,7 @@
             </w:pPr>
             <w:r>
               <w:rPr>
-                <w:rFonts w:ascii="宋体" w:eastAsia="宋体" w:hAnsi="宋体" w:cs="宋体" w:hint="eastAsia"/>
+                <w:rFonts w:hint="eastAsia" w:ascii="宋体" w:hAnsi="宋体" w:eastAsia="宋体" w:cs="宋体"/>
                 <w:kern w:val="2"/>
                 <w:sz w:val="24"/>
                 <w:szCs w:val="24"/>
@@ -3329,8 +3390,14 @@
       </w:tr>
       <w:tr>
         <w:tblPrEx>
-          <w:tblW w:w="0" w:type="auto"/>
-          <w:tblInd w:w="0" w:type="dxa"/>
+          <w:tblBorders>
+            <w:top w:val="single" w:color="auto" w:sz="4" w:space="0"/>
+            <w:left w:val="single" w:color="auto" w:sz="4" w:space="0"/>
+            <w:bottom w:val="single" w:color="auto" w:sz="4" w:space="0"/>
+            <w:right w:val="single" w:color="auto" w:sz="4" w:space="0"/>
+            <w:insideH w:val="single" w:color="auto" w:sz="4" w:space="0"/>
+            <w:insideV w:val="single" w:color="auto" w:sz="4" w:space="0"/>
+          </w:tblBorders>
           <w:shd w:val="clear" w:color="auto" w:fill="auto"/>
           <w:tblCellMar>
             <w:top w:w="15" w:type="dxa"/>
@@ -3343,10 +3410,10 @@
           <w:tcPr>
             <w:tcW w:w="1381" w:type="dxa"/>
             <w:tcBorders>
-              <w:top w:val="single" w:sz="4" w:space="0" w:color="auto"/>
-              <w:left w:val="single" w:sz="4" w:space="0" w:color="auto"/>
-              <w:bottom w:val="single" w:sz="4" w:space="0" w:color="auto"/>
-              <w:right w:val="single" w:sz="4" w:space="0" w:color="auto"/>
+              <w:top w:val="single" w:color="auto" w:sz="4" w:space="0"/>
+              <w:left w:val="single" w:color="auto" w:sz="4" w:space="0"/>
+              <w:bottom w:val="single" w:color="auto" w:sz="4" w:space="0"/>
+              <w:right w:val="single" w:color="auto" w:sz="4" w:space="0"/>
             </w:tcBorders>
             <w:shd w:val="clear" w:color="auto" w:fill="auto"/>
             <w:tcMar>
@@ -3359,7 +3426,7 @@
           </w:tcPr>
           <w:p>
             <w:pPr>
-              <w:pStyle w:val="NormalWeb"/>
+              <w:pStyle w:val="18"/>
               <w:keepNext w:val="0"/>
               <w:keepLines w:val="0"/>
               <w:pageBreakBefore w:val="0"/>
@@ -3373,7 +3440,7 @@
               <w:spacing w:before="165" w:beforeAutospacing="0" w:after="165" w:afterAutospacing="0" w:line="343" w:lineRule="atLeast"/>
               <w:ind w:left="0" w:right="0" w:firstLine="0"/>
               <w:rPr>
-                <w:rFonts w:ascii="宋体" w:eastAsia="宋体" w:hAnsi="宋体" w:cs="宋体" w:hint="eastAsia"/>
+                <w:rFonts w:hint="eastAsia" w:ascii="宋体" w:hAnsi="宋体" w:eastAsia="宋体" w:cs="宋体"/>
                 <w:kern w:val="2"/>
                 <w:sz w:val="24"/>
                 <w:szCs w:val="24"/>
@@ -3382,7 +3449,7 @@
             </w:pPr>
             <w:r>
               <w:rPr>
-                <w:rFonts w:ascii="宋体" w:eastAsia="宋体" w:hAnsi="宋体" w:cs="宋体" w:hint="eastAsia"/>
+                <w:rFonts w:hint="eastAsia" w:ascii="宋体" w:hAnsi="宋体" w:eastAsia="宋体" w:cs="宋体"/>
                 <w:kern w:val="2"/>
                 <w:sz w:val="24"/>
                 <w:szCs w:val="24"/>
@@ -3396,10 +3463,10 @@
           <w:tcPr>
             <w:tcW w:w="7045" w:type="dxa"/>
             <w:tcBorders>
-              <w:top w:val="single" w:sz="4" w:space="0" w:color="auto"/>
-              <w:left w:val="single" w:sz="4" w:space="0" w:color="auto"/>
-              <w:bottom w:val="single" w:sz="4" w:space="0" w:color="auto"/>
-              <w:right w:val="single" w:sz="4" w:space="0" w:color="auto"/>
+              <w:top w:val="single" w:color="auto" w:sz="4" w:space="0"/>
+              <w:left w:val="single" w:color="auto" w:sz="4" w:space="0"/>
+              <w:bottom w:val="single" w:color="auto" w:sz="4" w:space="0"/>
+              <w:right w:val="single" w:color="auto" w:sz="4" w:space="0"/>
             </w:tcBorders>
             <w:shd w:val="clear" w:color="auto" w:fill="auto"/>
             <w:tcMar>
@@ -3412,7 +3479,7 @@
           </w:tcPr>
           <w:p>
             <w:pPr>
-              <w:pStyle w:val="NormalWeb"/>
+              <w:pStyle w:val="18"/>
               <w:keepNext w:val="0"/>
               <w:keepLines w:val="0"/>
               <w:pageBreakBefore w:val="0"/>
@@ -3426,7 +3493,7 @@
               <w:spacing w:before="165" w:beforeAutospacing="0" w:after="165" w:afterAutospacing="0" w:line="343" w:lineRule="atLeast"/>
               <w:ind w:left="0" w:right="0" w:firstLine="0"/>
               <w:rPr>
-                <w:rFonts w:ascii="宋体" w:eastAsia="宋体" w:hAnsi="宋体" w:cs="宋体" w:hint="eastAsia"/>
+                <w:rFonts w:hint="eastAsia" w:ascii="宋体" w:hAnsi="宋体" w:eastAsia="宋体" w:cs="宋体"/>
                 <w:kern w:val="2"/>
                 <w:sz w:val="24"/>
                 <w:szCs w:val="24"/>
@@ -3435,7 +3502,7 @@
             </w:pPr>
             <w:r>
               <w:rPr>
-                <w:rFonts w:ascii="宋体" w:eastAsia="宋体" w:hAnsi="宋体" w:cs="宋体" w:hint="eastAsia"/>
+                <w:rFonts w:hint="eastAsia" w:ascii="宋体" w:hAnsi="宋体" w:eastAsia="宋体" w:cs="宋体"/>
                 <w:kern w:val="2"/>
                 <w:sz w:val="24"/>
                 <w:szCs w:val="24"/>
@@ -3449,7 +3516,7 @@
     </w:tbl>
     <w:p>
       <w:pPr>
-        <w:pStyle w:val="a"/>
+        <w:pStyle w:val="29"/>
         <w:keepNext w:val="0"/>
         <w:keepLines w:val="0"/>
         <w:pageBreakBefore w:val="0"/>
@@ -3465,7 +3532,7 @@
     </w:p>
     <w:p>
       <w:pPr>
-        <w:pStyle w:val="1"/>
+        <w:pStyle w:val="28"/>
         <w:keepNext w:val="0"/>
         <w:keepLines w:val="0"/>
         <w:pageBreakBefore w:val="0"/>
@@ -3489,7 +3556,7 @@
     </w:p>
     <w:p>
       <w:pPr>
-        <w:pStyle w:val="Heading2"/>
+        <w:pStyle w:val="3"/>
         <w:keepNext w:val="0"/>
         <w:keepLines w:val="0"/>
         <w:pageBreakBefore w:val="0"/>
@@ -3518,7 +3585,7 @@
     </w:p>
     <w:p>
       <w:pPr>
-        <w:pStyle w:val="NormalWeb"/>
+        <w:pStyle w:val="18"/>
         <w:keepNext w:val="0"/>
         <w:keepLines w:val="0"/>
         <w:pageBreakBefore w:val="0"/>
@@ -3532,7 +3599,7 @@
         <w:spacing w:before="165" w:beforeAutospacing="0" w:after="165" w:afterAutospacing="0" w:line="343" w:lineRule="atLeast"/>
         <w:ind w:left="0" w:right="0" w:firstLine="0"/>
         <w:rPr>
-          <w:rFonts w:ascii="宋体" w:eastAsia="宋体" w:hAnsi="宋体" w:cs="宋体" w:hint="eastAsia"/>
+          <w:rFonts w:hint="eastAsia" w:ascii="宋体" w:hAnsi="宋体" w:eastAsia="宋体" w:cs="宋体"/>
           <w:kern w:val="2"/>
           <w:sz w:val="24"/>
           <w:szCs w:val="24"/>
@@ -3541,7 +3608,7 @@
       </w:pPr>
       <w:r>
         <w:rPr>
-          <w:rFonts w:ascii="宋体" w:eastAsia="宋体" w:hAnsi="宋体" w:cs="宋体" w:hint="eastAsia"/>
+          <w:rFonts w:hint="eastAsia" w:ascii="宋体" w:hAnsi="宋体" w:eastAsia="宋体" w:cs="宋体"/>
           <w:kern w:val="2"/>
           <w:sz w:val="24"/>
           <w:szCs w:val="24"/>
@@ -3551,7 +3618,7 @@
       </w:r>
       <w:r>
         <w:rPr>
-          <w:rFonts w:ascii="宋体" w:eastAsia="宋体" w:hAnsi="宋体" w:cs="宋体" w:hint="default"/>
+          <w:rFonts w:hint="default" w:ascii="宋体" w:hAnsi="宋体" w:eastAsia="宋体" w:cs="宋体"/>
           <w:kern w:val="2"/>
           <w:sz w:val="24"/>
           <w:szCs w:val="24"/>
@@ -3562,7 +3629,7 @@
     </w:p>
     <w:p>
       <w:pPr>
-        <w:pStyle w:val="NormalWeb"/>
+        <w:pStyle w:val="18"/>
         <w:keepNext w:val="0"/>
         <w:keepLines w:val="0"/>
         <w:pageBreakBefore w:val="0"/>
@@ -3576,7 +3643,7 @@
         <w:spacing w:before="165" w:beforeAutospacing="0" w:after="165" w:afterAutospacing="0" w:line="343" w:lineRule="atLeast"/>
         <w:ind w:left="0" w:right="0" w:firstLine="0"/>
         <w:rPr>
-          <w:rFonts w:ascii="宋体" w:eastAsia="宋体" w:hAnsi="宋体" w:cs="宋体" w:hint="eastAsia"/>
+          <w:rFonts w:hint="eastAsia" w:ascii="宋体" w:hAnsi="宋体" w:eastAsia="宋体" w:cs="宋体"/>
           <w:kern w:val="2"/>
           <w:sz w:val="24"/>
           <w:szCs w:val="24"/>
@@ -3585,7 +3652,7 @@
       </w:pPr>
       <w:r>
         <w:rPr>
-          <w:rFonts w:ascii="宋体" w:eastAsia="宋体" w:hAnsi="宋体" w:cs="宋体" w:hint="eastAsia"/>
+          <w:rFonts w:hint="eastAsia" w:ascii="宋体" w:hAnsi="宋体" w:eastAsia="宋体" w:cs="宋体"/>
           <w:kern w:val="2"/>
           <w:sz w:val="24"/>
           <w:szCs w:val="24"/>
@@ -3595,7 +3662,7 @@
       </w:r>
       <w:r>
         <w:rPr>
-          <w:rFonts w:ascii="宋体" w:eastAsia="宋体" w:hAnsi="宋体" w:cs="宋体" w:hint="default"/>
+          <w:rFonts w:hint="default" w:ascii="宋体" w:hAnsi="宋体" w:eastAsia="宋体" w:cs="宋体"/>
           <w:kern w:val="2"/>
           <w:sz w:val="24"/>
           <w:szCs w:val="24"/>
@@ -3606,7 +3673,7 @@
     </w:p>
     <w:p>
       <w:pPr>
-        <w:pStyle w:val="NormalWeb"/>
+        <w:pStyle w:val="18"/>
         <w:keepNext w:val="0"/>
         <w:keepLines w:val="0"/>
         <w:pageBreakBefore w:val="0"/>
@@ -3620,7 +3687,7 @@
         <w:spacing w:before="165" w:beforeAutospacing="0" w:after="165" w:afterAutospacing="0" w:line="343" w:lineRule="atLeast"/>
         <w:ind w:left="0" w:right="0" w:firstLine="0"/>
         <w:rPr>
-          <w:rFonts w:ascii="宋体" w:eastAsia="宋体" w:hAnsi="宋体" w:cs="宋体" w:hint="eastAsia"/>
+          <w:rFonts w:hint="eastAsia" w:ascii="宋体" w:hAnsi="宋体" w:eastAsia="宋体" w:cs="宋体"/>
           <w:kern w:val="2"/>
           <w:sz w:val="24"/>
           <w:szCs w:val="24"/>
@@ -3629,7 +3696,7 @@
       </w:pPr>
       <w:r>
         <w:rPr>
-          <w:rFonts w:ascii="宋体" w:eastAsia="宋体" w:hAnsi="宋体" w:cs="宋体" w:hint="eastAsia"/>
+          <w:rFonts w:hint="eastAsia" w:ascii="宋体" w:hAnsi="宋体" w:eastAsia="宋体" w:cs="宋体"/>
           <w:kern w:val="2"/>
           <w:sz w:val="24"/>
           <w:szCs w:val="24"/>
@@ -3639,7 +3706,7 @@
       </w:r>
       <w:r>
         <w:rPr>
-          <w:rFonts w:ascii="宋体" w:eastAsia="宋体" w:hAnsi="宋体" w:cs="宋体" w:hint="default"/>
+          <w:rFonts w:hint="default" w:ascii="宋体" w:hAnsi="宋体" w:eastAsia="宋体" w:cs="宋体"/>
           <w:kern w:val="2"/>
           <w:sz w:val="24"/>
           <w:szCs w:val="24"/>
@@ -3650,7 +3717,7 @@
     </w:p>
     <w:p>
       <w:pPr>
-        <w:pStyle w:val="NormalWeb"/>
+        <w:pStyle w:val="18"/>
         <w:keepNext w:val="0"/>
         <w:keepLines w:val="0"/>
         <w:pageBreakBefore w:val="0"/>
@@ -3664,7 +3731,7 @@
         <w:spacing w:before="165" w:beforeAutospacing="0" w:after="165" w:afterAutospacing="0" w:line="343" w:lineRule="atLeast"/>
         <w:ind w:left="0" w:right="0" w:firstLine="0"/>
         <w:rPr>
-          <w:rFonts w:ascii="宋体" w:eastAsia="宋体" w:hAnsi="宋体" w:cs="宋体" w:hint="eastAsia"/>
+          <w:rFonts w:hint="eastAsia" w:ascii="宋体" w:hAnsi="宋体" w:eastAsia="宋体" w:cs="宋体"/>
           <w:kern w:val="2"/>
           <w:sz w:val="24"/>
           <w:szCs w:val="24"/>
@@ -3673,7 +3740,7 @@
       </w:pPr>
       <w:r>
         <w:rPr>
-          <w:rFonts w:ascii="宋体" w:eastAsia="宋体" w:hAnsi="宋体" w:cs="宋体" w:hint="eastAsia"/>
+          <w:rFonts w:hint="eastAsia" w:ascii="宋体" w:hAnsi="宋体" w:eastAsia="宋体" w:cs="宋体"/>
           <w:kern w:val="2"/>
           <w:sz w:val="24"/>
           <w:szCs w:val="24"/>
@@ -3683,7 +3750,7 @@
       </w:r>
       <w:r>
         <w:rPr>
-          <w:rFonts w:ascii="宋体" w:eastAsia="宋体" w:hAnsi="宋体" w:cs="宋体" w:hint="default"/>
+          <w:rFonts w:hint="default" w:ascii="宋体" w:hAnsi="宋体" w:eastAsia="宋体" w:cs="宋体"/>
           <w:kern w:val="2"/>
           <w:sz w:val="24"/>
           <w:szCs w:val="24"/>
@@ -3694,7 +3761,7 @@
     </w:p>
     <w:p>
       <w:pPr>
-        <w:pStyle w:val="NormalWeb"/>
+        <w:pStyle w:val="18"/>
         <w:keepNext w:val="0"/>
         <w:keepLines w:val="0"/>
         <w:pageBreakBefore w:val="0"/>
@@ -3708,7 +3775,7 @@
         <w:spacing w:before="165" w:beforeAutospacing="0" w:after="165" w:afterAutospacing="0" w:line="343" w:lineRule="atLeast"/>
         <w:ind w:left="0" w:right="0" w:firstLine="0"/>
         <w:rPr>
-          <w:rFonts w:ascii="宋体" w:eastAsia="宋体" w:hAnsi="宋体" w:cs="宋体" w:hint="eastAsia"/>
+          <w:rFonts w:hint="eastAsia" w:ascii="宋体" w:hAnsi="宋体" w:eastAsia="宋体" w:cs="宋体"/>
           <w:kern w:val="2"/>
           <w:sz w:val="24"/>
           <w:szCs w:val="24"/>
@@ -3717,7 +3784,7 @@
       </w:pPr>
       <w:r>
         <w:rPr>
-          <w:rFonts w:ascii="宋体" w:eastAsia="宋体" w:hAnsi="宋体" w:cs="宋体" w:hint="eastAsia"/>
+          <w:rFonts w:hint="eastAsia" w:ascii="宋体" w:hAnsi="宋体" w:eastAsia="宋体" w:cs="宋体"/>
           <w:kern w:val="2"/>
           <w:sz w:val="24"/>
           <w:szCs w:val="24"/>
@@ -3727,7 +3794,7 @@
       </w:r>
       <w:r>
         <w:rPr>
-          <w:rFonts w:ascii="宋体" w:eastAsia="宋体" w:hAnsi="宋体" w:cs="宋体" w:hint="default"/>
+          <w:rFonts w:hint="default" w:ascii="宋体" w:hAnsi="宋体" w:eastAsia="宋体" w:cs="宋体"/>
           <w:kern w:val="2"/>
           <w:sz w:val="24"/>
           <w:szCs w:val="24"/>
@@ -3738,7 +3805,7 @@
     </w:p>
     <w:p>
       <w:pPr>
-        <w:pStyle w:val="Heading2"/>
+        <w:pStyle w:val="3"/>
         <w:keepNext w:val="0"/>
         <w:keepLines w:val="0"/>
         <w:pageBreakBefore w:val="0"/>
@@ -3766,7 +3833,7 @@
     </w:p>
     <w:p>
       <w:pPr>
-        <w:pStyle w:val="NormalWeb"/>
+        <w:pStyle w:val="18"/>
         <w:keepNext w:val="0"/>
         <w:keepLines w:val="0"/>
         <w:pageBreakBefore w:val="0"/>
@@ -3780,7 +3847,7 @@
         <w:spacing w:before="165" w:beforeAutospacing="0" w:after="165" w:afterAutospacing="0" w:line="343" w:lineRule="atLeast"/>
         <w:ind w:left="0" w:right="0" w:firstLine="0"/>
         <w:rPr>
-          <w:rFonts w:ascii="宋体" w:eastAsia="宋体" w:hAnsi="宋体" w:cs="宋体" w:hint="default"/>
+          <w:rFonts w:hint="default" w:ascii="宋体" w:hAnsi="宋体" w:eastAsia="宋体" w:cs="宋体"/>
           <w:kern w:val="2"/>
           <w:sz w:val="24"/>
           <w:szCs w:val="24"/>
@@ -3789,7 +3856,7 @@
       </w:pPr>
       <w:r>
         <w:rPr>
-          <w:rFonts w:ascii="宋体" w:eastAsia="宋体" w:hAnsi="宋体" w:cs="宋体" w:hint="eastAsia"/>
+          <w:rFonts w:hint="eastAsia" w:ascii="宋体" w:hAnsi="宋体" w:eastAsia="宋体" w:cs="宋体"/>
           <w:kern w:val="2"/>
           <w:sz w:val="24"/>
           <w:szCs w:val="24"/>
@@ -3799,7 +3866,7 @@
       </w:r>
       <w:r>
         <w:rPr>
-          <w:rFonts w:ascii="宋体" w:eastAsia="宋体" w:hAnsi="宋体" w:cs="宋体" w:hint="default"/>
+          <w:rFonts w:hint="default" w:ascii="宋体" w:hAnsi="宋体" w:eastAsia="宋体" w:cs="宋体"/>
           <w:kern w:val="2"/>
           <w:sz w:val="24"/>
           <w:szCs w:val="24"/>
@@ -3810,7 +3877,7 @@
     </w:p>
     <w:p>
       <w:pPr>
-        <w:pStyle w:val="NormalWeb"/>
+        <w:pStyle w:val="18"/>
         <w:keepNext w:val="0"/>
         <w:keepLines w:val="0"/>
         <w:pageBreakBefore w:val="0"/>
@@ -3824,7 +3891,7 @@
         <w:spacing w:before="165" w:beforeAutospacing="0" w:after="165" w:afterAutospacing="0" w:line="343" w:lineRule="atLeast"/>
         <w:ind w:left="0" w:right="0" w:firstLine="0"/>
         <w:rPr>
-          <w:rFonts w:ascii="宋体" w:eastAsia="宋体" w:hAnsi="宋体" w:cs="宋体" w:hint="default"/>
+          <w:rFonts w:hint="default" w:ascii="宋体" w:hAnsi="宋体" w:eastAsia="宋体" w:cs="宋体"/>
           <w:kern w:val="2"/>
           <w:sz w:val="24"/>
           <w:szCs w:val="24"/>
@@ -3833,7 +3900,7 @@
       </w:pPr>
       <w:r>
         <w:rPr>
-          <w:rFonts w:ascii="宋体" w:eastAsia="宋体" w:hAnsi="宋体" w:cs="宋体" w:hint="eastAsia"/>
+          <w:rFonts w:hint="eastAsia" w:ascii="宋体" w:hAnsi="宋体" w:eastAsia="宋体" w:cs="宋体"/>
           <w:kern w:val="2"/>
           <w:sz w:val="24"/>
           <w:szCs w:val="24"/>
@@ -3843,7 +3910,7 @@
       </w:r>
       <w:r>
         <w:rPr>
-          <w:rFonts w:ascii="宋体" w:eastAsia="宋体" w:hAnsi="宋体" w:cs="宋体" w:hint="default"/>
+          <w:rFonts w:hint="default" w:ascii="宋体" w:hAnsi="宋体" w:eastAsia="宋体" w:cs="宋体"/>
           <w:kern w:val="2"/>
           <w:sz w:val="24"/>
           <w:szCs w:val="24"/>
@@ -3854,7 +3921,7 @@
     </w:p>
     <w:p>
       <w:pPr>
-        <w:pStyle w:val="Heading2"/>
+        <w:pStyle w:val="3"/>
         <w:keepNext w:val="0"/>
         <w:keepLines w:val="0"/>
         <w:pageBreakBefore w:val="0"/>
@@ -3864,7 +3931,7 @@
         <w:topLinePunct w:val="0"/>
         <w:bidi w:val="0"/>
         <w:rPr>
-          <w:rFonts w:eastAsia="宋体" w:hint="eastAsia"/>
+          <w:rFonts w:hint="eastAsia" w:eastAsia="宋体"/>
           <w:sz w:val="24"/>
           <w:szCs w:val="24"/>
           <w:lang w:val="en-US" w:eastAsia="zh-CN"/>
@@ -3883,7 +3950,7 @@
     </w:p>
     <w:p>
       <w:pPr>
-        <w:pStyle w:val="NormalWeb"/>
+        <w:pStyle w:val="18"/>
         <w:keepNext w:val="0"/>
         <w:keepLines w:val="0"/>
         <w:pageBreakBefore w:val="0"/>
@@ -3897,7 +3964,7 @@
         <w:spacing w:before="165" w:beforeAutospacing="0" w:after="165" w:afterAutospacing="0" w:line="343" w:lineRule="atLeast"/>
         <w:ind w:left="0" w:right="0" w:firstLine="0"/>
         <w:rPr>
-          <w:rFonts w:ascii="宋体" w:eastAsia="宋体" w:hAnsi="宋体" w:cs="宋体" w:hint="default"/>
+          <w:rFonts w:hint="default" w:ascii="宋体" w:hAnsi="宋体" w:eastAsia="宋体" w:cs="宋体"/>
           <w:kern w:val="2"/>
           <w:sz w:val="24"/>
           <w:szCs w:val="24"/>
@@ -3906,7 +3973,7 @@
       </w:pPr>
       <w:r>
         <w:rPr>
-          <w:rFonts w:ascii="宋体" w:eastAsia="宋体" w:hAnsi="宋体" w:cs="宋体" w:hint="eastAsia"/>
+          <w:rFonts w:hint="eastAsia" w:ascii="宋体" w:hAnsi="宋体" w:eastAsia="宋体" w:cs="宋体"/>
           <w:kern w:val="2"/>
           <w:sz w:val="24"/>
           <w:szCs w:val="24"/>
@@ -3916,7 +3983,7 @@
       </w:r>
       <w:r>
         <w:rPr>
-          <w:rFonts w:ascii="宋体" w:eastAsia="宋体" w:hAnsi="宋体" w:cs="宋体" w:hint="default"/>
+          <w:rFonts w:hint="default" w:ascii="宋体" w:hAnsi="宋体" w:eastAsia="宋体" w:cs="宋体"/>
           <w:kern w:val="2"/>
           <w:sz w:val="24"/>
           <w:szCs w:val="24"/>
@@ -3927,7 +3994,7 @@
     </w:p>
     <w:p>
       <w:pPr>
-        <w:pStyle w:val="NormalWeb"/>
+        <w:pStyle w:val="18"/>
         <w:keepNext w:val="0"/>
         <w:keepLines w:val="0"/>
         <w:pageBreakBefore w:val="0"/>
@@ -3941,7 +4008,7 @@
         <w:spacing w:before="165" w:beforeAutospacing="0" w:after="165" w:afterAutospacing="0" w:line="343" w:lineRule="atLeast"/>
         <w:ind w:left="0" w:right="0" w:firstLine="0"/>
         <w:rPr>
-          <w:rFonts w:ascii="宋体" w:eastAsia="宋体" w:hAnsi="宋体" w:cs="宋体" w:hint="default"/>
+          <w:rFonts w:hint="default" w:ascii="宋体" w:hAnsi="宋体" w:eastAsia="宋体" w:cs="宋体"/>
           <w:kern w:val="2"/>
           <w:sz w:val="24"/>
           <w:szCs w:val="24"/>
@@ -3950,7 +4017,7 @@
       </w:pPr>
       <w:r>
         <w:rPr>
-          <w:rFonts w:ascii="宋体" w:eastAsia="宋体" w:hAnsi="宋体" w:cs="宋体" w:hint="eastAsia"/>
+          <w:rFonts w:hint="eastAsia" w:ascii="宋体" w:hAnsi="宋体" w:eastAsia="宋体" w:cs="宋体"/>
           <w:kern w:val="2"/>
           <w:sz w:val="24"/>
           <w:szCs w:val="24"/>
@@ -3960,7 +4027,7 @@
       </w:r>
       <w:r>
         <w:rPr>
-          <w:rFonts w:ascii="宋体" w:eastAsia="宋体" w:hAnsi="宋体" w:cs="宋体" w:hint="default"/>
+          <w:rFonts w:hint="default" w:ascii="宋体" w:hAnsi="宋体" w:eastAsia="宋体" w:cs="宋体"/>
           <w:kern w:val="2"/>
           <w:sz w:val="24"/>
           <w:szCs w:val="24"/>
@@ -3971,7 +4038,7 @@
     </w:p>
     <w:p>
       <w:pPr>
-        <w:pStyle w:val="1"/>
+        <w:pStyle w:val="28"/>
         <w:keepNext w:val="0"/>
         <w:keepLines w:val="0"/>
         <w:pageBreakBefore w:val="0"/>
@@ -3995,7 +4062,7 @@
     </w:p>
     <w:p>
       <w:pPr>
-        <w:pStyle w:val="Heading2"/>
+        <w:pStyle w:val="3"/>
         <w:keepNext w:val="0"/>
         <w:keepLines w:val="0"/>
         <w:pageBreakBefore w:val="0"/>
@@ -4023,7 +4090,7 @@
     </w:p>
     <w:p>
       <w:pPr>
-        <w:pStyle w:val="NormalWeb"/>
+        <w:pStyle w:val="18"/>
         <w:keepNext w:val="0"/>
         <w:keepLines w:val="0"/>
         <w:pageBreakBefore w:val="0"/>
@@ -4042,15 +4109,15 @@
         <w:ind w:left="0" w:right="0"/>
         <w:textAlignment w:val="auto"/>
         <w:rPr>
-          <w:rFonts w:ascii="宋体" w:eastAsia="宋体" w:hAnsi="宋体" w:cs="宋体" w:hint="eastAsia"/>
+          <w:rFonts w:hint="eastAsia" w:ascii="宋体" w:hAnsi="宋体" w:eastAsia="宋体" w:cs="宋体"/>
           <w:sz w:val="24"/>
           <w:szCs w:val="24"/>
         </w:rPr>
       </w:pPr>
       <w:r>
         <w:rPr>
-          <w:rStyle w:val="Strong"/>
-          <w:rFonts w:ascii="宋体" w:eastAsia="宋体" w:hAnsi="宋体" w:cs="宋体" w:hint="eastAsia"/>
+          <w:rStyle w:val="23"/>
+          <w:rFonts w:hint="eastAsia" w:ascii="宋体" w:hAnsi="宋体" w:eastAsia="宋体" w:cs="宋体"/>
           <w:b/>
           <w:bCs/>
           <w:i w:val="0"/>
@@ -4066,7 +4133,7 @@
       </w:r>
       <w:r>
         <w:rPr>
-          <w:rFonts w:ascii="宋体" w:eastAsia="宋体" w:hAnsi="宋体" w:cs="宋体" w:hint="eastAsia"/>
+          <w:rFonts w:hint="eastAsia" w:ascii="宋体" w:hAnsi="宋体" w:eastAsia="宋体" w:cs="宋体"/>
           <w:i w:val="0"/>
           <w:iCs w:val="0"/>
           <w:caps w:val="0"/>
@@ -4081,7 +4148,7 @@
     </w:p>
     <w:p>
       <w:pPr>
-        <w:pStyle w:val="NormalWeb"/>
+        <w:pStyle w:val="18"/>
         <w:keepNext w:val="0"/>
         <w:keepLines w:val="0"/>
         <w:pageBreakBefore w:val="0"/>
@@ -4100,15 +4167,15 @@
         <w:ind w:left="0" w:right="0"/>
         <w:textAlignment w:val="auto"/>
         <w:rPr>
-          <w:rFonts w:ascii="宋体" w:eastAsia="宋体" w:hAnsi="宋体" w:cs="宋体" w:hint="eastAsia"/>
+          <w:rFonts w:hint="eastAsia" w:ascii="宋体" w:hAnsi="宋体" w:eastAsia="宋体" w:cs="宋体"/>
           <w:sz w:val="24"/>
           <w:szCs w:val="24"/>
         </w:rPr>
       </w:pPr>
       <w:r>
         <w:rPr>
-          <w:rStyle w:val="Strong"/>
-          <w:rFonts w:ascii="宋体" w:eastAsia="宋体" w:hAnsi="宋体" w:cs="宋体" w:hint="eastAsia"/>
+          <w:rStyle w:val="23"/>
+          <w:rFonts w:hint="eastAsia" w:ascii="宋体" w:hAnsi="宋体" w:eastAsia="宋体" w:cs="宋体"/>
           <w:b/>
           <w:bCs/>
           <w:i w:val="0"/>
@@ -4124,7 +4191,7 @@
       </w:r>
       <w:r>
         <w:rPr>
-          <w:rFonts w:ascii="宋体" w:eastAsia="宋体" w:hAnsi="宋体" w:cs="宋体" w:hint="eastAsia"/>
+          <w:rFonts w:hint="eastAsia" w:ascii="宋体" w:hAnsi="宋体" w:eastAsia="宋体" w:cs="宋体"/>
           <w:i w:val="0"/>
           <w:iCs w:val="0"/>
           <w:caps w:val="0"/>
@@ -4139,7 +4206,7 @@
     </w:p>
     <w:p>
       <w:pPr>
-        <w:pStyle w:val="NormalWeb"/>
+        <w:pStyle w:val="18"/>
         <w:keepNext w:val="0"/>
         <w:keepLines w:val="0"/>
         <w:pageBreakBefore w:val="0"/>
@@ -4158,15 +4225,15 @@
         <w:ind w:left="0" w:right="0"/>
         <w:textAlignment w:val="auto"/>
         <w:rPr>
-          <w:rFonts w:ascii="宋体" w:eastAsia="宋体" w:hAnsi="宋体" w:cs="宋体" w:hint="eastAsia"/>
+          <w:rFonts w:hint="eastAsia" w:ascii="宋体" w:hAnsi="宋体" w:eastAsia="宋体" w:cs="宋体"/>
           <w:sz w:val="24"/>
           <w:szCs w:val="24"/>
         </w:rPr>
       </w:pPr>
       <w:r>
         <w:rPr>
-          <w:rStyle w:val="Strong"/>
-          <w:rFonts w:ascii="宋体" w:eastAsia="宋体" w:hAnsi="宋体" w:cs="宋体" w:hint="eastAsia"/>
+          <w:rStyle w:val="23"/>
+          <w:rFonts w:hint="eastAsia" w:ascii="宋体" w:hAnsi="宋体" w:eastAsia="宋体" w:cs="宋体"/>
           <w:b/>
           <w:bCs/>
           <w:i w:val="0"/>
@@ -4182,7 +4249,7 @@
       </w:r>
       <w:r>
         <w:rPr>
-          <w:rFonts w:ascii="宋体" w:eastAsia="宋体" w:hAnsi="宋体" w:cs="宋体" w:hint="eastAsia"/>
+          <w:rFonts w:hint="eastAsia" w:ascii="宋体" w:hAnsi="宋体" w:eastAsia="宋体" w:cs="宋体"/>
           <w:i w:val="0"/>
           <w:iCs w:val="0"/>
           <w:caps w:val="0"/>
@@ -4197,7 +4264,7 @@
     </w:p>
     <w:p>
       <w:pPr>
-        <w:pStyle w:val="Heading2"/>
+        <w:pStyle w:val="3"/>
         <w:keepNext w:val="0"/>
         <w:keepLines w:val="0"/>
         <w:pageBreakBefore w:val="0"/>
@@ -4225,7 +4292,7 @@
     </w:p>
     <w:p>
       <w:pPr>
-        <w:pStyle w:val="NormalWeb"/>
+        <w:pStyle w:val="18"/>
         <w:keepNext w:val="0"/>
         <w:keepLines w:val="0"/>
         <w:pageBreakBefore w:val="0"/>
@@ -4244,15 +4311,15 @@
         <w:ind w:left="0" w:right="0"/>
         <w:textAlignment w:val="auto"/>
         <w:rPr>
-          <w:rFonts w:ascii="宋体" w:eastAsia="宋体" w:hAnsi="宋体" w:cs="宋体" w:hint="eastAsia"/>
+          <w:rFonts w:hint="eastAsia" w:ascii="宋体" w:hAnsi="宋体" w:eastAsia="宋体" w:cs="宋体"/>
           <w:sz w:val="24"/>
           <w:szCs w:val="24"/>
         </w:rPr>
       </w:pPr>
       <w:r>
         <w:rPr>
-          <w:rStyle w:val="Strong"/>
-          <w:rFonts w:ascii="宋体" w:eastAsia="宋体" w:hAnsi="宋体" w:cs="宋体" w:hint="eastAsia"/>
+          <w:rStyle w:val="23"/>
+          <w:rFonts w:hint="eastAsia" w:ascii="宋体" w:hAnsi="宋体" w:eastAsia="宋体" w:cs="宋体"/>
           <w:b/>
           <w:bCs/>
           <w:i w:val="0"/>
@@ -4268,7 +4335,7 @@
       </w:r>
       <w:r>
         <w:rPr>
-          <w:rFonts w:ascii="宋体" w:eastAsia="宋体" w:hAnsi="宋体" w:cs="宋体" w:hint="eastAsia"/>
+          <w:rFonts w:hint="eastAsia" w:ascii="宋体" w:hAnsi="宋体" w:eastAsia="宋体" w:cs="宋体"/>
           <w:i w:val="0"/>
           <w:iCs w:val="0"/>
           <w:caps w:val="0"/>
@@ -4283,7 +4350,7 @@
     </w:p>
     <w:p>
       <w:pPr>
-        <w:pStyle w:val="NormalWeb"/>
+        <w:pStyle w:val="18"/>
         <w:keepNext w:val="0"/>
         <w:keepLines w:val="0"/>
         <w:pageBreakBefore w:val="0"/>
@@ -4302,15 +4369,15 @@
         <w:ind w:left="0" w:right="0"/>
         <w:textAlignment w:val="auto"/>
         <w:rPr>
-          <w:rFonts w:ascii="宋体" w:eastAsia="宋体" w:hAnsi="宋体" w:cs="宋体" w:hint="eastAsia"/>
+          <w:rFonts w:hint="eastAsia" w:ascii="宋体" w:hAnsi="宋体" w:eastAsia="宋体" w:cs="宋体"/>
           <w:sz w:val="24"/>
           <w:szCs w:val="24"/>
         </w:rPr>
       </w:pPr>
       <w:r>
         <w:rPr>
-          <w:rStyle w:val="Strong"/>
-          <w:rFonts w:ascii="宋体" w:eastAsia="宋体" w:hAnsi="宋体" w:cs="宋体" w:hint="eastAsia"/>
+          <w:rStyle w:val="23"/>
+          <w:rFonts w:hint="eastAsia" w:ascii="宋体" w:hAnsi="宋体" w:eastAsia="宋体" w:cs="宋体"/>
           <w:b/>
           <w:bCs/>
           <w:i w:val="0"/>
@@ -4326,7 +4393,7 @@
       </w:r>
       <w:r>
         <w:rPr>
-          <w:rFonts w:ascii="宋体" w:eastAsia="宋体" w:hAnsi="宋体" w:cs="宋体" w:hint="eastAsia"/>
+          <w:rFonts w:hint="eastAsia" w:ascii="宋体" w:hAnsi="宋体" w:eastAsia="宋体" w:cs="宋体"/>
           <w:i w:val="0"/>
           <w:iCs w:val="0"/>
           <w:caps w:val="0"/>
@@ -4341,7 +4408,7 @@
     </w:p>
     <w:p>
       <w:pPr>
-        <w:pStyle w:val="NormalWeb"/>
+        <w:pStyle w:val="18"/>
         <w:keepNext w:val="0"/>
         <w:keepLines w:val="0"/>
         <w:pageBreakBefore w:val="0"/>
@@ -4360,15 +4427,15 @@
         <w:ind w:left="0" w:right="0"/>
         <w:textAlignment w:val="auto"/>
         <w:rPr>
-          <w:rFonts w:ascii="宋体" w:eastAsia="宋体" w:hAnsi="宋体" w:cs="宋体" w:hint="eastAsia"/>
+          <w:rFonts w:hint="eastAsia" w:ascii="宋体" w:hAnsi="宋体" w:eastAsia="宋体" w:cs="宋体"/>
           <w:sz w:val="24"/>
           <w:szCs w:val="24"/>
         </w:rPr>
       </w:pPr>
       <w:r>
         <w:rPr>
-          <w:rStyle w:val="Strong"/>
-          <w:rFonts w:ascii="宋体" w:eastAsia="宋体" w:hAnsi="宋体" w:cs="宋体" w:hint="eastAsia"/>
+          <w:rStyle w:val="23"/>
+          <w:rFonts w:hint="eastAsia" w:ascii="宋体" w:hAnsi="宋体" w:eastAsia="宋体" w:cs="宋体"/>
           <w:b/>
           <w:bCs/>
           <w:i w:val="0"/>
@@ -4384,7 +4451,7 @@
       </w:r>
       <w:r>
         <w:rPr>
-          <w:rFonts w:ascii="宋体" w:eastAsia="宋体" w:hAnsi="宋体" w:cs="宋体" w:hint="eastAsia"/>
+          <w:rFonts w:hint="eastAsia" w:ascii="宋体" w:hAnsi="宋体" w:eastAsia="宋体" w:cs="宋体"/>
           <w:i w:val="0"/>
           <w:iCs w:val="0"/>
           <w:caps w:val="0"/>
@@ -4399,7 +4466,7 @@
     </w:p>
     <w:p>
       <w:pPr>
-        <w:pStyle w:val="Heading2"/>
+        <w:pStyle w:val="3"/>
         <w:keepNext w:val="0"/>
         <w:keepLines w:val="0"/>
         <w:pageBreakBefore w:val="0"/>
@@ -4427,7 +4494,7 @@
     </w:p>
     <w:p>
       <w:pPr>
-        <w:pStyle w:val="NormalWeb"/>
+        <w:pStyle w:val="18"/>
         <w:keepNext w:val="0"/>
         <w:keepLines w:val="0"/>
         <w:pageBreakBefore w:val="0"/>
@@ -4446,15 +4513,15 @@
         <w:ind w:left="0" w:right="0"/>
         <w:textAlignment w:val="auto"/>
         <w:rPr>
-          <w:rFonts w:ascii="宋体" w:eastAsia="宋体" w:hAnsi="宋体" w:cs="宋体" w:hint="eastAsia"/>
+          <w:rFonts w:hint="eastAsia" w:ascii="宋体" w:hAnsi="宋体" w:eastAsia="宋体" w:cs="宋体"/>
           <w:sz w:val="24"/>
           <w:szCs w:val="24"/>
         </w:rPr>
       </w:pPr>
       <w:r>
         <w:rPr>
-          <w:rStyle w:val="Strong"/>
-          <w:rFonts w:ascii="宋体" w:eastAsia="宋体" w:hAnsi="宋体" w:cs="宋体" w:hint="eastAsia"/>
+          <w:rStyle w:val="23"/>
+          <w:rFonts w:hint="eastAsia" w:ascii="宋体" w:hAnsi="宋体" w:eastAsia="宋体" w:cs="宋体"/>
           <w:b/>
           <w:bCs/>
           <w:i w:val="0"/>
@@ -4470,7 +4537,7 @@
       </w:r>
       <w:r>
         <w:rPr>
-          <w:rFonts w:ascii="宋体" w:eastAsia="宋体" w:hAnsi="宋体" w:cs="宋体" w:hint="eastAsia"/>
+          <w:rFonts w:hint="eastAsia" w:ascii="宋体" w:hAnsi="宋体" w:eastAsia="宋体" w:cs="宋体"/>
           <w:i w:val="0"/>
           <w:iCs w:val="0"/>
           <w:caps w:val="0"/>
@@ -4485,7 +4552,7 @@
     </w:p>
     <w:p>
       <w:pPr>
-        <w:pStyle w:val="NormalWeb"/>
+        <w:pStyle w:val="18"/>
         <w:keepNext w:val="0"/>
         <w:keepLines w:val="0"/>
         <w:pageBreakBefore w:val="0"/>
@@ -4504,7 +4571,7 @@
         <w:ind w:left="0" w:right="0"/>
         <w:textAlignment w:val="auto"/>
         <w:rPr>
-          <w:rFonts w:ascii="宋体" w:eastAsia="宋体" w:hAnsi="宋体" w:cs="宋体" w:hint="eastAsia"/>
+          <w:rFonts w:hint="eastAsia" w:ascii="宋体" w:hAnsi="宋体" w:eastAsia="宋体" w:cs="宋体"/>
           <w:i w:val="0"/>
           <w:iCs w:val="0"/>
           <w:caps w:val="0"/>
@@ -4517,8 +4584,8 @@
       </w:pPr>
       <w:r>
         <w:rPr>
-          <w:rStyle w:val="Strong"/>
-          <w:rFonts w:ascii="宋体" w:eastAsia="宋体" w:hAnsi="宋体" w:cs="宋体" w:hint="eastAsia"/>
+          <w:rStyle w:val="23"/>
+          <w:rFonts w:hint="eastAsia" w:ascii="宋体" w:hAnsi="宋体" w:eastAsia="宋体" w:cs="宋体"/>
           <w:b/>
           <w:bCs/>
           <w:i w:val="0"/>
@@ -4534,7 +4601,7 @@
       </w:r>
       <w:r>
         <w:rPr>
-          <w:rFonts w:ascii="宋体" w:eastAsia="宋体" w:hAnsi="宋体" w:cs="宋体" w:hint="eastAsia"/>
+          <w:rFonts w:hint="eastAsia" w:ascii="宋体" w:hAnsi="宋体" w:eastAsia="宋体" w:cs="宋体"/>
           <w:i w:val="0"/>
           <w:iCs w:val="0"/>
           <w:caps w:val="0"/>
@@ -4549,7 +4616,7 @@
     </w:p>
     <w:p>
       <w:pPr>
-        <w:pStyle w:val="2"/>
+        <w:pStyle w:val="30"/>
         <w:keepNext w:val="0"/>
         <w:keepLines w:val="0"/>
         <w:pageBreakBefore w:val="0"/>
@@ -4575,7 +4642,7 @@
     </w:p>
     <w:p>
       <w:pPr>
-        <w:pStyle w:val="3"/>
+        <w:pStyle w:val="31"/>
         <w:keepNext w:val="0"/>
         <w:keepLines w:val="0"/>
         <w:pageBreakBefore w:val="0"/>
@@ -4599,7 +4666,7 @@
     </w:p>
     <w:p>
       <w:pPr>
-        <w:pStyle w:val="a"/>
+        <w:pStyle w:val="29"/>
         <w:keepNext w:val="0"/>
         <w:keepLines w:val="0"/>
         <w:pageBreakBefore w:val="0"/>
@@ -4623,7 +4690,7 @@
     </w:p>
     <w:p>
       <w:pPr>
-        <w:pStyle w:val="a"/>
+        <w:pStyle w:val="29"/>
         <w:keepNext w:val="0"/>
         <w:keepLines w:val="0"/>
         <w:pageBreakBefore w:val="0"/>
@@ -4647,7 +4714,7 @@
     </w:p>
     <w:p>
       <w:pPr>
-        <w:pStyle w:val="3"/>
+        <w:pStyle w:val="31"/>
         <w:keepNext w:val="0"/>
         <w:keepLines w:val="0"/>
         <w:pageBreakBefore w:val="0"/>
@@ -4671,17 +4738,19 @@
     </w:p>
     <w:tbl>
       <w:tblPr>
+        <w:tblStyle w:val="20"/>
         <w:tblW w:w="9024" w:type="dxa"/>
         <w:tblInd w:w="0" w:type="dxa"/>
         <w:tblBorders>
-          <w:top w:val="single" w:sz="4" w:space="0" w:color="auto"/>
-          <w:left w:val="single" w:sz="4" w:space="0" w:color="auto"/>
-          <w:bottom w:val="single" w:sz="4" w:space="0" w:color="auto"/>
-          <w:right w:val="single" w:sz="4" w:space="0" w:color="auto"/>
-          <w:insideH w:val="single" w:sz="4" w:space="0" w:color="auto"/>
-          <w:insideV w:val="single" w:sz="4" w:space="0" w:color="auto"/>
+          <w:top w:val="single" w:color="auto" w:sz="4" w:space="0"/>
+          <w:left w:val="single" w:color="auto" w:sz="4" w:space="0"/>
+          <w:bottom w:val="single" w:color="auto" w:sz="4" w:space="0"/>
+          <w:right w:val="single" w:color="auto" w:sz="4" w:space="0"/>
+          <w:insideH w:val="single" w:color="auto" w:sz="4" w:space="0"/>
+          <w:insideV w:val="single" w:color="auto" w:sz="4" w:space="0"/>
         </w:tblBorders>
         <w:shd w:val="clear" w:color="auto" w:fill="auto"/>
+        <w:tblLayout w:type="autofit"/>
         <w:tblCellMar>
           <w:top w:w="15" w:type="dxa"/>
           <w:left w:w="15" w:type="dxa"/>
@@ -4696,15 +4765,13 @@
       </w:tblGrid>
       <w:tr>
         <w:tblPrEx>
-          <w:tblW w:w="9024" w:type="dxa"/>
-          <w:tblInd w:w="0" w:type="dxa"/>
           <w:tblBorders>
-            <w:top w:val="single" w:sz="4" w:space="0" w:color="auto"/>
-            <w:left w:val="single" w:sz="4" w:space="0" w:color="auto"/>
-            <w:bottom w:val="single" w:sz="4" w:space="0" w:color="auto"/>
-            <w:right w:val="single" w:sz="4" w:space="0" w:color="auto"/>
-            <w:insideH w:val="single" w:sz="4" w:space="0" w:color="auto"/>
-            <w:insideV w:val="single" w:sz="4" w:space="0" w:color="auto"/>
+            <w:top w:val="single" w:color="auto" w:sz="4" w:space="0"/>
+            <w:left w:val="single" w:color="auto" w:sz="4" w:space="0"/>
+            <w:bottom w:val="single" w:color="auto" w:sz="4" w:space="0"/>
+            <w:right w:val="single" w:color="auto" w:sz="4" w:space="0"/>
+            <w:insideH w:val="single" w:color="auto" w:sz="4" w:space="0"/>
+            <w:insideV w:val="single" w:color="auto" w:sz="4" w:space="0"/>
           </w:tblBorders>
           <w:shd w:val="clear" w:color="auto" w:fill="auto"/>
           <w:tblCellMar>
@@ -4743,7 +4810,7 @@
               <w:spacing w:line="300" w:lineRule="atLeast"/>
               <w:jc w:val="left"/>
               <w:rPr>
-                <w:rFonts w:ascii="Segoe UI" w:eastAsia="Segoe UI" w:hAnsi="Segoe UI" w:cs="Segoe UI"/>
+                <w:rFonts w:ascii="Segoe UI" w:hAnsi="Segoe UI" w:eastAsia="Segoe UI" w:cs="Segoe UI"/>
                 <w:i w:val="0"/>
                 <w:iCs w:val="0"/>
                 <w:caps w:val="0"/>
@@ -4755,7 +4822,7 @@
             </w:pPr>
             <w:r>
               <w:rPr>
-                <w:rFonts w:ascii="Segoe UI" w:eastAsia="Segoe UI" w:hAnsi="Segoe UI" w:cs="Segoe UI" w:hint="default"/>
+                <w:rFonts w:hint="default" w:ascii="Segoe UI" w:hAnsi="Segoe UI" w:eastAsia="Segoe UI" w:cs="Segoe UI"/>
                 <w:i w:val="0"/>
                 <w:iCs w:val="0"/>
                 <w:caps w:val="0"/>
@@ -4765,7 +4832,6 @@
                 <w:kern w:val="0"/>
                 <w:sz w:val="18"/>
                 <w:szCs w:val="18"/>
-                <w:bdr w:val="nil"/>
                 <w:lang w:val="en-US" w:eastAsia="zh-CN"/>
               </w:rPr>
               <w:t>角色</w:t>
@@ -4798,7 +4864,7 @@
               <w:spacing w:line="300" w:lineRule="atLeast"/>
               <w:jc w:val="left"/>
               <w:rPr>
-                <w:rFonts w:ascii="Segoe UI" w:eastAsia="Segoe UI" w:hAnsi="Segoe UI" w:cs="Segoe UI" w:hint="default"/>
+                <w:rFonts w:hint="default" w:ascii="Segoe UI" w:hAnsi="Segoe UI" w:eastAsia="Segoe UI" w:cs="Segoe UI"/>
                 <w:i w:val="0"/>
                 <w:iCs w:val="0"/>
                 <w:caps w:val="0"/>
@@ -4810,7 +4876,7 @@
             </w:pPr>
             <w:r>
               <w:rPr>
-                <w:rFonts w:ascii="Segoe UI" w:eastAsia="Segoe UI" w:hAnsi="Segoe UI" w:cs="Segoe UI" w:hint="default"/>
+                <w:rFonts w:hint="default" w:ascii="Segoe UI" w:hAnsi="Segoe UI" w:eastAsia="Segoe UI" w:cs="Segoe UI"/>
                 <w:i w:val="0"/>
                 <w:iCs w:val="0"/>
                 <w:caps w:val="0"/>
@@ -4820,7 +4886,6 @@
                 <w:kern w:val="0"/>
                 <w:sz w:val="18"/>
                 <w:szCs w:val="18"/>
-                <w:bdr w:val="nil"/>
                 <w:lang w:val="en-US" w:eastAsia="zh-CN"/>
               </w:rPr>
               <w:t>权限范围</w:t>
@@ -4853,7 +4918,7 @@
               <w:spacing w:line="300" w:lineRule="atLeast"/>
               <w:jc w:val="left"/>
               <w:rPr>
-                <w:rFonts w:ascii="Segoe UI" w:eastAsia="Segoe UI" w:hAnsi="Segoe UI" w:cs="Segoe UI" w:hint="default"/>
+                <w:rFonts w:hint="default" w:ascii="Segoe UI" w:hAnsi="Segoe UI" w:eastAsia="Segoe UI" w:cs="Segoe UI"/>
                 <w:i w:val="0"/>
                 <w:iCs w:val="0"/>
                 <w:caps w:val="0"/>
@@ -4865,7 +4930,7 @@
             </w:pPr>
             <w:r>
               <w:rPr>
-                <w:rFonts w:ascii="Segoe UI" w:eastAsia="Segoe UI" w:hAnsi="Segoe UI" w:cs="Segoe UI" w:hint="default"/>
+                <w:rFonts w:hint="default" w:ascii="Segoe UI" w:hAnsi="Segoe UI" w:eastAsia="Segoe UI" w:cs="Segoe UI"/>
                 <w:i w:val="0"/>
                 <w:iCs w:val="0"/>
                 <w:caps w:val="0"/>
@@ -4875,7 +4940,6 @@
                 <w:kern w:val="0"/>
                 <w:sz w:val="18"/>
                 <w:szCs w:val="18"/>
-                <w:bdr w:val="nil"/>
                 <w:lang w:val="en-US" w:eastAsia="zh-CN"/>
               </w:rPr>
               <w:t>审批流程</w:t>
@@ -4885,8 +4949,14 @@
       </w:tr>
       <w:tr>
         <w:tblPrEx>
-          <w:tblW w:w="9024" w:type="dxa"/>
-          <w:tblInd w:w="0" w:type="dxa"/>
+          <w:tblBorders>
+            <w:top w:val="single" w:color="auto" w:sz="4" w:space="0"/>
+            <w:left w:val="single" w:color="auto" w:sz="4" w:space="0"/>
+            <w:bottom w:val="single" w:color="auto" w:sz="4" w:space="0"/>
+            <w:right w:val="single" w:color="auto" w:sz="4" w:space="0"/>
+            <w:insideH w:val="single" w:color="auto" w:sz="4" w:space="0"/>
+            <w:insideV w:val="single" w:color="auto" w:sz="4" w:space="0"/>
+          </w:tblBorders>
           <w:shd w:val="clear" w:color="auto" w:fill="auto"/>
           <w:tblCellMar>
             <w:top w:w="15" w:type="dxa"/>
@@ -4921,7 +4991,7 @@
               <w:spacing w:line="300" w:lineRule="atLeast"/>
               <w:jc w:val="left"/>
               <w:rPr>
-                <w:rFonts w:ascii="Segoe UI" w:eastAsia="Segoe UI" w:hAnsi="Segoe UI" w:cs="Segoe UI" w:hint="default"/>
+                <w:rFonts w:hint="default" w:ascii="Segoe UI" w:hAnsi="Segoe UI" w:eastAsia="Segoe UI" w:cs="Segoe UI"/>
                 <w:i w:val="0"/>
                 <w:iCs w:val="0"/>
                 <w:caps w:val="0"/>
@@ -4933,7 +5003,7 @@
             </w:pPr>
             <w:r>
               <w:rPr>
-                <w:rFonts w:ascii="Segoe UI" w:eastAsia="Segoe UI" w:hAnsi="Segoe UI" w:cs="Segoe UI" w:hint="default"/>
+                <w:rFonts w:hint="default" w:ascii="Segoe UI" w:hAnsi="Segoe UI" w:eastAsia="Segoe UI" w:cs="Segoe UI"/>
                 <w:i w:val="0"/>
                 <w:iCs w:val="0"/>
                 <w:caps w:val="0"/>
@@ -4943,14 +5013,13 @@
                 <w:kern w:val="0"/>
                 <w:sz w:val="18"/>
                 <w:szCs w:val="18"/>
-                <w:bdr w:val="nil"/>
                 <w:lang w:val="en-US" w:eastAsia="zh-CN"/>
               </w:rPr>
               <w:t>研发部</w:t>
             </w:r>
             <w:r>
               <w:rPr>
-                <w:rFonts w:ascii="Segoe UI" w:eastAsia="Segoe UI" w:hAnsi="Segoe UI" w:cs="Segoe UI" w:hint="eastAsia"/>
+                <w:rFonts w:hint="eastAsia" w:ascii="Segoe UI" w:hAnsi="Segoe UI" w:eastAsia="Segoe UI" w:cs="Segoe UI"/>
                 <w:i w:val="0"/>
                 <w:iCs w:val="0"/>
                 <w:caps w:val="0"/>
@@ -4960,7 +5029,6 @@
                 <w:kern w:val="0"/>
                 <w:sz w:val="18"/>
                 <w:szCs w:val="18"/>
-                <w:bdr w:val="nil"/>
                 <w:lang w:val="en-US" w:eastAsia="zh-CN"/>
               </w:rPr>
               <w:t>经理</w:t>
@@ -4993,7 +5061,7 @@
               <w:spacing w:line="300" w:lineRule="atLeast"/>
               <w:jc w:val="left"/>
               <w:rPr>
-                <w:rFonts w:ascii="Segoe UI" w:eastAsia="Segoe UI" w:hAnsi="Segoe UI" w:cs="Segoe UI" w:hint="default"/>
+                <w:rFonts w:hint="default" w:ascii="Segoe UI" w:hAnsi="Segoe UI" w:eastAsia="Segoe UI" w:cs="Segoe UI"/>
                 <w:i w:val="0"/>
                 <w:iCs w:val="0"/>
                 <w:caps w:val="0"/>
@@ -5005,7 +5073,7 @@
             </w:pPr>
             <w:r>
               <w:rPr>
-                <w:rFonts w:ascii="Segoe UI" w:eastAsia="Segoe UI" w:hAnsi="Segoe UI" w:cs="Segoe UI" w:hint="default"/>
+                <w:rFonts w:hint="default" w:ascii="Segoe UI" w:hAnsi="Segoe UI" w:eastAsia="Segoe UI" w:cs="Segoe UI"/>
                 <w:i w:val="0"/>
                 <w:iCs w:val="0"/>
                 <w:caps w:val="0"/>
@@ -5015,7 +5083,6 @@
                 <w:kern w:val="0"/>
                 <w:sz w:val="18"/>
                 <w:szCs w:val="18"/>
-                <w:bdr w:val="nil"/>
                 <w:lang w:val="en-US" w:eastAsia="zh-CN"/>
               </w:rPr>
               <w:t>全库读写权限，包括上传、更新、删除、备份、恢复等操作</w:t>
@@ -5048,7 +5115,7 @@
               <w:spacing w:line="300" w:lineRule="atLeast"/>
               <w:jc w:val="left"/>
               <w:rPr>
-                <w:rFonts w:ascii="Segoe UI" w:eastAsia="Segoe UI" w:hAnsi="Segoe UI" w:cs="Segoe UI" w:hint="default"/>
+                <w:rFonts w:hint="default" w:ascii="Segoe UI" w:hAnsi="Segoe UI" w:eastAsia="Segoe UI" w:cs="Segoe UI"/>
                 <w:i w:val="0"/>
                 <w:iCs w:val="0"/>
                 <w:caps w:val="0"/>
@@ -5060,7 +5127,7 @@
             </w:pPr>
             <w:r>
               <w:rPr>
-                <w:rFonts w:ascii="Segoe UI" w:eastAsia="Segoe UI" w:hAnsi="Segoe UI" w:cs="Segoe UI" w:hint="default"/>
+                <w:rFonts w:hint="default" w:ascii="Segoe UI" w:hAnsi="Segoe UI" w:eastAsia="Segoe UI" w:cs="Segoe UI"/>
                 <w:i w:val="0"/>
                 <w:iCs w:val="0"/>
                 <w:caps w:val="0"/>
@@ -5070,14 +5137,13 @@
                 <w:kern w:val="0"/>
                 <w:sz w:val="18"/>
                 <w:szCs w:val="18"/>
-                <w:bdr w:val="nil"/>
                 <w:lang w:val="en-US" w:eastAsia="zh-CN"/>
               </w:rPr>
               <w:t>部门</w:t>
             </w:r>
             <w:r>
               <w:rPr>
-                <w:rFonts w:ascii="Segoe UI" w:eastAsia="Segoe UI" w:hAnsi="Segoe UI" w:cs="Segoe UI" w:hint="eastAsia"/>
+                <w:rFonts w:hint="eastAsia" w:ascii="Segoe UI" w:hAnsi="Segoe UI" w:eastAsia="Segoe UI" w:cs="Segoe UI"/>
                 <w:i w:val="0"/>
                 <w:iCs w:val="0"/>
                 <w:caps w:val="0"/>
@@ -5087,14 +5153,13 @@
                 <w:kern w:val="0"/>
                 <w:sz w:val="18"/>
                 <w:szCs w:val="18"/>
-                <w:bdr w:val="nil"/>
                 <w:lang w:val="en-US" w:eastAsia="zh-CN"/>
               </w:rPr>
               <w:t>经理</w:t>
             </w:r>
             <w:r>
               <w:rPr>
-                <w:rFonts w:ascii="Segoe UI" w:eastAsia="Segoe UI" w:hAnsi="Segoe UI" w:cs="Segoe UI" w:hint="default"/>
+                <w:rFonts w:hint="default" w:ascii="Segoe UI" w:hAnsi="Segoe UI" w:eastAsia="Segoe UI" w:cs="Segoe UI"/>
                 <w:i w:val="0"/>
                 <w:iCs w:val="0"/>
                 <w:caps w:val="0"/>
@@ -5104,7 +5169,6 @@
                 <w:kern w:val="0"/>
                 <w:sz w:val="18"/>
                 <w:szCs w:val="18"/>
-                <w:bdr w:val="nil"/>
                 <w:lang w:val="en-US" w:eastAsia="zh-CN"/>
               </w:rPr>
               <w:t>审批</w:t>
@@ -5114,8 +5178,227 @@
       </w:tr>
       <w:tr>
         <w:tblPrEx>
-          <w:tblW w:w="9024" w:type="dxa"/>
-          <w:tblInd w:w="0" w:type="dxa"/>
+          <w:tblBorders>
+            <w:top w:val="single" w:color="auto" w:sz="4" w:space="0"/>
+            <w:left w:val="single" w:color="auto" w:sz="4" w:space="0"/>
+            <w:bottom w:val="single" w:color="auto" w:sz="4" w:space="0"/>
+            <w:right w:val="single" w:color="auto" w:sz="4" w:space="0"/>
+            <w:insideH w:val="single" w:color="auto" w:sz="4" w:space="0"/>
+            <w:insideV w:val="single" w:color="auto" w:sz="4" w:space="0"/>
+          </w:tblBorders>
+          <w:tblCellMar>
+            <w:top w:w="15" w:type="dxa"/>
+            <w:left w:w="15" w:type="dxa"/>
+            <w:bottom w:w="15" w:type="dxa"/>
+            <w:right w:w="15" w:type="dxa"/>
+          </w:tblCellMar>
+        </w:tblPrEx>
+        <w:tc>
+          <w:tcPr>
+            <w:tcW w:w="1386" w:type="dxa"/>
+            <w:shd w:val="clear" w:color="auto" w:fill="auto"/>
+            <w:tcMar>
+              <w:top w:w="120" w:type="dxa"/>
+              <w:left w:w="0" w:type="dxa"/>
+              <w:bottom w:w="120" w:type="dxa"/>
+              <w:right w:w="192" w:type="dxa"/>
+            </w:tcMar>
+            <w:vAlign w:val="center"/>
+          </w:tcPr>
+          <w:p>
+            <w:pPr>
+              <w:keepNext w:val="0"/>
+              <w:keepLines w:val="0"/>
+              <w:pageBreakBefore w:val="0"/>
+              <w:widowControl w:val="0"/>
+              <w:suppressLineNumbers w:val="0"/>
+              <w:wordWrap/>
+              <w:overflowPunct/>
+              <w:topLinePunct w:val="0"/>
+              <w:bidi w:val="0"/>
+              <w:spacing w:line="300" w:lineRule="atLeast"/>
+              <w:jc w:val="left"/>
+              <w:rPr>
+                <w:rFonts w:hint="default" w:ascii="Segoe UI" w:hAnsi="Segoe UI" w:eastAsia="Segoe UI" w:cs="Segoe UI"/>
+                <w:i w:val="0"/>
+                <w:iCs w:val="0"/>
+                <w:caps w:val="0"/>
+                <w:color w:val="0F1115"/>
+                <w:spacing w:val="0"/>
+                <w:sz w:val="18"/>
+                <w:szCs w:val="18"/>
+                <w:lang w:val="en-US"/>
+              </w:rPr>
+            </w:pPr>
+            <w:r>
+              <w:rPr>
+                <w:rFonts w:hint="default" w:ascii="Segoe UI" w:hAnsi="Segoe UI" w:eastAsia="Segoe UI" w:cs="Segoe UI"/>
+                <w:i w:val="0"/>
+                <w:iCs w:val="0"/>
+                <w:caps w:val="0"/>
+                <w:snapToGrid w:val="0"/>
+                <w:color w:val="000000"/>
+                <w:spacing w:val="0"/>
+                <w:kern w:val="0"/>
+                <w:sz w:val="18"/>
+                <w:szCs w:val="18"/>
+                <w:lang w:val="en-US" w:eastAsia="zh-CN"/>
+              </w:rPr>
+              <w:t>研发部</w:t>
+            </w:r>
+            <w:r>
+              <w:rPr>
+                <w:rFonts w:hint="eastAsia" w:ascii="Segoe UI" w:hAnsi="Segoe UI" w:eastAsia="Segoe UI" w:cs="Segoe UI"/>
+                <w:i w:val="0"/>
+                <w:iCs w:val="0"/>
+                <w:caps w:val="0"/>
+                <w:snapToGrid w:val="0"/>
+                <w:color w:val="000000"/>
+                <w:spacing w:val="0"/>
+                <w:kern w:val="0"/>
+                <w:sz w:val="18"/>
+                <w:szCs w:val="18"/>
+                <w:lang w:val="en-US" w:eastAsia="zh-CN"/>
+              </w:rPr>
+              <w:t>人员</w:t>
+            </w:r>
+          </w:p>
+        </w:tc>
+        <w:tc>
+          <w:tcPr>
+            <w:tcW w:w="4779" w:type="dxa"/>
+            <w:shd w:val="clear" w:color="auto" w:fill="auto"/>
+            <w:tcMar>
+              <w:top w:w="120" w:type="dxa"/>
+              <w:left w:w="192" w:type="dxa"/>
+              <w:bottom w:w="120" w:type="dxa"/>
+              <w:right w:w="192" w:type="dxa"/>
+            </w:tcMar>
+            <w:vAlign w:val="center"/>
+          </w:tcPr>
+          <w:p>
+            <w:pPr>
+              <w:keepNext w:val="0"/>
+              <w:keepLines w:val="0"/>
+              <w:pageBreakBefore w:val="0"/>
+              <w:widowControl w:val="0"/>
+              <w:suppressLineNumbers w:val="0"/>
+              <w:wordWrap/>
+              <w:overflowPunct/>
+              <w:topLinePunct w:val="0"/>
+              <w:bidi w:val="0"/>
+              <w:spacing w:line="300" w:lineRule="atLeast"/>
+              <w:jc w:val="left"/>
+              <w:rPr>
+                <w:rFonts w:hint="default" w:ascii="Segoe UI" w:hAnsi="Segoe UI" w:eastAsia="Segoe UI" w:cs="Segoe UI"/>
+                <w:i w:val="0"/>
+                <w:iCs w:val="0"/>
+                <w:caps w:val="0"/>
+                <w:color w:val="0F1115"/>
+                <w:spacing w:val="0"/>
+                <w:sz w:val="18"/>
+                <w:szCs w:val="18"/>
+              </w:rPr>
+            </w:pPr>
+            <w:r>
+              <w:rPr>
+                <w:rFonts w:hint="default" w:ascii="Segoe UI" w:hAnsi="Segoe UI" w:eastAsia="Segoe UI" w:cs="Segoe UI"/>
+                <w:i w:val="0"/>
+                <w:iCs w:val="0"/>
+                <w:caps w:val="0"/>
+                <w:snapToGrid w:val="0"/>
+                <w:color w:val="000000"/>
+                <w:spacing w:val="0"/>
+                <w:kern w:val="0"/>
+                <w:sz w:val="18"/>
+                <w:szCs w:val="18"/>
+                <w:lang w:val="en-US" w:eastAsia="zh-CN"/>
+              </w:rPr>
+              <w:t>读取权限，可下载已发布的软件版本及相关文档</w:t>
+            </w:r>
+          </w:p>
+        </w:tc>
+        <w:tc>
+          <w:tcPr>
+            <w:tcW w:w="0" w:type="auto"/>
+            <w:shd w:val="clear" w:color="auto" w:fill="auto"/>
+            <w:tcMar>
+              <w:top w:w="120" w:type="dxa"/>
+              <w:left w:w="192" w:type="dxa"/>
+              <w:bottom w:w="120" w:type="dxa"/>
+              <w:right w:w="0" w:type="dxa"/>
+            </w:tcMar>
+            <w:vAlign w:val="center"/>
+          </w:tcPr>
+          <w:p>
+            <w:pPr>
+              <w:keepNext w:val="0"/>
+              <w:keepLines w:val="0"/>
+              <w:pageBreakBefore w:val="0"/>
+              <w:widowControl w:val="0"/>
+              <w:suppressLineNumbers w:val="0"/>
+              <w:wordWrap/>
+              <w:overflowPunct/>
+              <w:topLinePunct w:val="0"/>
+              <w:bidi w:val="0"/>
+              <w:spacing w:line="300" w:lineRule="atLeast"/>
+              <w:jc w:val="left"/>
+              <w:rPr>
+                <w:rFonts w:hint="default" w:ascii="Segoe UI" w:hAnsi="Segoe UI" w:eastAsia="Segoe UI" w:cs="Segoe UI"/>
+                <w:i w:val="0"/>
+                <w:iCs w:val="0"/>
+                <w:caps w:val="0"/>
+                <w:color w:val="0F1115"/>
+                <w:spacing w:val="0"/>
+                <w:sz w:val="18"/>
+                <w:szCs w:val="18"/>
+              </w:rPr>
+            </w:pPr>
+            <w:r>
+              <w:rPr>
+                <w:rFonts w:hint="eastAsia" w:ascii="Segoe UI" w:hAnsi="Segoe UI" w:eastAsia="Segoe UI" w:cs="Segoe UI"/>
+                <w:i w:val="0"/>
+                <w:iCs w:val="0"/>
+                <w:caps w:val="0"/>
+                <w:snapToGrid w:val="0"/>
+                <w:color w:val="000000"/>
+                <w:spacing w:val="0"/>
+                <w:kern w:val="0"/>
+                <w:sz w:val="18"/>
+                <w:szCs w:val="18"/>
+                <w:lang w:val="en-US" w:eastAsia="zh-CN"/>
+              </w:rPr>
+              <w:t>运维</w:t>
+            </w:r>
+            <w:r>
+              <w:rPr>
+                <w:rFonts w:hint="default" w:ascii="Segoe UI" w:hAnsi="Segoe UI" w:eastAsia="Segoe UI" w:cs="Segoe UI"/>
+                <w:i w:val="0"/>
+                <w:iCs w:val="0"/>
+                <w:caps w:val="0"/>
+                <w:snapToGrid w:val="0"/>
+                <w:color w:val="000000"/>
+                <w:spacing w:val="0"/>
+                <w:kern w:val="0"/>
+                <w:sz w:val="18"/>
+                <w:szCs w:val="18"/>
+                <w:lang w:val="en-US" w:eastAsia="zh-CN"/>
+              </w:rPr>
+              <w:t>项目经理审批</w:t>
+            </w:r>
+          </w:p>
+        </w:tc>
+      </w:tr>
+      <w:tr>
+        <w:tblPrEx>
+          <w:tblBorders>
+            <w:top w:val="single" w:color="auto" w:sz="4" w:space="0"/>
+            <w:left w:val="single" w:color="auto" w:sz="4" w:space="0"/>
+            <w:bottom w:val="single" w:color="auto" w:sz="4" w:space="0"/>
+            <w:right w:val="single" w:color="auto" w:sz="4" w:space="0"/>
+            <w:insideH w:val="single" w:color="auto" w:sz="4" w:space="0"/>
+            <w:insideV w:val="single" w:color="auto" w:sz="4" w:space="0"/>
+          </w:tblBorders>
           <w:shd w:val="clear" w:color="auto" w:fill="auto"/>
           <w:tblCellMar>
             <w:top w:w="15" w:type="dxa"/>
@@ -5150,7 +5433,7 @@
               <w:spacing w:line="300" w:lineRule="atLeast"/>
               <w:jc w:val="left"/>
               <w:rPr>
-                <w:rFonts w:ascii="Segoe UI" w:eastAsia="Segoe UI" w:hAnsi="Segoe UI" w:cs="Segoe UI" w:hint="default"/>
+                <w:rFonts w:hint="default" w:ascii="Segoe UI" w:hAnsi="Segoe UI" w:eastAsia="Segoe UI" w:cs="Segoe UI"/>
                 <w:i w:val="0"/>
                 <w:iCs w:val="0"/>
                 <w:caps w:val="0"/>
@@ -5158,12 +5441,11 @@
                 <w:spacing w:val="0"/>
                 <w:sz w:val="18"/>
                 <w:szCs w:val="18"/>
-                <w:lang w:val="en-US"/>
               </w:rPr>
             </w:pPr>
             <w:r>
               <w:rPr>
-                <w:rFonts w:ascii="Segoe UI" w:eastAsia="Segoe UI" w:hAnsi="Segoe UI" w:cs="Segoe UI" w:hint="default"/>
+                <w:rFonts w:hint="default" w:ascii="Segoe UI" w:hAnsi="Segoe UI" w:eastAsia="Segoe UI" w:cs="Segoe UI"/>
                 <w:i w:val="0"/>
                 <w:iCs w:val="0"/>
                 <w:caps w:val="0"/>
@@ -5173,27 +5455,9 @@
                 <w:kern w:val="0"/>
                 <w:sz w:val="18"/>
                 <w:szCs w:val="18"/>
-                <w:bdr w:val="nil"/>
                 <w:lang w:val="en-US" w:eastAsia="zh-CN"/>
               </w:rPr>
-              <w:t>研发部</w:t>
-            </w:r>
-            <w:r>
-              <w:rPr>
-                <w:rFonts w:ascii="Segoe UI" w:eastAsia="Segoe UI" w:hAnsi="Segoe UI" w:cs="Segoe UI" w:hint="eastAsia"/>
-                <w:i w:val="0"/>
-                <w:iCs w:val="0"/>
-                <w:caps w:val="0"/>
-                <w:snapToGrid w:val="0"/>
-                <w:color w:val="000000"/>
-                <w:spacing w:val="0"/>
-                <w:kern w:val="0"/>
-                <w:sz w:val="18"/>
-                <w:szCs w:val="18"/>
-                <w:bdr w:val="nil"/>
-                <w:lang w:val="en-US" w:eastAsia="zh-CN"/>
-              </w:rPr>
-              <w:t>人员</w:t>
+              <w:t>质量部人员</w:t>
             </w:r>
           </w:p>
         </w:tc>
@@ -5223,7 +5487,7 @@
               <w:spacing w:line="300" w:lineRule="atLeast"/>
               <w:jc w:val="left"/>
               <w:rPr>
-                <w:rFonts w:ascii="Segoe UI" w:eastAsia="Segoe UI" w:hAnsi="Segoe UI" w:cs="Segoe UI" w:hint="default"/>
+                <w:rFonts w:hint="default" w:ascii="Segoe UI" w:hAnsi="Segoe UI" w:eastAsia="Segoe UI" w:cs="Segoe UI"/>
                 <w:i w:val="0"/>
                 <w:iCs w:val="0"/>
                 <w:caps w:val="0"/>
@@ -5235,7 +5499,7 @@
             </w:pPr>
             <w:r>
               <w:rPr>
-                <w:rFonts w:ascii="Segoe UI" w:eastAsia="Segoe UI" w:hAnsi="Segoe UI" w:cs="Segoe UI" w:hint="default"/>
+                <w:rFonts w:hint="default" w:ascii="Segoe UI" w:hAnsi="Segoe UI" w:eastAsia="Segoe UI" w:cs="Segoe UI"/>
                 <w:i w:val="0"/>
                 <w:iCs w:val="0"/>
                 <w:caps w:val="0"/>
@@ -5245,10 +5509,9 @@
                 <w:kern w:val="0"/>
                 <w:sz w:val="18"/>
                 <w:szCs w:val="18"/>
-                <w:bdr w:val="nil"/>
                 <w:lang w:val="en-US" w:eastAsia="zh-CN"/>
               </w:rPr>
-              <w:t>读取权限，可下载已发布的软件版本及相关文档</w:t>
+              <w:t>读取权限，可审计软件版本、授权文件及操作日志</w:t>
             </w:r>
           </w:p>
         </w:tc>
@@ -5278,7 +5541,7 @@
               <w:spacing w:line="300" w:lineRule="atLeast"/>
               <w:jc w:val="left"/>
               <w:rPr>
-                <w:rFonts w:ascii="Segoe UI" w:eastAsia="Segoe UI" w:hAnsi="Segoe UI" w:cs="Segoe UI" w:hint="default"/>
+                <w:rFonts w:hint="default" w:ascii="Segoe UI" w:hAnsi="Segoe UI" w:eastAsia="Segoe UI" w:cs="Segoe UI"/>
                 <w:i w:val="0"/>
                 <w:iCs w:val="0"/>
                 <w:caps w:val="0"/>
@@ -5290,7 +5553,7 @@
             </w:pPr>
             <w:r>
               <w:rPr>
-                <w:rFonts w:ascii="Segoe UI" w:eastAsia="Segoe UI" w:hAnsi="Segoe UI" w:cs="Segoe UI" w:hint="eastAsia"/>
+                <w:rFonts w:hint="default" w:ascii="Segoe UI" w:hAnsi="Segoe UI" w:eastAsia="Segoe UI" w:cs="Segoe UI"/>
                 <w:i w:val="0"/>
                 <w:iCs w:val="0"/>
                 <w:caps w:val="0"/>
@@ -5300,14 +5563,13 @@
                 <w:kern w:val="0"/>
                 <w:sz w:val="18"/>
                 <w:szCs w:val="18"/>
-                <w:bdr w:val="nil"/>
                 <w:lang w:val="en-US" w:eastAsia="zh-CN"/>
               </w:rPr>
-              <w:t>运维</w:t>
+              <w:t>质量部</w:t>
             </w:r>
             <w:r>
               <w:rPr>
-                <w:rFonts w:ascii="Segoe UI" w:eastAsia="Segoe UI" w:hAnsi="Segoe UI" w:cs="Segoe UI" w:hint="default"/>
+                <w:rFonts w:hint="eastAsia" w:ascii="Segoe UI" w:hAnsi="Segoe UI" w:eastAsia="Segoe UI" w:cs="Segoe UI"/>
                 <w:i w:val="0"/>
                 <w:iCs w:val="0"/>
                 <w:caps w:val="0"/>
@@ -5317,19 +5579,39 @@
                 <w:kern w:val="0"/>
                 <w:sz w:val="18"/>
                 <w:szCs w:val="18"/>
-                <w:bdr w:val="nil"/>
                 <w:lang w:val="en-US" w:eastAsia="zh-CN"/>
               </w:rPr>
-              <w:t>项目经理审批</w:t>
+              <w:t>经理</w:t>
+            </w:r>
+            <w:r>
+              <w:rPr>
+                <w:rFonts w:hint="default" w:ascii="Segoe UI" w:hAnsi="Segoe UI" w:eastAsia="Segoe UI" w:cs="Segoe UI"/>
+                <w:i w:val="0"/>
+                <w:iCs w:val="0"/>
+                <w:caps w:val="0"/>
+                <w:snapToGrid w:val="0"/>
+                <w:color w:val="000000"/>
+                <w:spacing w:val="0"/>
+                <w:kern w:val="0"/>
+                <w:sz w:val="18"/>
+                <w:szCs w:val="18"/>
+                <w:lang w:val="en-US" w:eastAsia="zh-CN"/>
+              </w:rPr>
+              <w:t>审批</w:t>
             </w:r>
           </w:p>
         </w:tc>
       </w:tr>
       <w:tr>
         <w:tblPrEx>
-          <w:tblW w:w="9024" w:type="dxa"/>
-          <w:tblInd w:w="0" w:type="dxa"/>
-          <w:shd w:val="clear" w:color="auto" w:fill="auto"/>
+          <w:tblBorders>
+            <w:top w:val="single" w:color="auto" w:sz="4" w:space="0"/>
+            <w:left w:val="single" w:color="auto" w:sz="4" w:space="0"/>
+            <w:bottom w:val="single" w:color="auto" w:sz="4" w:space="0"/>
+            <w:right w:val="single" w:color="auto" w:sz="4" w:space="0"/>
+            <w:insideH w:val="single" w:color="auto" w:sz="4" w:space="0"/>
+            <w:insideV w:val="single" w:color="auto" w:sz="4" w:space="0"/>
+          </w:tblBorders>
           <w:tblCellMar>
             <w:top w:w="15" w:type="dxa"/>
             <w:left w:w="15" w:type="dxa"/>
@@ -5363,7 +5645,7 @@
               <w:spacing w:line="300" w:lineRule="atLeast"/>
               <w:jc w:val="left"/>
               <w:rPr>
-                <w:rFonts w:ascii="Segoe UI" w:eastAsia="Segoe UI" w:hAnsi="Segoe UI" w:cs="Segoe UI" w:hint="default"/>
+                <w:rFonts w:hint="default" w:ascii="Segoe UI" w:hAnsi="Segoe UI" w:eastAsia="Segoe UI" w:cs="Segoe UI"/>
                 <w:i w:val="0"/>
                 <w:iCs w:val="0"/>
                 <w:caps w:val="0"/>
@@ -5375,7 +5657,7 @@
             </w:pPr>
             <w:r>
               <w:rPr>
-                <w:rFonts w:ascii="Segoe UI" w:eastAsia="Segoe UI" w:hAnsi="Segoe UI" w:cs="Segoe UI" w:hint="default"/>
+                <w:rFonts w:hint="default" w:ascii="Segoe UI" w:hAnsi="Segoe UI" w:eastAsia="Segoe UI" w:cs="Segoe UI"/>
                 <w:i w:val="0"/>
                 <w:iCs w:val="0"/>
                 <w:caps w:val="0"/>
@@ -5385,52 +5667,13 @@
                 <w:kern w:val="0"/>
                 <w:sz w:val="18"/>
                 <w:szCs w:val="18"/>
-                <w:bdr w:val="nil"/>
                 <w:lang w:val="en-US" w:eastAsia="zh-CN"/>
               </w:rPr>
-              <w:t>质量部人员</w:t>
+              <w:t>其他</w:t>
             </w:r>
-          </w:p>
-        </w:tc>
-        <w:tc>
-          <w:tcPr>
-            <w:tcW w:w="4779" w:type="dxa"/>
-            <w:shd w:val="clear" w:color="auto" w:fill="auto"/>
-            <w:tcMar>
-              <w:top w:w="120" w:type="dxa"/>
-              <w:left w:w="192" w:type="dxa"/>
-              <w:bottom w:w="120" w:type="dxa"/>
-              <w:right w:w="192" w:type="dxa"/>
-            </w:tcMar>
-            <w:vAlign w:val="center"/>
-          </w:tcPr>
-          <w:p>
-            <w:pPr>
-              <w:keepNext w:val="0"/>
-              <w:keepLines w:val="0"/>
-              <w:pageBreakBefore w:val="0"/>
-              <w:widowControl w:val="0"/>
-              <w:suppressLineNumbers w:val="0"/>
-              <w:wordWrap/>
-              <w:overflowPunct/>
-              <w:topLinePunct w:val="0"/>
-              <w:bidi w:val="0"/>
-              <w:spacing w:line="300" w:lineRule="atLeast"/>
-              <w:jc w:val="left"/>
-              <w:rPr>
-                <w:rFonts w:ascii="Segoe UI" w:eastAsia="Segoe UI" w:hAnsi="Segoe UI" w:cs="Segoe UI" w:hint="default"/>
-                <w:i w:val="0"/>
-                <w:iCs w:val="0"/>
-                <w:caps w:val="0"/>
-                <w:color w:val="0F1115"/>
-                <w:spacing w:val="0"/>
-                <w:sz w:val="18"/>
-                <w:szCs w:val="18"/>
-              </w:rPr>
-            </w:pPr>
             <w:r>
               <w:rPr>
-                <w:rFonts w:ascii="Segoe UI" w:eastAsia="Segoe UI" w:hAnsi="Segoe UI" w:cs="Segoe UI" w:hint="default"/>
+                <w:rFonts w:hint="eastAsia" w:ascii="Segoe UI" w:hAnsi="Segoe UI" w:eastAsia="Segoe UI" w:cs="Segoe UI"/>
                 <w:i w:val="0"/>
                 <w:iCs w:val="0"/>
                 <w:caps w:val="0"/>
@@ -5440,52 +5683,13 @@
                 <w:kern w:val="0"/>
                 <w:sz w:val="18"/>
                 <w:szCs w:val="18"/>
-                <w:bdr w:val="nil"/>
                 <w:lang w:val="en-US" w:eastAsia="zh-CN"/>
               </w:rPr>
-              <w:t>读取权限，可审计软件版本、授权文件及操作日志</w:t>
+              <w:t>运维相关</w:t>
             </w:r>
-          </w:p>
-        </w:tc>
-        <w:tc>
-          <w:tcPr>
-            <w:tcW w:w="0" w:type="auto"/>
-            <w:shd w:val="clear" w:color="auto" w:fill="auto"/>
-            <w:tcMar>
-              <w:top w:w="120" w:type="dxa"/>
-              <w:left w:w="192" w:type="dxa"/>
-              <w:bottom w:w="120" w:type="dxa"/>
-              <w:right w:w="0" w:type="dxa"/>
-            </w:tcMar>
-            <w:vAlign w:val="center"/>
-          </w:tcPr>
-          <w:p>
-            <w:pPr>
-              <w:keepNext w:val="0"/>
-              <w:keepLines w:val="0"/>
-              <w:pageBreakBefore w:val="0"/>
-              <w:widowControl w:val="0"/>
-              <w:suppressLineNumbers w:val="0"/>
-              <w:wordWrap/>
-              <w:overflowPunct/>
-              <w:topLinePunct w:val="0"/>
-              <w:bidi w:val="0"/>
-              <w:spacing w:line="300" w:lineRule="atLeast"/>
-              <w:jc w:val="left"/>
-              <w:rPr>
-                <w:rFonts w:ascii="Segoe UI" w:eastAsia="Segoe UI" w:hAnsi="Segoe UI" w:cs="Segoe UI" w:hint="default"/>
-                <w:i w:val="0"/>
-                <w:iCs w:val="0"/>
-                <w:caps w:val="0"/>
-                <w:color w:val="0F1115"/>
-                <w:spacing w:val="0"/>
-                <w:sz w:val="18"/>
-                <w:szCs w:val="18"/>
-              </w:rPr>
-            </w:pPr>
             <w:r>
               <w:rPr>
-                <w:rFonts w:ascii="Segoe UI" w:eastAsia="Segoe UI" w:hAnsi="Segoe UI" w:cs="Segoe UI" w:hint="default"/>
+                <w:rFonts w:hint="default" w:ascii="Segoe UI" w:hAnsi="Segoe UI" w:eastAsia="Segoe UI" w:cs="Segoe UI"/>
                 <w:i w:val="0"/>
                 <w:iCs w:val="0"/>
                 <w:caps w:val="0"/>
@@ -5495,143 +5699,6 @@
                 <w:kern w:val="0"/>
                 <w:sz w:val="18"/>
                 <w:szCs w:val="18"/>
-                <w:bdr w:val="nil"/>
-                <w:lang w:val="en-US" w:eastAsia="zh-CN"/>
-              </w:rPr>
-              <w:t>质量部</w:t>
-            </w:r>
-            <w:r>
-              <w:rPr>
-                <w:rFonts w:ascii="Segoe UI" w:eastAsia="Segoe UI" w:hAnsi="Segoe UI" w:cs="Segoe UI" w:hint="eastAsia"/>
-                <w:i w:val="0"/>
-                <w:iCs w:val="0"/>
-                <w:caps w:val="0"/>
-                <w:snapToGrid w:val="0"/>
-                <w:color w:val="000000"/>
-                <w:spacing w:val="0"/>
-                <w:kern w:val="0"/>
-                <w:sz w:val="18"/>
-                <w:szCs w:val="18"/>
-                <w:bdr w:val="nil"/>
-                <w:lang w:val="en-US" w:eastAsia="zh-CN"/>
-              </w:rPr>
-              <w:t>经理</w:t>
-            </w:r>
-            <w:r>
-              <w:rPr>
-                <w:rFonts w:ascii="Segoe UI" w:eastAsia="Segoe UI" w:hAnsi="Segoe UI" w:cs="Segoe UI" w:hint="default"/>
-                <w:i w:val="0"/>
-                <w:iCs w:val="0"/>
-                <w:caps w:val="0"/>
-                <w:snapToGrid w:val="0"/>
-                <w:color w:val="000000"/>
-                <w:spacing w:val="0"/>
-                <w:kern w:val="0"/>
-                <w:sz w:val="18"/>
-                <w:szCs w:val="18"/>
-                <w:bdr w:val="nil"/>
-                <w:lang w:val="en-US" w:eastAsia="zh-CN"/>
-              </w:rPr>
-              <w:t>审批</w:t>
-            </w:r>
-          </w:p>
-        </w:tc>
-      </w:tr>
-      <w:tr>
-        <w:tblPrEx>
-          <w:tblW w:w="9024" w:type="dxa"/>
-          <w:tblInd w:w="0" w:type="dxa"/>
-          <w:shd w:val="clear" w:color="auto" w:fill="auto"/>
-          <w:tblCellMar>
-            <w:top w:w="15" w:type="dxa"/>
-            <w:left w:w="15" w:type="dxa"/>
-            <w:bottom w:w="15" w:type="dxa"/>
-            <w:right w:w="15" w:type="dxa"/>
-          </w:tblCellMar>
-        </w:tblPrEx>
-        <w:tc>
-          <w:tcPr>
-            <w:tcW w:w="1386" w:type="dxa"/>
-            <w:shd w:val="clear" w:color="auto" w:fill="auto"/>
-            <w:tcMar>
-              <w:top w:w="120" w:type="dxa"/>
-              <w:left w:w="0" w:type="dxa"/>
-              <w:bottom w:w="120" w:type="dxa"/>
-              <w:right w:w="192" w:type="dxa"/>
-            </w:tcMar>
-            <w:vAlign w:val="center"/>
-          </w:tcPr>
-          <w:p>
-            <w:pPr>
-              <w:keepNext w:val="0"/>
-              <w:keepLines w:val="0"/>
-              <w:pageBreakBefore w:val="0"/>
-              <w:widowControl w:val="0"/>
-              <w:suppressLineNumbers w:val="0"/>
-              <w:wordWrap/>
-              <w:overflowPunct/>
-              <w:topLinePunct w:val="0"/>
-              <w:bidi w:val="0"/>
-              <w:spacing w:line="300" w:lineRule="atLeast"/>
-              <w:jc w:val="left"/>
-              <w:rPr>
-                <w:rFonts w:ascii="Segoe UI" w:eastAsia="Segoe UI" w:hAnsi="Segoe UI" w:cs="Segoe UI" w:hint="default"/>
-                <w:i w:val="0"/>
-                <w:iCs w:val="0"/>
-                <w:caps w:val="0"/>
-                <w:color w:val="0F1115"/>
-                <w:spacing w:val="0"/>
-                <w:sz w:val="18"/>
-                <w:szCs w:val="18"/>
-              </w:rPr>
-            </w:pPr>
-            <w:r>
-              <w:rPr>
-                <w:rFonts w:ascii="Segoe UI" w:eastAsia="Segoe UI" w:hAnsi="Segoe UI" w:cs="Segoe UI" w:hint="default"/>
-                <w:i w:val="0"/>
-                <w:iCs w:val="0"/>
-                <w:caps w:val="0"/>
-                <w:snapToGrid w:val="0"/>
-                <w:color w:val="000000"/>
-                <w:spacing w:val="0"/>
-                <w:kern w:val="0"/>
-                <w:sz w:val="18"/>
-                <w:szCs w:val="18"/>
-                <w:bdr w:val="nil"/>
-                <w:lang w:val="en-US" w:eastAsia="zh-CN"/>
-              </w:rPr>
-              <w:t>其他</w:t>
-            </w:r>
-            <w:r>
-              <w:rPr>
-                <w:rFonts w:ascii="Segoe UI" w:eastAsia="Segoe UI" w:hAnsi="Segoe UI" w:cs="Segoe UI" w:hint="eastAsia"/>
-                <w:i w:val="0"/>
-                <w:iCs w:val="0"/>
-                <w:caps w:val="0"/>
-                <w:snapToGrid w:val="0"/>
-                <w:color w:val="000000"/>
-                <w:spacing w:val="0"/>
-                <w:kern w:val="0"/>
-                <w:sz w:val="18"/>
-                <w:szCs w:val="18"/>
-                <w:bdr w:val="nil"/>
-                <w:lang w:val="en-US" w:eastAsia="zh-CN"/>
-              </w:rPr>
-              <w:t>运维相关</w:t>
-            </w:r>
-            <w:r>
-              <w:rPr>
-                <w:rFonts w:ascii="Segoe UI" w:eastAsia="Segoe UI" w:hAnsi="Segoe UI" w:cs="Segoe UI" w:hint="default"/>
-                <w:i w:val="0"/>
-                <w:iCs w:val="0"/>
-                <w:caps w:val="0"/>
-                <w:snapToGrid w:val="0"/>
-                <w:color w:val="000000"/>
-                <w:spacing w:val="0"/>
-                <w:kern w:val="0"/>
-                <w:sz w:val="18"/>
-                <w:szCs w:val="18"/>
-                <w:bdr w:val="nil"/>
                 <w:lang w:val="en-US" w:eastAsia="zh-CN"/>
               </w:rPr>
               <w:t>人员</w:t>
@@ -5664,7 +5731,7 @@
               <w:spacing w:line="300" w:lineRule="atLeast"/>
               <w:jc w:val="left"/>
               <w:rPr>
-                <w:rFonts w:ascii="Segoe UI" w:eastAsia="Segoe UI" w:hAnsi="Segoe UI" w:cs="Segoe UI" w:hint="default"/>
+                <w:rFonts w:hint="default" w:ascii="Segoe UI" w:hAnsi="Segoe UI" w:eastAsia="Segoe UI" w:cs="Segoe UI"/>
                 <w:i w:val="0"/>
                 <w:iCs w:val="0"/>
                 <w:caps w:val="0"/>
@@ -5676,7 +5743,7 @@
             </w:pPr>
             <w:r>
               <w:rPr>
-                <w:rFonts w:ascii="Segoe UI" w:eastAsia="Segoe UI" w:hAnsi="Segoe UI" w:cs="Segoe UI" w:hint="default"/>
+                <w:rFonts w:hint="default" w:ascii="Segoe UI" w:hAnsi="Segoe UI" w:eastAsia="Segoe UI" w:cs="Segoe UI"/>
                 <w:i w:val="0"/>
                 <w:iCs w:val="0"/>
                 <w:caps w:val="0"/>
@@ -5686,7 +5753,6 @@
                 <w:kern w:val="0"/>
                 <w:sz w:val="18"/>
                 <w:szCs w:val="18"/>
-                <w:bdr w:val="nil"/>
                 <w:lang w:val="en-US" w:eastAsia="zh-CN"/>
               </w:rPr>
               <w:t>按需申请临时读取权限，仅限特定软件版本</w:t>
@@ -5719,7 +5785,7 @@
               <w:spacing w:line="300" w:lineRule="atLeast"/>
               <w:jc w:val="left"/>
               <w:rPr>
-                <w:rFonts w:ascii="Segoe UI" w:eastAsia="Segoe UI" w:hAnsi="Segoe UI" w:cs="Segoe UI" w:hint="default"/>
+                <w:rFonts w:hint="default" w:ascii="Segoe UI" w:hAnsi="Segoe UI" w:eastAsia="Segoe UI" w:cs="Segoe UI"/>
                 <w:i w:val="0"/>
                 <w:iCs w:val="0"/>
                 <w:caps w:val="0"/>
@@ -5731,7 +5797,7 @@
             </w:pPr>
             <w:r>
               <w:rPr>
-                <w:rFonts w:ascii="Segoe UI" w:eastAsia="Segoe UI" w:hAnsi="Segoe UI" w:cs="Segoe UI" w:hint="default"/>
+                <w:rFonts w:hint="default" w:ascii="Segoe UI" w:hAnsi="Segoe UI" w:eastAsia="Segoe UI" w:cs="Segoe UI"/>
                 <w:i w:val="0"/>
                 <w:iCs w:val="0"/>
                 <w:caps w:val="0"/>
@@ -5741,14 +5807,13 @@
                 <w:kern w:val="0"/>
                 <w:sz w:val="18"/>
                 <w:szCs w:val="18"/>
-                <w:bdr w:val="nil"/>
                 <w:lang w:val="en-US" w:eastAsia="zh-CN"/>
               </w:rPr>
               <w:t>部门</w:t>
             </w:r>
             <w:r>
               <w:rPr>
-                <w:rFonts w:ascii="Segoe UI" w:eastAsia="Segoe UI" w:hAnsi="Segoe UI" w:cs="Segoe UI" w:hint="eastAsia"/>
+                <w:rFonts w:hint="eastAsia" w:ascii="Segoe UI" w:hAnsi="Segoe UI" w:eastAsia="Segoe UI" w:cs="Segoe UI"/>
                 <w:i w:val="0"/>
                 <w:iCs w:val="0"/>
                 <w:caps w:val="0"/>
@@ -5758,14 +5823,13 @@
                 <w:kern w:val="0"/>
                 <w:sz w:val="18"/>
                 <w:szCs w:val="18"/>
-                <w:bdr w:val="nil"/>
                 <w:lang w:val="en-US" w:eastAsia="zh-CN"/>
               </w:rPr>
               <w:t>经理</w:t>
             </w:r>
             <w:r>
               <w:rPr>
-                <w:rFonts w:ascii="Segoe UI" w:eastAsia="Segoe UI" w:hAnsi="Segoe UI" w:cs="Segoe UI" w:hint="default"/>
+                <w:rFonts w:hint="default" w:ascii="Segoe UI" w:hAnsi="Segoe UI" w:eastAsia="Segoe UI" w:cs="Segoe UI"/>
                 <w:i w:val="0"/>
                 <w:iCs w:val="0"/>
                 <w:caps w:val="0"/>
@@ -5775,14 +5839,13 @@
                 <w:kern w:val="0"/>
                 <w:sz w:val="18"/>
                 <w:szCs w:val="18"/>
-                <w:bdr w:val="nil"/>
                 <w:lang w:val="en-US" w:eastAsia="zh-CN"/>
               </w:rPr>
               <w:t>+研发部</w:t>
             </w:r>
             <w:r>
               <w:rPr>
-                <w:rFonts w:ascii="Segoe UI" w:eastAsia="Segoe UI" w:hAnsi="Segoe UI" w:cs="Segoe UI" w:hint="eastAsia"/>
+                <w:rFonts w:hint="eastAsia" w:ascii="Segoe UI" w:hAnsi="Segoe UI" w:eastAsia="Segoe UI" w:cs="Segoe UI"/>
                 <w:i w:val="0"/>
                 <w:iCs w:val="0"/>
                 <w:caps w:val="0"/>
@@ -5792,14 +5855,13 @@
                 <w:kern w:val="0"/>
                 <w:sz w:val="18"/>
                 <w:szCs w:val="18"/>
-                <w:bdr w:val="nil"/>
                 <w:lang w:val="en-US" w:eastAsia="zh-CN"/>
               </w:rPr>
               <w:t>经理</w:t>
             </w:r>
             <w:r>
               <w:rPr>
-                <w:rFonts w:ascii="Segoe UI" w:eastAsia="Segoe UI" w:hAnsi="Segoe UI" w:cs="Segoe UI" w:hint="default"/>
+                <w:rFonts w:hint="default" w:ascii="Segoe UI" w:hAnsi="Segoe UI" w:eastAsia="Segoe UI" w:cs="Segoe UI"/>
                 <w:i w:val="0"/>
                 <w:iCs w:val="0"/>
                 <w:caps w:val="0"/>
@@ -5809,7 +5871,6 @@
                 <w:kern w:val="0"/>
                 <w:sz w:val="18"/>
                 <w:szCs w:val="18"/>
-                <w:bdr w:val="nil"/>
                 <w:lang w:val="en-US" w:eastAsia="zh-CN"/>
               </w:rPr>
               <w:t>审批</w:t>
@@ -5820,7 +5881,7 @@
     </w:tbl>
     <w:p>
       <w:pPr>
-        <w:pStyle w:val="3"/>
+        <w:pStyle w:val="31"/>
         <w:keepNext w:val="0"/>
         <w:keepLines w:val="0"/>
         <w:pageBreakBefore w:val="0"/>
@@ -5844,7 +5905,7 @@
     </w:p>
     <w:p>
       <w:pPr>
-        <w:pStyle w:val="a"/>
+        <w:pStyle w:val="29"/>
         <w:keepNext w:val="0"/>
         <w:keepLines w:val="0"/>
         <w:pageBreakBefore w:val="0"/>
@@ -5868,7 +5929,7 @@
     </w:p>
     <w:p>
       <w:pPr>
-        <w:pStyle w:val="a"/>
+        <w:pStyle w:val="29"/>
         <w:keepNext w:val="0"/>
         <w:keepLines w:val="0"/>
         <w:pageBreakBefore w:val="0"/>
@@ -5892,7 +5953,7 @@
     </w:p>
     <w:p>
       <w:pPr>
-        <w:pStyle w:val="a"/>
+        <w:pStyle w:val="29"/>
         <w:keepNext w:val="0"/>
         <w:keepLines w:val="0"/>
         <w:pageBreakBefore w:val="0"/>
@@ -5916,7 +5977,7 @@
     </w:p>
     <w:p>
       <w:pPr>
-        <w:pStyle w:val="3"/>
+        <w:pStyle w:val="31"/>
         <w:keepNext w:val="0"/>
         <w:keepLines w:val="0"/>
         <w:pageBreakBefore w:val="0"/>
@@ -5940,7 +6001,7 @@
     </w:p>
     <w:p>
       <w:pPr>
-        <w:pStyle w:val="a"/>
+        <w:pStyle w:val="29"/>
         <w:keepNext w:val="0"/>
         <w:keepLines w:val="0"/>
         <w:pageBreakBefore w:val="0"/>
@@ -5964,7 +6025,7 @@
     </w:p>
     <w:p>
       <w:pPr>
-        <w:pStyle w:val="a"/>
+        <w:pStyle w:val="29"/>
         <w:keepNext w:val="0"/>
         <w:keepLines w:val="0"/>
         <w:pageBreakBefore w:val="0"/>
@@ -5988,7 +6049,7 @@
     </w:p>
     <w:p>
       <w:pPr>
-        <w:pStyle w:val="a"/>
+        <w:pStyle w:val="29"/>
         <w:keepNext w:val="0"/>
         <w:keepLines w:val="0"/>
         <w:pageBreakBefore w:val="0"/>
@@ -6012,7 +6073,7 @@
     </w:p>
     <w:p>
       <w:pPr>
-        <w:pStyle w:val="a"/>
+        <w:pStyle w:val="29"/>
         <w:keepNext w:val="0"/>
         <w:keepLines w:val="0"/>
         <w:pageBreakBefore w:val="0"/>
@@ -6036,7 +6097,7 @@
     </w:p>
     <w:p>
       <w:pPr>
-        <w:pStyle w:val="3"/>
+        <w:pStyle w:val="31"/>
         <w:keepNext w:val="0"/>
         <w:keepLines w:val="0"/>
         <w:pageBreakBefore w:val="0"/>
@@ -6060,7 +6121,7 @@
     </w:p>
     <w:p>
       <w:pPr>
-        <w:pStyle w:val="a"/>
+        <w:pStyle w:val="29"/>
         <w:keepNext w:val="0"/>
         <w:keepLines w:val="0"/>
         <w:pageBreakBefore w:val="0"/>
@@ -6084,7 +6145,7 @@
     </w:p>
     <w:p>
       <w:pPr>
-        <w:pStyle w:val="a"/>
+        <w:pStyle w:val="29"/>
         <w:keepNext w:val="0"/>
         <w:keepLines w:val="0"/>
         <w:pageBreakBefore w:val="0"/>
@@ -6108,7 +6169,7 @@
     </w:p>
     <w:p>
       <w:pPr>
-        <w:pStyle w:val="2"/>
+        <w:pStyle w:val="30"/>
         <w:keepNext w:val="0"/>
         <w:keepLines w:val="0"/>
         <w:pageBreakBefore w:val="0"/>
@@ -6132,7 +6193,7 @@
     </w:p>
     <w:p>
       <w:pPr>
-        <w:pStyle w:val="a"/>
+        <w:pStyle w:val="29"/>
         <w:keepNext w:val="0"/>
         <w:keepLines w:val="0"/>
         <w:pageBreakBefore w:val="0"/>
@@ -6145,7 +6206,7 @@
         <w:overflowPunct/>
         <w:topLinePunct w:val="0"/>
         <w:bidi w:val="0"/>
-        <w:ind w:left="425" w:hanging="425" w:leftChars="0" w:firstLineChars="0"/>
+        <w:ind w:left="425" w:leftChars="0" w:hanging="425" w:firstLineChars="0"/>
         <w:rPr>
           <w:rFonts w:hint="default"/>
         </w:rPr>
@@ -6159,7 +6220,7 @@
     </w:p>
     <w:p>
       <w:pPr>
-        <w:pStyle w:val="a"/>
+        <w:pStyle w:val="29"/>
         <w:keepNext w:val="0"/>
         <w:keepLines w:val="0"/>
         <w:pageBreakBefore w:val="0"/>
@@ -6181,7 +6242,7 @@
     </w:p>
     <w:p>
       <w:pPr>
-        <w:pStyle w:val="a"/>
+        <w:pStyle w:val="29"/>
         <w:keepNext w:val="0"/>
         <w:keepLines w:val="0"/>
         <w:pageBreakBefore w:val="0"/>
@@ -6194,7 +6255,7 @@
         <w:overflowPunct/>
         <w:topLinePunct w:val="0"/>
         <w:bidi w:val="0"/>
-        <w:ind w:left="425" w:hanging="425" w:leftChars="0" w:firstLineChars="0"/>
+        <w:ind w:left="425" w:leftChars="0" w:hanging="425" w:firstLineChars="0"/>
         <w:rPr>
           <w:rFonts w:hint="default"/>
         </w:rPr>
@@ -6208,7 +6269,7 @@
     </w:p>
     <w:p>
       <w:pPr>
-        <w:pStyle w:val="a"/>
+        <w:pStyle w:val="29"/>
         <w:keepNext w:val="0"/>
         <w:keepLines w:val="0"/>
         <w:pageBreakBefore w:val="0"/>
@@ -6230,7 +6291,7 @@
     </w:p>
     <w:p>
       <w:pPr>
-        <w:pStyle w:val="a"/>
+        <w:pStyle w:val="29"/>
         <w:keepNext w:val="0"/>
         <w:keepLines w:val="0"/>
         <w:pageBreakBefore w:val="0"/>
@@ -6243,7 +6304,7 @@
         <w:overflowPunct/>
         <w:topLinePunct w:val="0"/>
         <w:bidi w:val="0"/>
-        <w:ind w:left="425" w:hanging="425" w:leftChars="0" w:firstLineChars="0"/>
+        <w:ind w:left="425" w:leftChars="0" w:hanging="425" w:firstLineChars="0"/>
         <w:rPr>
           <w:rFonts w:hint="default"/>
         </w:rPr>
@@ -6257,7 +6318,7 @@
     </w:p>
     <w:p>
       <w:pPr>
-        <w:pStyle w:val="a"/>
+        <w:pStyle w:val="29"/>
         <w:keepNext w:val="0"/>
         <w:keepLines w:val="0"/>
         <w:pageBreakBefore w:val="0"/>
@@ -6279,7 +6340,7 @@
     </w:p>
     <w:p>
       <w:pPr>
-        <w:pStyle w:val="a"/>
+        <w:pStyle w:val="29"/>
         <w:keepNext w:val="0"/>
         <w:keepLines w:val="0"/>
         <w:pageBreakBefore w:val="0"/>
@@ -6301,7 +6362,7 @@
     </w:p>
     <w:p>
       <w:pPr>
-        <w:pStyle w:val="a"/>
+        <w:pStyle w:val="29"/>
         <w:keepNext w:val="0"/>
         <w:keepLines w:val="0"/>
         <w:pageBreakBefore w:val="0"/>
@@ -6323,7 +6384,7 @@
     </w:p>
     <w:p>
       <w:pPr>
-        <w:pStyle w:val="a"/>
+        <w:pStyle w:val="29"/>
         <w:keepNext w:val="0"/>
         <w:keepLines w:val="0"/>
         <w:pageBreakBefore w:val="0"/>
@@ -6345,7 +6406,7 @@
     </w:p>
     <w:p>
       <w:pPr>
-        <w:pStyle w:val="2"/>
+        <w:pStyle w:val="30"/>
         <w:bidi w:val="0"/>
         <w:rPr>
           <w:rFonts w:hint="default"/>
@@ -6362,7 +6423,7 @@
     </w:p>
     <w:p>
       <w:pPr>
-        <w:pStyle w:val="NormalWeb"/>
+        <w:pStyle w:val="18"/>
         <w:keepNext w:val="0"/>
         <w:keepLines w:val="0"/>
         <w:pageBreakBefore w:val="0"/>
@@ -6381,15 +6442,15 @@
         <w:ind w:left="0" w:right="0"/>
         <w:textAlignment w:val="auto"/>
         <w:rPr>
-          <w:rFonts w:ascii="宋体" w:eastAsia="宋体" w:hAnsi="宋体" w:cs="宋体" w:hint="eastAsia"/>
+          <w:rFonts w:hint="eastAsia" w:ascii="宋体" w:hAnsi="宋体" w:eastAsia="宋体" w:cs="宋体"/>
           <w:sz w:val="24"/>
           <w:szCs w:val="24"/>
         </w:rPr>
       </w:pPr>
       <w:r>
         <w:rPr>
-          <w:rStyle w:val="Strong"/>
-          <w:rFonts w:ascii="宋体" w:eastAsia="宋体" w:hAnsi="宋体" w:cs="宋体" w:hint="eastAsia"/>
+          <w:rStyle w:val="23"/>
+          <w:rFonts w:hint="eastAsia" w:ascii="宋体" w:hAnsi="宋体" w:eastAsia="宋体" w:cs="宋体"/>
           <w:b/>
           <w:bCs/>
           <w:i w:val="0"/>
@@ -6405,7 +6466,7 @@
       </w:r>
       <w:r>
         <w:rPr>
-          <w:rFonts w:ascii="宋体" w:eastAsia="宋体" w:hAnsi="宋体" w:cs="宋体" w:hint="eastAsia"/>
+          <w:rFonts w:hint="eastAsia" w:ascii="宋体" w:hAnsi="宋体" w:eastAsia="宋体" w:cs="宋体"/>
           <w:i w:val="0"/>
           <w:iCs w:val="0"/>
           <w:caps w:val="0"/>
@@ -6420,7 +6481,7 @@
     </w:p>
     <w:p>
       <w:pPr>
-        <w:pStyle w:val="NormalWeb"/>
+        <w:pStyle w:val="18"/>
         <w:keepNext w:val="0"/>
         <w:keepLines w:val="0"/>
         <w:pageBreakBefore w:val="0"/>
@@ -6439,15 +6500,15 @@
         <w:ind w:left="0" w:right="0"/>
         <w:textAlignment w:val="auto"/>
         <w:rPr>
-          <w:rFonts w:ascii="宋体" w:eastAsia="宋体" w:hAnsi="宋体" w:cs="宋体" w:hint="eastAsia"/>
+          <w:rFonts w:hint="eastAsia" w:ascii="宋体" w:hAnsi="宋体" w:eastAsia="宋体" w:cs="宋体"/>
           <w:sz w:val="24"/>
           <w:szCs w:val="24"/>
         </w:rPr>
       </w:pPr>
       <w:r>
         <w:rPr>
-          <w:rStyle w:val="Strong"/>
-          <w:rFonts w:ascii="宋体" w:eastAsia="宋体" w:hAnsi="宋体" w:cs="宋体" w:hint="eastAsia"/>
+          <w:rStyle w:val="23"/>
+          <w:rFonts w:hint="eastAsia" w:ascii="宋体" w:hAnsi="宋体" w:eastAsia="宋体" w:cs="宋体"/>
           <w:b/>
           <w:bCs/>
           <w:i w:val="0"/>
@@ -6463,7 +6524,7 @@
       </w:r>
       <w:r>
         <w:rPr>
-          <w:rFonts w:ascii="宋体" w:eastAsia="宋体" w:hAnsi="宋体" w:cs="宋体" w:hint="eastAsia"/>
+          <w:rFonts w:hint="eastAsia" w:ascii="宋体" w:hAnsi="宋体" w:eastAsia="宋体" w:cs="宋体"/>
           <w:i w:val="0"/>
           <w:iCs w:val="0"/>
           <w:caps w:val="0"/>
@@ -6478,7 +6539,7 @@
     </w:p>
     <w:p>
       <w:pPr>
-        <w:pStyle w:val="2"/>
+        <w:pStyle w:val="30"/>
         <w:bidi w:val="0"/>
         <w:rPr>
           <w:rFonts w:hint="default"/>
@@ -6495,7 +6556,7 @@
     </w:p>
     <w:p>
       <w:pPr>
-        <w:pStyle w:val="NormalWeb"/>
+        <w:pStyle w:val="18"/>
         <w:keepNext w:val="0"/>
         <w:keepLines w:val="0"/>
         <w:pageBreakBefore w:val="0"/>
@@ -6514,15 +6575,15 @@
         <w:ind w:left="0" w:right="0"/>
         <w:textAlignment w:val="auto"/>
         <w:rPr>
-          <w:rFonts w:ascii="宋体" w:eastAsia="宋体" w:hAnsi="宋体" w:cs="宋体" w:hint="eastAsia"/>
+          <w:rFonts w:hint="eastAsia" w:ascii="宋体" w:hAnsi="宋体" w:eastAsia="宋体" w:cs="宋体"/>
           <w:sz w:val="24"/>
           <w:szCs w:val="24"/>
         </w:rPr>
       </w:pPr>
       <w:r>
         <w:rPr>
-          <w:rStyle w:val="Strong"/>
-          <w:rFonts w:ascii="宋体" w:eastAsia="宋体" w:hAnsi="宋体" w:cs="宋体" w:hint="eastAsia"/>
+          <w:rStyle w:val="23"/>
+          <w:rFonts w:hint="eastAsia" w:ascii="宋体" w:hAnsi="宋体" w:eastAsia="宋体" w:cs="宋体"/>
           <w:b/>
           <w:bCs/>
           <w:i w:val="0"/>
@@ -6538,7 +6599,7 @@
       </w:r>
       <w:r>
         <w:rPr>
-          <w:rFonts w:ascii="宋体" w:eastAsia="宋体" w:hAnsi="宋体" w:cs="宋体" w:hint="eastAsia"/>
+          <w:rFonts w:hint="eastAsia" w:ascii="宋体" w:hAnsi="宋体" w:eastAsia="宋体" w:cs="宋体"/>
           <w:i w:val="0"/>
           <w:iCs w:val="0"/>
           <w:caps w:val="0"/>
@@ -6553,7 +6614,7 @@
     </w:p>
     <w:p>
       <w:pPr>
-        <w:pStyle w:val="NormalWeb"/>
+        <w:pStyle w:val="18"/>
         <w:keepNext w:val="0"/>
         <w:keepLines w:val="0"/>
         <w:pageBreakBefore w:val="0"/>
@@ -6572,15 +6633,15 @@
         <w:ind w:left="0" w:right="0"/>
         <w:textAlignment w:val="auto"/>
         <w:rPr>
-          <w:rFonts w:ascii="宋体" w:eastAsia="宋体" w:hAnsi="宋体" w:cs="宋体" w:hint="eastAsia"/>
+          <w:rFonts w:hint="eastAsia" w:ascii="宋体" w:hAnsi="宋体" w:eastAsia="宋体" w:cs="宋体"/>
           <w:sz w:val="24"/>
           <w:szCs w:val="24"/>
         </w:rPr>
       </w:pPr>
       <w:r>
         <w:rPr>
-          <w:rStyle w:val="Strong"/>
-          <w:rFonts w:ascii="宋体" w:eastAsia="宋体" w:hAnsi="宋体" w:cs="宋体" w:hint="eastAsia"/>
+          <w:rStyle w:val="23"/>
+          <w:rFonts w:hint="eastAsia" w:ascii="宋体" w:hAnsi="宋体" w:eastAsia="宋体" w:cs="宋体"/>
           <w:b/>
           <w:bCs/>
           <w:i w:val="0"/>
@@ -6596,7 +6657,7 @@
       </w:r>
       <w:r>
         <w:rPr>
-          <w:rFonts w:ascii="宋体" w:eastAsia="宋体" w:hAnsi="宋体" w:cs="宋体" w:hint="eastAsia"/>
+          <w:rFonts w:hint="eastAsia" w:ascii="宋体" w:hAnsi="宋体" w:eastAsia="宋体" w:cs="宋体"/>
           <w:i w:val="0"/>
           <w:iCs w:val="0"/>
           <w:caps w:val="0"/>
@@ -6611,7 +6672,7 @@
     </w:p>
     <w:p>
       <w:pPr>
-        <w:pStyle w:val="NormalWeb"/>
+        <w:pStyle w:val="18"/>
         <w:keepNext w:val="0"/>
         <w:keepLines w:val="0"/>
         <w:pageBreakBefore w:val="0"/>
@@ -6631,17 +6692,17 @@
         <w:adjustRightInd/>
         <w:snapToGrid/>
         <w:spacing w:before="0" w:beforeAutospacing="0" w:after="0" w:afterAutospacing="0" w:line="360" w:lineRule="auto"/>
-        <w:ind w:left="425" w:right="0" w:hanging="425" w:leftChars="0" w:firstLineChars="0"/>
+        <w:ind w:left="425" w:leftChars="0" w:right="0" w:hanging="425" w:firstLineChars="0"/>
         <w:textAlignment w:val="auto"/>
         <w:rPr>
-          <w:rFonts w:ascii="宋体" w:eastAsia="宋体" w:hAnsi="宋体" w:cs="宋体" w:hint="eastAsia"/>
+          <w:rFonts w:hint="eastAsia" w:ascii="宋体" w:hAnsi="宋体" w:eastAsia="宋体" w:cs="宋体"/>
           <w:sz w:val="24"/>
           <w:szCs w:val="24"/>
         </w:rPr>
       </w:pPr>
       <w:r>
         <w:rPr>
-          <w:rFonts w:ascii="宋体" w:eastAsia="宋体" w:hAnsi="宋体" w:cs="宋体" w:hint="eastAsia"/>
+          <w:rFonts w:hint="eastAsia" w:ascii="宋体" w:hAnsi="宋体" w:eastAsia="宋体" w:cs="宋体"/>
           <w:i w:val="0"/>
           <w:iCs w:val="0"/>
           <w:caps w:val="0"/>
@@ -6656,7 +6717,7 @@
     </w:p>
     <w:p>
       <w:pPr>
-        <w:pStyle w:val="NormalWeb"/>
+        <w:pStyle w:val="18"/>
         <w:keepNext w:val="0"/>
         <w:keepLines w:val="0"/>
         <w:pageBreakBefore w:val="0"/>
@@ -6676,17 +6737,17 @@
         <w:adjustRightInd/>
         <w:snapToGrid/>
         <w:spacing w:before="0" w:beforeAutospacing="0" w:after="0" w:afterAutospacing="0" w:line="360" w:lineRule="auto"/>
-        <w:ind w:left="425" w:right="0" w:hanging="425" w:leftChars="0" w:firstLineChars="0"/>
+        <w:ind w:left="425" w:leftChars="0" w:right="0" w:hanging="425" w:firstLineChars="0"/>
         <w:textAlignment w:val="auto"/>
         <w:rPr>
-          <w:rFonts w:ascii="宋体" w:eastAsia="宋体" w:hAnsi="宋体" w:cs="宋体" w:hint="eastAsia"/>
+          <w:rFonts w:hint="eastAsia" w:ascii="宋体" w:hAnsi="宋体" w:eastAsia="宋体" w:cs="宋体"/>
           <w:sz w:val="24"/>
           <w:szCs w:val="24"/>
         </w:rPr>
       </w:pPr>
       <w:r>
         <w:rPr>
-          <w:rFonts w:ascii="宋体" w:eastAsia="宋体" w:hAnsi="宋体" w:cs="宋体" w:hint="eastAsia"/>
+          <w:rFonts w:hint="eastAsia" w:ascii="宋体" w:hAnsi="宋体" w:eastAsia="宋体" w:cs="宋体"/>
           <w:i w:val="0"/>
           <w:iCs w:val="0"/>
           <w:caps w:val="0"/>
@@ -6701,7 +6762,7 @@
     </w:p>
     <w:p>
       <w:pPr>
-        <w:pStyle w:val="NormalWeb"/>
+        <w:pStyle w:val="18"/>
         <w:keepNext w:val="0"/>
         <w:keepLines w:val="0"/>
         <w:pageBreakBefore w:val="0"/>
@@ -6721,10 +6782,10 @@
         <w:adjustRightInd/>
         <w:snapToGrid/>
         <w:spacing w:before="0" w:beforeAutospacing="0" w:after="0" w:afterAutospacing="0" w:line="360" w:lineRule="auto"/>
-        <w:ind w:left="425" w:right="0" w:hanging="425" w:leftChars="0" w:firstLineChars="0"/>
+        <w:ind w:left="425" w:leftChars="0" w:right="0" w:hanging="425" w:firstLineChars="0"/>
         <w:textAlignment w:val="auto"/>
         <w:rPr>
-          <w:rFonts w:ascii="宋体" w:eastAsia="宋体" w:hAnsi="宋体" w:cs="宋体" w:hint="eastAsia"/>
+          <w:rFonts w:hint="eastAsia" w:ascii="宋体" w:hAnsi="宋体" w:eastAsia="宋体" w:cs="宋体"/>
           <w:i w:val="0"/>
           <w:iCs w:val="0"/>
           <w:caps w:val="0"/>
@@ -6737,7 +6798,7 @@
       </w:pPr>
       <w:r>
         <w:rPr>
-          <w:rFonts w:ascii="宋体" w:eastAsia="宋体" w:hAnsi="宋体" w:cs="宋体" w:hint="eastAsia"/>
+          <w:rFonts w:hint="eastAsia" w:ascii="宋体" w:hAnsi="宋体" w:eastAsia="宋体" w:cs="宋体"/>
           <w:i w:val="0"/>
           <w:iCs w:val="0"/>
           <w:caps w:val="0"/>
@@ -6752,7 +6813,7 @@
     </w:p>
     <w:p>
       <w:pPr>
-        <w:pStyle w:val="1"/>
+        <w:pStyle w:val="28"/>
         <w:keepNext w:val="0"/>
         <w:keepLines w:val="0"/>
         <w:pageBreakBefore w:val="0"/>
@@ -6778,16 +6839,16 @@
     </w:p>
     <w:tbl>
       <w:tblPr>
-        <w:tblStyle w:val="TableNormal0"/>
+        <w:tblStyle w:val="26"/>
         <w:tblW w:w="8310" w:type="dxa"/>
         <w:tblInd w:w="13" w:type="dxa"/>
         <w:tblBorders>
-          <w:top w:val="single" w:sz="4" w:space="0" w:color="000000"/>
-          <w:left w:val="single" w:sz="4" w:space="0" w:color="000000"/>
-          <w:bottom w:val="single" w:sz="4" w:space="0" w:color="000000"/>
-          <w:right w:val="single" w:sz="4" w:space="0" w:color="000000"/>
-          <w:insideH w:val="single" w:sz="4" w:space="0" w:color="000000"/>
-          <w:insideV w:val="single" w:sz="4" w:space="0" w:color="000000"/>
+          <w:top w:val="single" w:color="000000" w:sz="4" w:space="0"/>
+          <w:left w:val="single" w:color="000000" w:sz="4" w:space="0"/>
+          <w:bottom w:val="single" w:color="000000" w:sz="4" w:space="0"/>
+          <w:right w:val="single" w:color="000000" w:sz="4" w:space="0"/>
+          <w:insideH w:val="single" w:color="000000" w:sz="4" w:space="0"/>
+          <w:insideV w:val="single" w:color="000000" w:sz="4" w:space="0"/>
         </w:tblBorders>
         <w:tblLayout w:type="fixed"/>
         <w:tblCellMar>
@@ -6806,17 +6867,14 @@
       </w:tblGrid>
       <w:tr>
         <w:tblPrEx>
-          <w:tblW w:w="8310" w:type="dxa"/>
-          <w:tblInd w:w="13" w:type="dxa"/>
           <w:tblBorders>
-            <w:top w:val="single" w:sz="4" w:space="0" w:color="000000"/>
-            <w:left w:val="single" w:sz="4" w:space="0" w:color="000000"/>
-            <w:bottom w:val="single" w:sz="4" w:space="0" w:color="000000"/>
-            <w:right w:val="single" w:sz="4" w:space="0" w:color="000000"/>
-            <w:insideH w:val="single" w:sz="4" w:space="0" w:color="000000"/>
-            <w:insideV w:val="single" w:sz="4" w:space="0" w:color="000000"/>
+            <w:top w:val="single" w:color="000000" w:sz="4" w:space="0"/>
+            <w:left w:val="single" w:color="000000" w:sz="4" w:space="0"/>
+            <w:bottom w:val="single" w:color="000000" w:sz="4" w:space="0"/>
+            <w:right w:val="single" w:color="000000" w:sz="4" w:space="0"/>
+            <w:insideH w:val="single" w:color="000000" w:sz="4" w:space="0"/>
+            <w:insideV w:val="single" w:color="000000" w:sz="4" w:space="0"/>
           </w:tblBorders>
-          <w:tblLayout w:type="fixed"/>
           <w:tblCellMar>
             <w:top w:w="0" w:type="dxa"/>
             <w:left w:w="0" w:type="dxa"/>
@@ -6825,7 +6883,7 @@
           </w:tblCellMar>
         </w:tblPrEx>
         <w:trPr>
-          <w:trHeight w:val="651"/>
+          <w:trHeight w:val="651" w:hRule="atLeast"/>
         </w:trPr>
         <w:tc>
           <w:tcPr>
@@ -6849,10 +6907,10 @@
               <w:adjustRightInd w:val="0"/>
               <w:snapToGrid w:val="0"/>
               <w:spacing w:before="205" w:line="221" w:lineRule="auto"/>
-              <w:ind w:left="0" w:right="0" w:firstLine="0" w:leftChars="0" w:rightChars="0" w:firstLineChars="0"/>
+              <w:ind w:left="0" w:leftChars="0" w:right="0" w:rightChars="0" w:firstLine="0" w:firstLineChars="0"/>
               <w:jc w:val="center"/>
               <w:rPr>
-                <w:rFonts w:ascii="宋体" w:eastAsia="宋体" w:hAnsi="宋体" w:cs="宋体" w:hint="eastAsia"/>
+                <w:rFonts w:hint="eastAsia" w:ascii="宋体" w:hAnsi="宋体" w:eastAsia="宋体" w:cs="宋体"/>
                 <w:b/>
                 <w:bCs/>
                 <w:snapToGrid w:val="0"/>
@@ -6866,7 +6924,7 @@
             </w:pPr>
             <w:r>
               <w:rPr>
-                <w:rFonts w:ascii="宋体" w:eastAsia="宋体" w:hAnsi="宋体" w:cs="宋体"/>
+                <w:rFonts w:ascii="宋体" w:hAnsi="宋体" w:eastAsia="宋体" w:cs="宋体"/>
                 <w:b/>
                 <w:bCs/>
                 <w:spacing w:val="-7"/>
@@ -6899,10 +6957,10 @@
               <w:adjustRightInd w:val="0"/>
               <w:snapToGrid w:val="0"/>
               <w:spacing w:before="205" w:line="221" w:lineRule="auto"/>
-              <w:ind w:left="0" w:right="0" w:firstLine="0" w:leftChars="0" w:rightChars="0" w:firstLineChars="0"/>
+              <w:ind w:left="0" w:leftChars="0" w:right="0" w:rightChars="0" w:firstLine="0" w:firstLineChars="0"/>
               <w:jc w:val="center"/>
               <w:rPr>
-                <w:rFonts w:ascii="宋体" w:eastAsia="宋体" w:hAnsi="宋体" w:cs="宋体" w:hint="default"/>
+                <w:rFonts w:hint="default" w:ascii="宋体" w:hAnsi="宋体" w:eastAsia="宋体" w:cs="宋体"/>
                 <w:b/>
                 <w:bCs/>
                 <w:snapToGrid w:val="0"/>
@@ -6916,7 +6974,7 @@
             </w:pPr>
             <w:r>
               <w:rPr>
-                <w:rFonts w:ascii="宋体" w:eastAsia="宋体" w:hAnsi="宋体" w:cs="宋体"/>
+                <w:rFonts w:ascii="宋体" w:hAnsi="宋体" w:eastAsia="宋体" w:cs="宋体"/>
                 <w:b/>
                 <w:bCs/>
                 <w:spacing w:val="-7"/>
@@ -6949,10 +7007,10 @@
               <w:adjustRightInd w:val="0"/>
               <w:snapToGrid w:val="0"/>
               <w:spacing w:before="205" w:line="221" w:lineRule="auto"/>
-              <w:ind w:left="0" w:right="0" w:firstLine="0" w:leftChars="0" w:rightChars="0" w:firstLineChars="0"/>
+              <w:ind w:left="0" w:leftChars="0" w:right="0" w:rightChars="0" w:firstLine="0" w:firstLineChars="0"/>
               <w:jc w:val="center"/>
               <w:rPr>
-                <w:rFonts w:ascii="宋体" w:eastAsia="宋体" w:hAnsi="宋体" w:cs="宋体" w:hint="default"/>
+                <w:rFonts w:hint="default" w:ascii="宋体" w:hAnsi="宋体" w:eastAsia="宋体" w:cs="宋体"/>
                 <w:b/>
                 <w:bCs/>
                 <w:snapToGrid w:val="0"/>
@@ -6966,7 +7024,7 @@
             </w:pPr>
             <w:r>
               <w:rPr>
-                <w:rFonts w:ascii="宋体" w:eastAsia="宋体" w:hAnsi="宋体" w:cs="宋体"/>
+                <w:rFonts w:ascii="宋体" w:hAnsi="宋体" w:eastAsia="宋体" w:cs="宋体"/>
                 <w:b/>
                 <w:bCs/>
                 <w:spacing w:val="-7"/>
@@ -6999,10 +7057,10 @@
               <w:adjustRightInd w:val="0"/>
               <w:snapToGrid w:val="0"/>
               <w:spacing w:before="205" w:line="221" w:lineRule="auto"/>
-              <w:ind w:left="0" w:right="0" w:firstLine="0" w:leftChars="0" w:rightChars="0" w:firstLineChars="0"/>
+              <w:ind w:left="0" w:leftChars="0" w:right="0" w:rightChars="0" w:firstLine="0" w:firstLineChars="0"/>
               <w:jc w:val="both"/>
               <w:rPr>
-                <w:rFonts w:ascii="宋体" w:eastAsia="宋体" w:hAnsi="宋体" w:cs="宋体" w:hint="eastAsia"/>
+                <w:rFonts w:hint="eastAsia" w:ascii="宋体" w:hAnsi="宋体" w:eastAsia="宋体" w:cs="宋体"/>
                 <w:b/>
                 <w:bCs/>
                 <w:snapToGrid w:val="0"/>
@@ -7016,7 +7074,7 @@
             </w:pPr>
             <w:r>
               <w:rPr>
-                <w:rFonts w:ascii="宋体" w:eastAsia="宋体" w:hAnsi="宋体" w:cs="宋体" w:hint="eastAsia"/>
+                <w:rFonts w:hint="eastAsia" w:ascii="宋体" w:hAnsi="宋体" w:eastAsia="宋体" w:cs="宋体"/>
                 <w:b/>
                 <w:bCs/>
                 <w:spacing w:val="-7"/>
@@ -7050,10 +7108,10 @@
               <w:adjustRightInd w:val="0"/>
               <w:snapToGrid w:val="0"/>
               <w:spacing w:before="205" w:line="221" w:lineRule="auto"/>
-              <w:ind w:left="0" w:right="0" w:firstLine="0" w:leftChars="0" w:rightChars="0" w:firstLineChars="0"/>
+              <w:ind w:left="0" w:leftChars="0" w:right="0" w:rightChars="0" w:firstLine="0" w:firstLineChars="0"/>
               <w:jc w:val="both"/>
               <w:rPr>
-                <w:rFonts w:ascii="宋体" w:eastAsia="宋体" w:hAnsi="宋体" w:cs="宋体" w:hint="default"/>
+                <w:rFonts w:hint="default" w:ascii="宋体" w:hAnsi="宋体" w:eastAsia="宋体" w:cs="宋体"/>
                 <w:b/>
                 <w:bCs/>
                 <w:snapToGrid w:val="0"/>
@@ -7067,7 +7125,7 @@
             </w:pPr>
             <w:r>
               <w:rPr>
-                <w:rFonts w:ascii="宋体" w:hAnsi="宋体" w:cs="宋体" w:hint="eastAsia"/>
+                <w:rFonts w:hint="eastAsia" w:ascii="宋体" w:hAnsi="宋体" w:cs="宋体"/>
                 <w:b/>
                 <w:bCs/>
                 <w:spacing w:val="-7"/>
@@ -7082,9 +7140,14 @@
       </w:tr>
       <w:tr>
         <w:tblPrEx>
-          <w:tblW w:w="8310" w:type="dxa"/>
-          <w:tblInd w:w="13" w:type="dxa"/>
-          <w:tblLayout w:type="fixed"/>
+          <w:tblBorders>
+            <w:top w:val="single" w:color="000000" w:sz="4" w:space="0"/>
+            <w:left w:val="single" w:color="000000" w:sz="4" w:space="0"/>
+            <w:bottom w:val="single" w:color="000000" w:sz="4" w:space="0"/>
+            <w:right w:val="single" w:color="000000" w:sz="4" w:space="0"/>
+            <w:insideH w:val="single" w:color="000000" w:sz="4" w:space="0"/>
+            <w:insideV w:val="single" w:color="000000" w:sz="4" w:space="0"/>
+          </w:tblBorders>
           <w:tblCellMar>
             <w:top w:w="0" w:type="dxa"/>
             <w:left w:w="0" w:type="dxa"/>
@@ -7093,7 +7156,7 @@
           </w:tblCellMar>
         </w:tblPrEx>
         <w:trPr>
-          <w:trHeight w:val="651"/>
+          <w:trHeight w:val="651" w:hRule="atLeast"/>
         </w:trPr>
         <w:tc>
           <w:tcPr>
@@ -7103,7 +7166,7 @@
           </w:tcPr>
           <w:p>
             <w:pPr>
-              <w:pStyle w:val="NormalWeb"/>
+              <w:pStyle w:val="18"/>
               <w:keepNext w:val="0"/>
               <w:keepLines w:val="0"/>
               <w:pageBreakBefore w:val="0"/>
@@ -7119,11 +7182,11 @@
               <w:adjustRightInd/>
               <w:snapToGrid/>
               <w:spacing w:before="0" w:beforeAutospacing="0" w:after="0" w:afterAutospacing="0" w:line="360" w:lineRule="auto"/>
-              <w:ind w:left="0" w:right="0" w:firstLine="0" w:leftChars="0" w:rightChars="0" w:firstLineChars="0"/>
+              <w:ind w:left="0" w:leftChars="0" w:right="0" w:rightChars="0" w:firstLine="0" w:firstLineChars="0"/>
               <w:jc w:val="center"/>
               <w:textAlignment w:val="auto"/>
               <w:rPr>
-                <w:rFonts w:ascii="宋体" w:eastAsia="宋体" w:hAnsi="宋体" w:cs="宋体" w:hint="default"/>
+                <w:rFonts w:hint="default" w:ascii="宋体" w:hAnsi="宋体" w:eastAsia="宋体" w:cs="宋体"/>
                 <w:i w:val="0"/>
                 <w:iCs w:val="0"/>
                 <w:caps w:val="0"/>
@@ -7137,7 +7200,7 @@
             </w:pPr>
             <w:r>
               <w:rPr>
-                <w:rFonts w:ascii="宋体" w:hAnsi="宋体" w:cs="宋体" w:hint="eastAsia"/>
+                <w:rFonts w:hint="eastAsia" w:ascii="宋体" w:hAnsi="宋体" w:cs="宋体"/>
                 <w:i w:val="0"/>
                 <w:iCs w:val="0"/>
                 <w:caps w:val="0"/>
@@ -7160,7 +7223,7 @@
           </w:tcPr>
           <w:p>
             <w:pPr>
-              <w:pStyle w:val="NormalWeb"/>
+              <w:pStyle w:val="18"/>
               <w:keepNext w:val="0"/>
               <w:keepLines w:val="0"/>
               <w:pageBreakBefore w:val="0"/>
@@ -7180,7 +7243,7 @@
               <w:jc w:val="center"/>
               <w:textAlignment w:val="auto"/>
               <w:rPr>
-                <w:rFonts w:ascii="宋体" w:eastAsia="宋体" w:hAnsi="宋体" w:cs="宋体" w:hint="default"/>
+                <w:rFonts w:hint="default" w:ascii="宋体" w:hAnsi="宋体" w:eastAsia="宋体" w:cs="宋体"/>
                 <w:i w:val="0"/>
                 <w:iCs w:val="0"/>
                 <w:caps w:val="0"/>
@@ -7194,7 +7257,7 @@
             </w:pPr>
             <w:r>
               <w:rPr>
-                <w:rFonts w:ascii="宋体" w:eastAsia="宋体" w:hAnsi="宋体" w:cs="宋体" w:hint="eastAsia"/>
+                <w:rFonts w:hint="eastAsia" w:ascii="宋体" w:hAnsi="宋体" w:eastAsia="宋体" w:cs="宋体"/>
                 <w:i w:val="0"/>
                 <w:iCs w:val="0"/>
                 <w:caps w:val="0"/>
@@ -7217,7 +7280,7 @@
           </w:tcPr>
           <w:p>
             <w:pPr>
-              <w:pStyle w:val="NormalWeb"/>
+              <w:pStyle w:val="18"/>
               <w:keepNext w:val="0"/>
               <w:keepLines w:val="0"/>
               <w:pageBreakBefore w:val="0"/>
@@ -7237,7 +7300,7 @@
               <w:jc w:val="center"/>
               <w:textAlignment w:val="auto"/>
               <w:rPr>
-                <w:rFonts w:ascii="宋体" w:eastAsia="宋体" w:hAnsi="宋体" w:cs="宋体" w:hint="default"/>
+                <w:rFonts w:hint="default" w:ascii="宋体" w:hAnsi="宋体" w:eastAsia="宋体" w:cs="宋体"/>
                 <w:i w:val="0"/>
                 <w:iCs w:val="0"/>
                 <w:caps w:val="0"/>
@@ -7251,7 +7314,7 @@
             </w:pPr>
             <w:r>
               <w:rPr>
-                <w:rFonts w:ascii="宋体" w:eastAsia="宋体" w:hAnsi="宋体" w:cs="宋体" w:hint="eastAsia"/>
+                <w:rFonts w:hint="eastAsia" w:ascii="宋体" w:hAnsi="宋体" w:eastAsia="宋体" w:cs="宋体"/>
                 <w:i w:val="0"/>
                 <w:iCs w:val="0"/>
                 <w:caps w:val="0"/>
@@ -7272,7 +7335,7 @@
           </w:tcPr>
           <w:p>
             <w:pPr>
-              <w:pStyle w:val="NormalWeb"/>
+              <w:pStyle w:val="18"/>
               <w:keepNext w:val="0"/>
               <w:keepLines w:val="0"/>
               <w:pageBreakBefore w:val="0"/>
@@ -7292,7 +7355,7 @@
               <w:jc w:val="center"/>
               <w:textAlignment w:val="auto"/>
               <w:rPr>
-                <w:rFonts w:ascii="宋体" w:eastAsia="宋体" w:hAnsi="宋体" w:cs="宋体" w:hint="eastAsia"/>
+                <w:rFonts w:hint="eastAsia" w:ascii="宋体" w:hAnsi="宋体" w:eastAsia="宋体" w:cs="宋体"/>
                 <w:i w:val="0"/>
                 <w:iCs w:val="0"/>
                 <w:caps w:val="0"/>
@@ -7305,7 +7368,7 @@
             </w:pPr>
             <w:r>
               <w:rPr>
-                <w:rFonts w:ascii="宋体" w:eastAsia="宋体" w:hAnsi="宋体" w:cs="宋体" w:hint="eastAsia"/>
+                <w:rFonts w:hint="eastAsia" w:ascii="宋体" w:hAnsi="宋体" w:eastAsia="宋体" w:cs="宋体"/>
                 <w:i w:val="0"/>
                 <w:iCs w:val="0"/>
                 <w:caps w:val="0"/>
@@ -7325,7 +7388,7 @@
           </w:tcPr>
           <w:p>
             <w:pPr>
-              <w:pStyle w:val="NormalWeb"/>
+              <w:pStyle w:val="18"/>
               <w:keepNext w:val="0"/>
               <w:keepLines w:val="0"/>
               <w:pageBreakBefore w:val="0"/>
@@ -7345,7 +7408,7 @@
               <w:jc w:val="center"/>
               <w:textAlignment w:val="auto"/>
               <w:rPr>
-                <w:rFonts w:ascii="宋体" w:eastAsia="宋体" w:hAnsi="宋体" w:cs="宋体" w:hint="default"/>
+                <w:rFonts w:hint="default" w:ascii="宋体" w:hAnsi="宋体" w:eastAsia="宋体" w:cs="宋体"/>
                 <w:i w:val="0"/>
                 <w:iCs w:val="0"/>
                 <w:caps w:val="0"/>
@@ -7359,7 +7422,7 @@
             </w:pPr>
             <w:r>
               <w:rPr>
-                <w:rFonts w:ascii="宋体" w:hAnsi="宋体" w:cs="宋体" w:hint="eastAsia"/>
+                <w:rFonts w:hint="eastAsia" w:ascii="宋体" w:hAnsi="宋体" w:cs="宋体"/>
                 <w:i w:val="0"/>
                 <w:iCs w:val="0"/>
                 <w:caps w:val="0"/>
@@ -7395,40 +7458,88 @@
           <w:lang w:val="en-US"/>
         </w:rPr>
       </w:pPr>
-      <w:bookmarkStart w:id="19" w:name="_GoBack"/>
-      <w:bookmarkEnd w:id="19"/>
     </w:p>
     <w:sectPr>
-      <w:headerReference w:type="default" r:id="rId4"/>
+      <w:headerReference r:id="rId5" w:type="default"/>
       <w:pgSz w:w="11906" w:h="16838"/>
       <w:pgMar w:top="1440" w:right="1800" w:bottom="1440" w:left="1800" w:header="851" w:footer="992" w:gutter="0"/>
-      <w:cols w:num="1" w:space="425"/>
+      <w:cols w:space="425" w:num="1"/>
       <w:docGrid w:type="lines" w:linePitch="312" w:charSpace="0"/>
     </w:sectPr>
   </w:body>
 </w:document>
 </file>
 
+<file path=word/endnotes.xml><?xml version="1.0" encoding="utf-8"?>
+<w:endnotes xmlns:wpc="http://schemas.microsoft.com/office/word/2010/wordprocessingCanvas" xmlns:mc="http://schemas.openxmlformats.org/markup-compatibility/2006" xmlns:o="urn:schemas-microsoft-com:office:office" xmlns:r="http://schemas.openxmlformats.org/officeDocument/2006/relationships" xmlns:m="http://schemas.openxmlformats.org/officeDocument/2006/math" xmlns:v="urn:schemas-microsoft-com:vml" xmlns:wp14="http://schemas.microsoft.com/office/word/2010/wordprocessingDrawing" xmlns:wp="http://schemas.openxmlformats.org/drawingml/2006/wordprocessingDrawing" xmlns:w="http://schemas.openxmlformats.org/wordprocessingml/2006/main" xmlns:w14="http://schemas.microsoft.com/office/word/2010/wordml" xmlns:w15="http://schemas.microsoft.com/office/word/2012/wordml" xmlns:w10="urn:schemas-microsoft-com:office:word" xmlns:wpg="http://schemas.microsoft.com/office/word/2010/wordprocessingGroup" xmlns:wpi="http://schemas.microsoft.com/office/word/2010/wordprocessingInk" xmlns:wne="http://schemas.microsoft.com/office/word/2006/wordml" xmlns:wps="http://schemas.microsoft.com/office/word/2010/wordprocessingShape" xmlns:wpsCustomData="http://www.wps.cn/officeDocument/2013/wpsCustomData" mc:Ignorable="w14 w15 wp14">
+  <w:endnote w:type="separator" w:id="0">
+    <w:p>
+      <w:pPr>
+        <w:spacing w:line="240" w:lineRule="auto"/>
+      </w:pPr>
+      <w:r>
+        <w:separator/>
+      </w:r>
+    </w:p>
+  </w:endnote>
+  <w:endnote w:type="continuationSeparator" w:id="1">
+    <w:p>
+      <w:pPr>
+        <w:spacing w:line="240" w:lineRule="auto"/>
+      </w:pPr>
+      <w:r>
+        <w:continuationSeparator/>
+      </w:r>
+    </w:p>
+  </w:endnote>
+</w:endnotes>
+</file>
+
+<file path=word/footnotes.xml><?xml version="1.0" encoding="utf-8"?>
+<w:footnotes xmlns:wpc="http://schemas.microsoft.com/office/word/2010/wordprocessingCanvas" xmlns:mc="http://schemas.openxmlformats.org/markup-compatibility/2006" xmlns:o="urn:schemas-microsoft-com:office:office" xmlns:r="http://schemas.openxmlformats.org/officeDocument/2006/relationships" xmlns:m="http://schemas.openxmlformats.org/officeDocument/2006/math" xmlns:v="urn:schemas-microsoft-com:vml" xmlns:wp14="http://schemas.microsoft.com/office/word/2010/wordprocessingDrawing" xmlns:wp="http://schemas.openxmlformats.org/drawingml/2006/wordprocessingDrawing" xmlns:w="http://schemas.openxmlformats.org/wordprocessingml/2006/main" xmlns:w14="http://schemas.microsoft.com/office/word/2010/wordml" xmlns:w15="http://schemas.microsoft.com/office/word/2012/wordml" xmlns:w10="urn:schemas-microsoft-com:office:word" xmlns:wpg="http://schemas.microsoft.com/office/word/2010/wordprocessingGroup" xmlns:wpi="http://schemas.microsoft.com/office/word/2010/wordprocessingInk" xmlns:wne="http://schemas.microsoft.com/office/word/2006/wordml" xmlns:wps="http://schemas.microsoft.com/office/word/2010/wordprocessingShape" xmlns:wpsCustomData="http://www.wps.cn/officeDocument/2013/wpsCustomData" mc:Ignorable="w14 w15 wp14">
+  <w:footnote w:type="separator" w:id="0">
+    <w:p>
+      <w:pPr>
+        <w:spacing w:line="360" w:lineRule="auto"/>
+      </w:pPr>
+      <w:r>
+        <w:separator/>
+      </w:r>
+    </w:p>
+  </w:footnote>
+  <w:footnote w:type="continuationSeparator" w:id="1">
+    <w:p>
+      <w:pPr>
+        <w:spacing w:line="360" w:lineRule="auto"/>
+      </w:pPr>
+      <w:r>
+        <w:continuationSeparator/>
+      </w:r>
+    </w:p>
+  </w:footnote>
+</w:footnotes>
+</file>
+
 <file path=word/header1.xml><?xml version="1.0" encoding="utf-8"?>
-<w:hdr xmlns:wpc="http://schemas.microsoft.com/office/word/2010/wordprocessingCanvas" xmlns:mc="http://schemas.openxmlformats.org/markup-compatibility/2006" xmlns:o="urn:schemas-microsoft-com:office:office" xmlns:r="http://schemas.openxmlformats.org/officeDocument/2006/relationships" xmlns:m="http://schemas.openxmlformats.org/officeDocument/2006/math" xmlns:v="urn:schemas-microsoft-com:vml" xmlns:wp14="http://schemas.microsoft.com/office/word/2010/wordprocessingDrawing" xmlns:wp="http://schemas.openxmlformats.org/drawingml/2006/wordprocessingDrawing" xmlns:w10="urn:schemas-microsoft-com:office:word" xmlns:w="http://schemas.openxmlformats.org/wordprocessingml/2006/main" xmlns:w14="http://schemas.microsoft.com/office/word/2010/wordml" xmlns:w15="http://schemas.microsoft.com/office/word/2012/wordml" xmlns:wne="http://schemas.microsoft.com/office/word/2006/wordml" xmlns:wpg="http://schemas.microsoft.com/office/word/2010/wordprocessingGroup" xmlns:wpi="http://schemas.microsoft.com/office/word/2010/wordprocessingInk" xmlns:wps="http://schemas.microsoft.com/office/word/2010/wordprocessingShape" mc:Ignorable="w14 w15 wp14">
+<w:hdr xmlns:wpc="http://schemas.microsoft.com/office/word/2010/wordprocessingCanvas" xmlns:mc="http://schemas.openxmlformats.org/markup-compatibility/2006" xmlns:o="urn:schemas-microsoft-com:office:office" xmlns:r="http://schemas.openxmlformats.org/officeDocument/2006/relationships" xmlns:m="http://schemas.openxmlformats.org/officeDocument/2006/math" xmlns:v="urn:schemas-microsoft-com:vml" xmlns:wp14="http://schemas.microsoft.com/office/word/2010/wordprocessingDrawing" xmlns:wp="http://schemas.openxmlformats.org/drawingml/2006/wordprocessingDrawing" xmlns:w10="urn:schemas-microsoft-com:office:word" xmlns:w="http://schemas.openxmlformats.org/wordprocessingml/2006/main" xmlns:w14="http://schemas.microsoft.com/office/word/2010/wordml" xmlns:w15="http://schemas.microsoft.com/office/word/2012/wordml" xmlns:wpg="http://schemas.microsoft.com/office/word/2010/wordprocessingGroup" xmlns:wpi="http://schemas.microsoft.com/office/word/2010/wordprocessingInk" xmlns:wne="http://schemas.microsoft.com/office/word/2006/wordml" xmlns:wps="http://schemas.microsoft.com/office/word/2010/wordprocessingShape" xmlns:wpsCustomData="http://www.wps.cn/officeDocument/2013/wpsCustomData" mc:Ignorable="w14 w15 wp14">
   <w:p>
     <w:pPr>
-      <w:pStyle w:val="Header"/>
+      <w:pStyle w:val="15"/>
     </w:pPr>
   </w:p>
 </w:hdr>
 </file>
 
 <file path=word/numbering.xml><?xml version="1.0" encoding="utf-8"?>
-<w:numbering xmlns:wpc="http://schemas.microsoft.com/office/word/2010/wordprocessingCanvas" xmlns:mc="http://schemas.openxmlformats.org/markup-compatibility/2006" xmlns:o="urn:schemas-microsoft-com:office:office" xmlns:r="http://schemas.openxmlformats.org/officeDocument/2006/relationships" xmlns:m="http://schemas.openxmlformats.org/officeDocument/2006/math" xmlns:v="urn:schemas-microsoft-com:vml" xmlns:wp14="http://schemas.microsoft.com/office/word/2010/wordprocessingDrawing" xmlns:wp="http://schemas.openxmlformats.org/drawingml/2006/wordprocessingDrawing" xmlns:w10="urn:schemas-microsoft-com:office:word" xmlns:w="http://schemas.openxmlformats.org/wordprocessingml/2006/main" xmlns:w14="http://schemas.microsoft.com/office/word/2010/wordml" xmlns:w15="http://schemas.microsoft.com/office/word/2012/wordml" xmlns:wne="http://schemas.microsoft.com/office/word/2006/wordml" xmlns:wpg="http://schemas.microsoft.com/office/word/2010/wordprocessingGroup" xmlns:wpi="http://schemas.microsoft.com/office/word/2010/wordprocessingInk" xmlns:wps="http://schemas.microsoft.com/office/word/2010/wordprocessingShape" mc:Ignorable="w14 w15 wp14">
+<w:numbering xmlns:wpc="http://schemas.microsoft.com/office/word/2010/wordprocessingCanvas" xmlns:mc="http://schemas.openxmlformats.org/markup-compatibility/2006" xmlns:o="urn:schemas-microsoft-com:office:office" xmlns:r="http://schemas.openxmlformats.org/officeDocument/2006/relationships" xmlns:m="http://schemas.openxmlformats.org/officeDocument/2006/math" xmlns:v="urn:schemas-microsoft-com:vml" xmlns:wp14="http://schemas.microsoft.com/office/word/2010/wordprocessingDrawing" xmlns:wp="http://schemas.openxmlformats.org/drawingml/2006/wordprocessingDrawing" xmlns:w10="urn:schemas-microsoft-com:office:word" xmlns:w="http://schemas.openxmlformats.org/wordprocessingml/2006/main" xmlns:w14="http://schemas.microsoft.com/office/word/2010/wordml" xmlns:wpg="http://schemas.microsoft.com/office/word/2010/wordprocessingGroup" xmlns:wpi="http://schemas.microsoft.com/office/word/2010/wordprocessingInk" xmlns:wne="http://schemas.microsoft.com/office/word/2006/wordml" xmlns:wps="http://schemas.microsoft.com/office/word/2010/wordprocessingShape" xmlns:wpsCustomData="http://www.wps.cn/officeDocument/2013/wpsCustomData" mc:Ignorable="w14 wp14">
   <w:abstractNum w:abstractNumId="0">
     <w:nsid w:val="8E964DCE"/>
     <w:multiLevelType w:val="multilevel"/>
     <w:tmpl w:val="8E964DCE"/>
-    <w:lvl w:ilvl="0">
+    <w:lvl w:ilvl="0" w:tentative="0">
       <w:start w:val="1"/>
       <w:numFmt w:val="decimal"/>
-      <w:pStyle w:val="Heading1"/>
+      <w:pStyle w:val="2"/>
       <w:lvlText w:val="%1."/>
       <w:lvlJc w:val="left"/>
       <w:pPr>
@@ -7438,10 +7549,10 @@
         <w:rFonts w:hint="default"/>
       </w:rPr>
     </w:lvl>
-    <w:lvl w:ilvl="1">
+    <w:lvl w:ilvl="1" w:tentative="0">
       <w:start w:val="1"/>
       <w:numFmt w:val="decimal"/>
-      <w:pStyle w:val="Heading2"/>
+      <w:pStyle w:val="3"/>
       <w:lvlText w:val="%1.%2."/>
       <w:lvlJc w:val="left"/>
       <w:pPr>
@@ -7451,10 +7562,10 @@
         <w:rFonts w:hint="default"/>
       </w:rPr>
     </w:lvl>
-    <w:lvl w:ilvl="2">
+    <w:lvl w:ilvl="2" w:tentative="0">
       <w:start w:val="1"/>
       <w:numFmt w:val="decimal"/>
-      <w:pStyle w:val="Heading3"/>
+      <w:pStyle w:val="4"/>
       <w:lvlText w:val="%1.%2.%3."/>
       <w:lvlJc w:val="left"/>
       <w:pPr>
@@ -7464,10 +7575,10 @@
         <w:rFonts w:hint="default"/>
       </w:rPr>
     </w:lvl>
-    <w:lvl w:ilvl="3">
+    <w:lvl w:ilvl="3" w:tentative="0">
       <w:start w:val="1"/>
       <w:numFmt w:val="decimal"/>
-      <w:pStyle w:val="Heading4"/>
+      <w:pStyle w:val="5"/>
       <w:lvlText w:val="%1.%2.%3.%4."/>
       <w:lvlJc w:val="left"/>
       <w:pPr>
@@ -7477,10 +7588,10 @@
         <w:rFonts w:hint="default"/>
       </w:rPr>
     </w:lvl>
-    <w:lvl w:ilvl="4">
+    <w:lvl w:ilvl="4" w:tentative="0">
       <w:start w:val="1"/>
       <w:numFmt w:val="decimal"/>
-      <w:pStyle w:val="Heading5"/>
+      <w:pStyle w:val="6"/>
       <w:lvlText w:val="%1.%2.%3.%4.%5."/>
       <w:lvlJc w:val="left"/>
       <w:pPr>
@@ -7490,10 +7601,10 @@
         <w:rFonts w:hint="default"/>
       </w:rPr>
     </w:lvl>
-    <w:lvl w:ilvl="5">
+    <w:lvl w:ilvl="5" w:tentative="0">
       <w:start w:val="1"/>
       <w:numFmt w:val="decimal"/>
-      <w:pStyle w:val="Heading6"/>
+      <w:pStyle w:val="7"/>
       <w:lvlText w:val="%1.%2.%3.%4.%5.%6."/>
       <w:lvlJc w:val="left"/>
       <w:pPr>
@@ -7503,10 +7614,10 @@
         <w:rFonts w:hint="default"/>
       </w:rPr>
     </w:lvl>
-    <w:lvl w:ilvl="6">
+    <w:lvl w:ilvl="6" w:tentative="0">
       <w:start w:val="1"/>
       <w:numFmt w:val="decimal"/>
-      <w:pStyle w:val="Heading7"/>
+      <w:pStyle w:val="8"/>
       <w:lvlText w:val="%1.%2.%3.%4.%5.%6.%7."/>
       <w:lvlJc w:val="left"/>
       <w:pPr>
@@ -7516,10 +7627,10 @@
         <w:rFonts w:hint="default"/>
       </w:rPr>
     </w:lvl>
-    <w:lvl w:ilvl="7">
+    <w:lvl w:ilvl="7" w:tentative="0">
       <w:start w:val="1"/>
       <w:numFmt w:val="decimal"/>
-      <w:pStyle w:val="Heading8"/>
+      <w:pStyle w:val="9"/>
       <w:lvlText w:val="%1.%2.%3.%4.%5.%6.%7.%8."/>
       <w:lvlJc w:val="left"/>
       <w:pPr>
@@ -7529,10 +7640,10 @@
         <w:rFonts w:hint="default"/>
       </w:rPr>
     </w:lvl>
-    <w:lvl w:ilvl="8">
+    <w:lvl w:ilvl="8" w:tentative="0">
       <w:start w:val="1"/>
       <w:numFmt w:val="decimal"/>
-      <w:pStyle w:val="Heading9"/>
+      <w:pStyle w:val="10"/>
       <w:lvlText w:val="%1.%2.%3.%4.%5.%6.%7.%8.%9."/>
       <w:lvlJc w:val="left"/>
       <w:pPr>
@@ -7547,7 +7658,7 @@
     <w:nsid w:val="31483B14"/>
     <w:multiLevelType w:val="singleLevel"/>
     <w:tmpl w:val="31483B14"/>
-    <w:lvl w:ilvl="0">
+    <w:lvl w:ilvl="0" w:tentative="0">
       <w:start w:val="1"/>
       <w:numFmt w:val="decimal"/>
       <w:lvlText w:val="%1."/>
@@ -7564,7 +7675,7 @@
     <w:nsid w:val="597B03FB"/>
     <w:multiLevelType w:val="singleLevel"/>
     <w:tmpl w:val="597B03FB"/>
-    <w:lvl w:ilvl="0">
+    <w:lvl w:ilvl="0" w:tentative="0">
       <w:start w:val="1"/>
       <w:numFmt w:val="decimal"/>
       <w:lvlText w:val="%1."/>
@@ -7590,268 +7701,270 @@
 </file>
 
 <file path=word/styles.xml><?xml version="1.0" encoding="utf-8"?>
-<w:styles xmlns:mc="http://schemas.openxmlformats.org/markup-compatibility/2006" xmlns:r="http://schemas.openxmlformats.org/officeDocument/2006/relationships" xmlns:w="http://schemas.openxmlformats.org/wordprocessingml/2006/main" xmlns:w14="http://schemas.microsoft.com/office/word/2010/wordml" xmlns:w15="http://schemas.microsoft.com/office/word/2012/wordml" mc:Ignorable="w14 w15">
+<w:styles xmlns:mc="http://schemas.openxmlformats.org/markup-compatibility/2006" xmlns:o="urn:schemas-microsoft-com:office:office" xmlns:r="http://schemas.openxmlformats.org/officeDocument/2006/relationships" xmlns:m="http://schemas.openxmlformats.org/officeDocument/2006/math" xmlns:v="urn:schemas-microsoft-com:vml" xmlns:w="http://schemas.openxmlformats.org/wordprocessingml/2006/main" xmlns:w14="http://schemas.microsoft.com/office/word/2010/wordml" xmlns:w10="urn:schemas-microsoft-com:office:word" xmlns:sl="http://schemas.openxmlformats.org/schemaLibrary/2006/main" xmlns:wpsCustomData="http://www.wps.cn/officeDocument/2013/wpsCustomData" mc:Ignorable="w14">
   <w:docDefaults>
     <w:rPrDefault>
       <w:rPr>
-        <w:rFonts w:ascii="Times New Roman" w:eastAsia="宋体" w:hAnsi="Times New Roman" w:cs="Times New Roman"/>
+        <w:rFonts w:ascii="Times New Roman" w:hAnsi="Times New Roman" w:eastAsia="宋体" w:cs="Times New Roman"/>
       </w:rPr>
     </w:rPrDefault>
     <w:pPrDefault/>
   </w:docDefaults>
-  <w:latentStyles w:defLockedState="0" w:defUIPriority="99" w:defSemiHidden="1" w:defUnhideWhenUsed="1" w:defQFormat="0" w:count="260">
-    <w:lsdException w:name="Normal" w:semiHidden="0" w:uiPriority="0" w:unhideWhenUsed="0" w:qFormat="1"/>
-    <w:lsdException w:name="heading 1" w:semiHidden="0" w:uiPriority="0" w:unhideWhenUsed="0" w:qFormat="1"/>
-    <w:lsdException w:name="heading 2" w:semiHidden="0" w:uiPriority="0" w:qFormat="1"/>
-    <w:lsdException w:name="heading 3" w:uiPriority="0" w:qFormat="1"/>
-    <w:lsdException w:name="heading 4" w:semiHidden="0" w:uiPriority="0" w:qFormat="1"/>
-    <w:lsdException w:name="heading 5" w:uiPriority="0" w:qFormat="1"/>
-    <w:lsdException w:name="heading 6" w:uiPriority="0" w:qFormat="1"/>
-    <w:lsdException w:name="heading 7" w:uiPriority="0" w:qFormat="1"/>
-    <w:lsdException w:name="heading 8" w:uiPriority="0" w:qFormat="1"/>
-    <w:lsdException w:name="heading 9" w:uiPriority="0" w:qFormat="1"/>
-    <w:lsdException w:name="index 1" w:semiHidden="0" w:uiPriority="0" w:unhideWhenUsed="0"/>
-    <w:lsdException w:name="index 2" w:semiHidden="0" w:uiPriority="0" w:unhideWhenUsed="0"/>
-    <w:lsdException w:name="index 3" w:semiHidden="0" w:uiPriority="0" w:unhideWhenUsed="0"/>
-    <w:lsdException w:name="index 4" w:semiHidden="0" w:uiPriority="0" w:unhideWhenUsed="0"/>
-    <w:lsdException w:name="index 5" w:semiHidden="0" w:uiPriority="0" w:unhideWhenUsed="0"/>
-    <w:lsdException w:name="index 6" w:semiHidden="0" w:uiPriority="0" w:unhideWhenUsed="0"/>
-    <w:lsdException w:name="index 7" w:semiHidden="0" w:uiPriority="0" w:unhideWhenUsed="0"/>
-    <w:lsdException w:name="index 8" w:semiHidden="0" w:uiPriority="0" w:unhideWhenUsed="0"/>
-    <w:lsdException w:name="index 9" w:semiHidden="0" w:uiPriority="0" w:unhideWhenUsed="0"/>
-    <w:lsdException w:name="toc 1" w:semiHidden="0" w:uiPriority="0" w:unhideWhenUsed="0" w:qFormat="1"/>
-    <w:lsdException w:name="toc 2" w:semiHidden="0" w:uiPriority="0" w:unhideWhenUsed="0" w:qFormat="1"/>
-    <w:lsdException w:name="toc 3" w:semiHidden="0" w:uiPriority="0" w:unhideWhenUsed="0" w:qFormat="1"/>
-    <w:lsdException w:name="toc 4" w:semiHidden="0" w:uiPriority="0" w:unhideWhenUsed="0"/>
-    <w:lsdException w:name="toc 5" w:semiHidden="0" w:uiPriority="0" w:unhideWhenUsed="0"/>
-    <w:lsdException w:name="toc 6" w:semiHidden="0" w:uiPriority="0" w:unhideWhenUsed="0"/>
-    <w:lsdException w:name="toc 7" w:semiHidden="0" w:uiPriority="0" w:unhideWhenUsed="0"/>
-    <w:lsdException w:name="toc 8" w:semiHidden="0" w:uiPriority="0" w:unhideWhenUsed="0"/>
-    <w:lsdException w:name="toc 9" w:semiHidden="0" w:uiPriority="0" w:unhideWhenUsed="0"/>
-    <w:lsdException w:name="Normal Indent" w:semiHidden="0" w:uiPriority="0" w:unhideWhenUsed="0"/>
-    <w:lsdException w:name="footnote text" w:semiHidden="0" w:uiPriority="0" w:unhideWhenUsed="0"/>
-    <w:lsdException w:name="annotation text" w:semiHidden="0" w:uiPriority="0" w:unhideWhenUsed="0" w:qFormat="1"/>
-    <w:lsdException w:name="header" w:semiHidden="0" w:uiPriority="0" w:unhideWhenUsed="0" w:qFormat="1"/>
-    <w:lsdException w:name="footer" w:semiHidden="0" w:uiPriority="0" w:unhideWhenUsed="0" w:qFormat="1"/>
-    <w:lsdException w:name="index heading" w:semiHidden="0" w:uiPriority="0" w:unhideWhenUsed="0"/>
-    <w:lsdException w:name="caption" w:uiPriority="0" w:qFormat="1"/>
-    <w:lsdException w:name="table of figures" w:semiHidden="0" w:uiPriority="0" w:unhideWhenUsed="0"/>
-    <w:lsdException w:name="envelope address" w:semiHidden="0" w:uiPriority="0" w:unhideWhenUsed="0"/>
-    <w:lsdException w:name="envelope return" w:semiHidden="0" w:uiPriority="0" w:unhideWhenUsed="0"/>
-    <w:lsdException w:name="footnote reference" w:semiHidden="0" w:uiPriority="0" w:unhideWhenUsed="0"/>
-    <w:lsdException w:name="annotation reference" w:semiHidden="0" w:uiPriority="0" w:unhideWhenUsed="0"/>
-    <w:lsdException w:name="line number" w:semiHidden="0" w:uiPriority="0" w:unhideWhenUsed="0"/>
-    <w:lsdException w:name="page number" w:semiHidden="0" w:uiPriority="0" w:unhideWhenUsed="0"/>
-    <w:lsdException w:name="endnote reference" w:semiHidden="0" w:uiPriority="0" w:unhideWhenUsed="0"/>
-    <w:lsdException w:name="endnote text" w:semiHidden="0" w:uiPriority="0" w:unhideWhenUsed="0"/>
-    <w:lsdException w:name="table of authorities" w:semiHidden="0" w:uiPriority="0" w:unhideWhenUsed="0"/>
-    <w:lsdException w:name="macro" w:semiHidden="0" w:uiPriority="0" w:unhideWhenUsed="0"/>
-    <w:lsdException w:name="toa heading" w:semiHidden="0" w:uiPriority="0" w:unhideWhenUsed="0"/>
-    <w:lsdException w:name="List" w:semiHidden="0" w:uiPriority="0" w:unhideWhenUsed="0"/>
-    <w:lsdException w:name="List Bullet" w:semiHidden="0" w:uiPriority="0" w:unhideWhenUsed="0"/>
-    <w:lsdException w:name="List Number" w:semiHidden="0" w:uiPriority="0" w:unhideWhenUsed="0"/>
-    <w:lsdException w:name="List 2" w:semiHidden="0" w:uiPriority="0" w:unhideWhenUsed="0"/>
-    <w:lsdException w:name="List 3" w:semiHidden="0" w:uiPriority="0" w:unhideWhenUsed="0"/>
-    <w:lsdException w:name="List 4" w:semiHidden="0" w:uiPriority="0" w:unhideWhenUsed="0"/>
-    <w:lsdException w:name="List 5" w:semiHidden="0" w:uiPriority="0" w:unhideWhenUsed="0"/>
-    <w:lsdException w:name="List Bullet 2" w:semiHidden="0" w:uiPriority="0" w:unhideWhenUsed="0"/>
-    <w:lsdException w:name="List Bullet 3" w:semiHidden="0" w:uiPriority="0" w:unhideWhenUsed="0"/>
-    <w:lsdException w:name="List Bullet 4" w:semiHidden="0" w:uiPriority="0" w:unhideWhenUsed="0"/>
-    <w:lsdException w:name="List Bullet 5" w:semiHidden="0" w:uiPriority="0" w:unhideWhenUsed="0"/>
-    <w:lsdException w:name="List Number 2" w:semiHidden="0" w:uiPriority="0" w:unhideWhenUsed="0"/>
-    <w:lsdException w:name="List Number 3" w:semiHidden="0" w:uiPriority="0" w:unhideWhenUsed="0"/>
-    <w:lsdException w:name="List Number 4" w:semiHidden="0" w:uiPriority="0" w:unhideWhenUsed="0"/>
-    <w:lsdException w:name="List Number 5" w:semiHidden="0" w:uiPriority="0" w:unhideWhenUsed="0"/>
-    <w:lsdException w:name="Title" w:semiHidden="0" w:uiPriority="0" w:unhideWhenUsed="0" w:qFormat="1"/>
-    <w:lsdException w:name="Closing" w:semiHidden="0" w:uiPriority="0" w:unhideWhenUsed="0"/>
-    <w:lsdException w:name="Signature" w:semiHidden="0" w:uiPriority="0" w:unhideWhenUsed="0"/>
-    <w:lsdException w:name="Default Paragraph Font" w:uiPriority="0" w:unhideWhenUsed="0" w:qFormat="1"/>
-    <w:lsdException w:name="Body Text" w:uiPriority="0" w:unhideWhenUsed="0" w:qFormat="1"/>
-    <w:lsdException w:name="Body Text Indent" w:semiHidden="0" w:uiPriority="0" w:unhideWhenUsed="0"/>
-    <w:lsdException w:name="List Continue" w:semiHidden="0" w:uiPriority="0" w:unhideWhenUsed="0"/>
-    <w:lsdException w:name="List Continue 2" w:semiHidden="0" w:uiPriority="0" w:unhideWhenUsed="0"/>
-    <w:lsdException w:name="List Continue 3" w:semiHidden="0" w:uiPriority="0" w:unhideWhenUsed="0"/>
-    <w:lsdException w:name="List Continue 4" w:semiHidden="0" w:uiPriority="0" w:unhideWhenUsed="0"/>
-    <w:lsdException w:name="List Continue 5" w:semiHidden="0" w:uiPriority="0" w:unhideWhenUsed="0"/>
-    <w:lsdException w:name="Message Header" w:semiHidden="0" w:uiPriority="0" w:unhideWhenUsed="0"/>
-    <w:lsdException w:name="Subtitle" w:semiHidden="0" w:uiPriority="0" w:unhideWhenUsed="0" w:qFormat="1"/>
-    <w:lsdException w:name="Salutation" w:semiHidden="0" w:uiPriority="0" w:unhideWhenUsed="0"/>
-    <w:lsdException w:name="Date" w:semiHidden="0" w:uiPriority="0" w:unhideWhenUsed="0"/>
-    <w:lsdException w:name="Body Text First Indent" w:semiHidden="0" w:uiPriority="0" w:unhideWhenUsed="0"/>
-    <w:lsdException w:name="Body Text First Indent 2" w:semiHidden="0" w:uiPriority="0" w:unhideWhenUsed="0"/>
-    <w:lsdException w:name="Body Text 2" w:semiHidden="0" w:uiPriority="0" w:unhideWhenUsed="0"/>
-    <w:lsdException w:name="Body Text 3" w:semiHidden="0" w:uiPriority="0" w:unhideWhenUsed="0"/>
-    <w:lsdException w:name="Body Text Indent 2" w:semiHidden="0" w:uiPriority="0" w:unhideWhenUsed="0"/>
-    <w:lsdException w:name="Body Text Indent 3" w:semiHidden="0" w:uiPriority="0" w:unhideWhenUsed="0"/>
-    <w:lsdException w:name="Block Text" w:semiHidden="0" w:uiPriority="0" w:unhideWhenUsed="0"/>
-    <w:lsdException w:name="Hyperlink" w:semiHidden="0" w:uiPriority="0" w:unhideWhenUsed="0"/>
-    <w:lsdException w:name="FollowedHyperlink" w:semiHidden="0" w:uiPriority="0" w:unhideWhenUsed="0"/>
-    <w:lsdException w:name="Strong" w:semiHidden="0" w:uiPriority="0" w:unhideWhenUsed="0" w:qFormat="1"/>
-    <w:lsdException w:name="Emphasis" w:semiHidden="0" w:uiPriority="0" w:unhideWhenUsed="0" w:qFormat="1"/>
-    <w:lsdException w:name="Document Map" w:semiHidden="0" w:uiPriority="0" w:unhideWhenUsed="0"/>
-    <w:lsdException w:name="Plain Text" w:semiHidden="0" w:uiPriority="0" w:unhideWhenUsed="0"/>
-    <w:lsdException w:name="E-mail Signature" w:semiHidden="0" w:uiPriority="0" w:unhideWhenUsed="0"/>
-    <w:lsdException w:name="Normal (Web)" w:semiHidden="0" w:uiPriority="0" w:unhideWhenUsed="0" w:qFormat="1"/>
-    <w:lsdException w:name="HTML Acronym" w:semiHidden="0" w:uiPriority="0" w:unhideWhenUsed="0"/>
-    <w:lsdException w:name="HTML Address" w:semiHidden="0" w:uiPriority="0" w:unhideWhenUsed="0"/>
-    <w:lsdException w:name="HTML Cite" w:semiHidden="0" w:uiPriority="0" w:unhideWhenUsed="0"/>
-    <w:lsdException w:name="HTML Code" w:semiHidden="0" w:uiPriority="0" w:unhideWhenUsed="0"/>
-    <w:lsdException w:name="HTML Definition" w:semiHidden="0" w:uiPriority="0" w:unhideWhenUsed="0"/>
-    <w:lsdException w:name="HTML Keyboard" w:semiHidden="0" w:uiPriority="0" w:unhideWhenUsed="0"/>
-    <w:lsdException w:name="HTML Preformatted" w:semiHidden="0" w:uiPriority="0" w:unhideWhenUsed="0"/>
-    <w:lsdException w:name="HTML Sample" w:semiHidden="0" w:uiPriority="0" w:unhideWhenUsed="0"/>
-    <w:lsdException w:name="HTML Typewriter" w:semiHidden="0" w:uiPriority="0" w:unhideWhenUsed="0"/>
-    <w:lsdException w:name="HTML Variable" w:semiHidden="0" w:uiPriority="0" w:unhideWhenUsed="0"/>
-    <w:lsdException w:name="Normal Table" w:uiPriority="0" w:unhideWhenUsed="0" w:qFormat="1"/>
-    <w:lsdException w:name="annotation subject" w:semiHidden="0" w:uiPriority="0" w:unhideWhenUsed="0"/>
-    <w:lsdException w:name="Table Simple 1" w:semiHidden="0" w:uiPriority="0" w:unhideWhenUsed="0"/>
-    <w:lsdException w:name="Table Simple 2" w:semiHidden="0" w:uiPriority="0" w:unhideWhenUsed="0"/>
-    <w:lsdException w:name="Table Simple 3" w:semiHidden="0" w:uiPriority="0" w:unhideWhenUsed="0"/>
-    <w:lsdException w:name="Table Classic 1" w:semiHidden="0" w:uiPriority="0" w:unhideWhenUsed="0"/>
-    <w:lsdException w:name="Table Classic 2" w:semiHidden="0" w:uiPriority="0" w:unhideWhenUsed="0"/>
-    <w:lsdException w:name="Table Classic 3" w:semiHidden="0" w:uiPriority="0" w:unhideWhenUsed="0"/>
-    <w:lsdException w:name="Table Classic 4" w:semiHidden="0" w:uiPriority="0" w:unhideWhenUsed="0"/>
-    <w:lsdException w:name="Table Colorful 1" w:semiHidden="0" w:uiPriority="0" w:unhideWhenUsed="0"/>
-    <w:lsdException w:name="Table Colorful 2" w:semiHidden="0" w:uiPriority="0" w:unhideWhenUsed="0"/>
-    <w:lsdException w:name="Table Colorful 3" w:semiHidden="0" w:uiPriority="0" w:unhideWhenUsed="0"/>
-    <w:lsdException w:name="Table Columns 1" w:semiHidden="0" w:uiPriority="0" w:unhideWhenUsed="0"/>
-    <w:lsdException w:name="Table Columns 2" w:semiHidden="0" w:uiPriority="0" w:unhideWhenUsed="0"/>
-    <w:lsdException w:name="Table Columns 3" w:semiHidden="0" w:uiPriority="0" w:unhideWhenUsed="0"/>
-    <w:lsdException w:name="Table Columns 4" w:semiHidden="0" w:uiPriority="0" w:unhideWhenUsed="0"/>
-    <w:lsdException w:name="Table Columns 5" w:semiHidden="0" w:uiPriority="0" w:unhideWhenUsed="0"/>
-    <w:lsdException w:name="Table Grid 1" w:semiHidden="0" w:uiPriority="0" w:unhideWhenUsed="0"/>
-    <w:lsdException w:name="Table Grid 2" w:semiHidden="0" w:uiPriority="0" w:unhideWhenUsed="0"/>
-    <w:lsdException w:name="Table Grid 3" w:semiHidden="0" w:uiPriority="0" w:unhideWhenUsed="0"/>
-    <w:lsdException w:name="Table Grid 4" w:semiHidden="0" w:uiPriority="0" w:unhideWhenUsed="0"/>
-    <w:lsdException w:name="Table Grid 5" w:semiHidden="0" w:uiPriority="0" w:unhideWhenUsed="0"/>
-    <w:lsdException w:name="Table Grid 6" w:semiHidden="0" w:uiPriority="0" w:unhideWhenUsed="0"/>
-    <w:lsdException w:name="Table Grid 7" w:semiHidden="0" w:uiPriority="0" w:unhideWhenUsed="0"/>
-    <w:lsdException w:name="Table Grid 8" w:semiHidden="0" w:uiPriority="0" w:unhideWhenUsed="0"/>
-    <w:lsdException w:name="Table List 1" w:semiHidden="0" w:uiPriority="0" w:unhideWhenUsed="0"/>
-    <w:lsdException w:name="Table List 2" w:semiHidden="0" w:uiPriority="0" w:unhideWhenUsed="0"/>
-    <w:lsdException w:name="Table List 3" w:semiHidden="0" w:uiPriority="0" w:unhideWhenUsed="0"/>
-    <w:lsdException w:name="Table List 4" w:semiHidden="0" w:uiPriority="0" w:unhideWhenUsed="0"/>
-    <w:lsdException w:name="Table List 5" w:semiHidden="0" w:uiPriority="0" w:unhideWhenUsed="0"/>
-    <w:lsdException w:name="Table List 6" w:semiHidden="0" w:uiPriority="0" w:unhideWhenUsed="0"/>
-    <w:lsdException w:name="Table List 7" w:semiHidden="0" w:uiPriority="0" w:unhideWhenUsed="0"/>
-    <w:lsdException w:name="Table List 8" w:semiHidden="0" w:uiPriority="0" w:unhideWhenUsed="0"/>
-    <w:lsdException w:name="Table 3D effects 1" w:semiHidden="0" w:uiPriority="0" w:unhideWhenUsed="0"/>
-    <w:lsdException w:name="Table 3D effects 2" w:semiHidden="0" w:uiPriority="0" w:unhideWhenUsed="0"/>
-    <w:lsdException w:name="Table 3D effects 3" w:semiHidden="0" w:uiPriority="0" w:unhideWhenUsed="0"/>
-    <w:lsdException w:name="Table Contemporary" w:semiHidden="0" w:uiPriority="0" w:unhideWhenUsed="0"/>
-    <w:lsdException w:name="Table Elegant" w:semiHidden="0" w:uiPriority="0" w:unhideWhenUsed="0"/>
-    <w:lsdException w:name="Table Professional" w:semiHidden="0" w:uiPriority="0" w:unhideWhenUsed="0"/>
-    <w:lsdException w:name="Table Subtle 1" w:semiHidden="0" w:uiPriority="0" w:unhideWhenUsed="0"/>
-    <w:lsdException w:name="Table Subtle 2" w:semiHidden="0" w:uiPriority="0" w:unhideWhenUsed="0"/>
-    <w:lsdException w:name="Table Web 1" w:semiHidden="0" w:uiPriority="0" w:unhideWhenUsed="0"/>
-    <w:lsdException w:name="Table Web 2" w:semiHidden="0" w:uiPriority="0" w:unhideWhenUsed="0"/>
-    <w:lsdException w:name="Table Web 3" w:semiHidden="0" w:uiPriority="0" w:unhideWhenUsed="0"/>
-    <w:lsdException w:name="Balloon Text" w:semiHidden="0" w:uiPriority="0" w:unhideWhenUsed="0"/>
-    <w:lsdException w:name="Table Grid" w:semiHidden="0" w:uiPriority="0" w:unhideWhenUsed="0" w:qFormat="1"/>
-    <w:lsdException w:name="Table Theme" w:semiHidden="0" w:uiPriority="0" w:unhideWhenUsed="0"/>
-    <w:lsdException w:name="No Spacing" w:semiHidden="0" w:unhideWhenUsed="0" w:qFormat="1"/>
-    <w:lsdException w:name="Light Shading" w:semiHidden="0" w:uiPriority="60" w:unhideWhenUsed="0"/>
-    <w:lsdException w:name="Light List" w:semiHidden="0" w:uiPriority="61" w:unhideWhenUsed="0"/>
-    <w:lsdException w:name="Light Grid" w:semiHidden="0" w:uiPriority="62" w:unhideWhenUsed="0"/>
-    <w:lsdException w:name="Medium Shading 1" w:semiHidden="0" w:uiPriority="63" w:unhideWhenUsed="0"/>
-    <w:lsdException w:name="Medium Shading 2" w:semiHidden="0" w:uiPriority="64" w:unhideWhenUsed="0"/>
-    <w:lsdException w:name="Medium List 1" w:semiHidden="0" w:uiPriority="65" w:unhideWhenUsed="0"/>
-    <w:lsdException w:name="Medium List 2" w:semiHidden="0" w:uiPriority="66" w:unhideWhenUsed="0"/>
-    <w:lsdException w:name="Medium Grid 1" w:semiHidden="0" w:uiPriority="67" w:unhideWhenUsed="0"/>
-    <w:lsdException w:name="Medium Grid 2" w:semiHidden="0" w:uiPriority="68" w:unhideWhenUsed="0"/>
-    <w:lsdException w:name="Medium Grid 3" w:semiHidden="0" w:uiPriority="69" w:unhideWhenUsed="0"/>
-    <w:lsdException w:name="Dark List" w:semiHidden="0" w:uiPriority="70" w:unhideWhenUsed="0"/>
-    <w:lsdException w:name="Colorful Shading" w:semiHidden="0" w:uiPriority="71" w:unhideWhenUsed="0"/>
-    <w:lsdException w:name="Colorful List" w:semiHidden="0" w:uiPriority="72" w:unhideWhenUsed="0"/>
-    <w:lsdException w:name="Colorful Grid" w:semiHidden="0" w:uiPriority="73" w:unhideWhenUsed="0"/>
-    <w:lsdException w:name="Light Shading Accent 1" w:semiHidden="0" w:uiPriority="60" w:unhideWhenUsed="0"/>
-    <w:lsdException w:name="Light List Accent 1" w:semiHidden="0" w:uiPriority="61" w:unhideWhenUsed="0"/>
-    <w:lsdException w:name="Light Grid Accent 1" w:semiHidden="0" w:uiPriority="62" w:unhideWhenUsed="0"/>
-    <w:lsdException w:name="Medium Shading 1 Accent 1" w:semiHidden="0" w:uiPriority="63" w:unhideWhenUsed="0"/>
-    <w:lsdException w:name="Medium Shading 2 Accent 1" w:semiHidden="0" w:uiPriority="64" w:unhideWhenUsed="0"/>
-    <w:lsdException w:name="Medium List 1 Accent 1" w:semiHidden="0" w:uiPriority="65" w:unhideWhenUsed="0"/>
-    <w:lsdException w:name="Medium List 2 Accent 1" w:semiHidden="0" w:uiPriority="66" w:unhideWhenUsed="0"/>
-    <w:lsdException w:name="Medium Grid 1 Accent 1" w:semiHidden="0" w:uiPriority="67" w:unhideWhenUsed="0"/>
-    <w:lsdException w:name="Medium Grid 2 Accent 1" w:semiHidden="0" w:uiPriority="68" w:unhideWhenUsed="0"/>
-    <w:lsdException w:name="Medium Grid 3 Accent 1" w:semiHidden="0" w:uiPriority="69" w:unhideWhenUsed="0"/>
-    <w:lsdException w:name="Dark List Accent 1" w:semiHidden="0" w:uiPriority="70" w:unhideWhenUsed="0"/>
-    <w:lsdException w:name="Colorful Shading Accent 1" w:semiHidden="0" w:uiPriority="71" w:unhideWhenUsed="0"/>
-    <w:lsdException w:name="Colorful List Accent 1" w:semiHidden="0" w:uiPriority="72" w:unhideWhenUsed="0"/>
-    <w:lsdException w:name="Colorful Grid Accent 1" w:semiHidden="0" w:uiPriority="73" w:unhideWhenUsed="0"/>
-    <w:lsdException w:name="Light Shading Accent 2" w:semiHidden="0" w:uiPriority="60" w:unhideWhenUsed="0"/>
-    <w:lsdException w:name="Light List Accent 2" w:semiHidden="0" w:uiPriority="61" w:unhideWhenUsed="0"/>
-    <w:lsdException w:name="Light Grid Accent 2" w:semiHidden="0" w:uiPriority="62" w:unhideWhenUsed="0"/>
-    <w:lsdException w:name="Medium Shading 1 Accent 2" w:semiHidden="0" w:uiPriority="63" w:unhideWhenUsed="0"/>
-    <w:lsdException w:name="Medium Shading 2 Accent 2" w:semiHidden="0" w:uiPriority="64" w:unhideWhenUsed="0"/>
-    <w:lsdException w:name="Medium List 1 Accent 2" w:semiHidden="0" w:uiPriority="65" w:unhideWhenUsed="0"/>
-    <w:lsdException w:name="Medium List 2 Accent 2" w:semiHidden="0" w:uiPriority="66" w:unhideWhenUsed="0"/>
-    <w:lsdException w:name="Medium Grid 1 Accent 2" w:semiHidden="0" w:uiPriority="67" w:unhideWhenUsed="0"/>
-    <w:lsdException w:name="Medium Grid 2 Accent 2" w:semiHidden="0" w:uiPriority="68" w:unhideWhenUsed="0"/>
-    <w:lsdException w:name="Medium Grid 3 Accent 2" w:semiHidden="0" w:uiPriority="69" w:unhideWhenUsed="0"/>
-    <w:lsdException w:name="Dark List Accent 2" w:semiHidden="0" w:uiPriority="70" w:unhideWhenUsed="0"/>
-    <w:lsdException w:name="Colorful Shading Accent 2" w:semiHidden="0" w:uiPriority="71" w:unhideWhenUsed="0"/>
-    <w:lsdException w:name="Colorful List Accent 2" w:semiHidden="0" w:uiPriority="72" w:unhideWhenUsed="0"/>
-    <w:lsdException w:name="Colorful Grid Accent 2" w:semiHidden="0" w:uiPriority="73" w:unhideWhenUsed="0"/>
-    <w:lsdException w:name="Light Shading Accent 3" w:semiHidden="0" w:uiPriority="60" w:unhideWhenUsed="0"/>
-    <w:lsdException w:name="Light List Accent 3" w:semiHidden="0" w:uiPriority="61" w:unhideWhenUsed="0"/>
-    <w:lsdException w:name="Light Grid Accent 3" w:semiHidden="0" w:uiPriority="62" w:unhideWhenUsed="0"/>
-    <w:lsdException w:name="Medium Shading 1 Accent 3" w:semiHidden="0" w:uiPriority="63" w:unhideWhenUsed="0"/>
-    <w:lsdException w:name="Medium Shading 2 Accent 3" w:semiHidden="0" w:uiPriority="64" w:unhideWhenUsed="0"/>
-    <w:lsdException w:name="Medium List 1 Accent 3" w:semiHidden="0" w:uiPriority="65" w:unhideWhenUsed="0"/>
-    <w:lsdException w:name="Medium List 2 Accent 3" w:semiHidden="0" w:uiPriority="66" w:unhideWhenUsed="0"/>
-    <w:lsdException w:name="Medium Grid 1 Accent 3" w:semiHidden="0" w:uiPriority="67" w:unhideWhenUsed="0"/>
-    <w:lsdException w:name="Medium Grid 2 Accent 3" w:semiHidden="0" w:uiPriority="68" w:unhideWhenUsed="0"/>
-    <w:lsdException w:name="Medium Grid 3 Accent 3" w:semiHidden="0" w:uiPriority="69" w:unhideWhenUsed="0"/>
-    <w:lsdException w:name="Dark List Accent 3" w:semiHidden="0" w:uiPriority="70" w:unhideWhenUsed="0"/>
-    <w:lsdException w:name="Colorful Shading Accent 3" w:semiHidden="0" w:uiPriority="71" w:unhideWhenUsed="0"/>
-    <w:lsdException w:name="Colorful List Accent 3" w:semiHidden="0" w:uiPriority="72" w:unhideWhenUsed="0"/>
-    <w:lsdException w:name="Colorful Grid Accent 3" w:semiHidden="0" w:uiPriority="73" w:unhideWhenUsed="0"/>
-    <w:lsdException w:name="Light Shading Accent 4" w:semiHidden="0" w:uiPriority="60" w:unhideWhenUsed="0"/>
-    <w:lsdException w:name="Light List Accent 4" w:semiHidden="0" w:uiPriority="61" w:unhideWhenUsed="0"/>
-    <w:lsdException w:name="Light Grid Accent 4" w:semiHidden="0" w:uiPriority="62" w:unhideWhenUsed="0"/>
-    <w:lsdException w:name="Medium Shading 1 Accent 4" w:semiHidden="0" w:uiPriority="63" w:unhideWhenUsed="0"/>
-    <w:lsdException w:name="Medium Shading 2 Accent 4" w:semiHidden="0" w:uiPriority="64" w:unhideWhenUsed="0"/>
-    <w:lsdException w:name="Medium List 1 Accent 4" w:semiHidden="0" w:uiPriority="65" w:unhideWhenUsed="0"/>
-    <w:lsdException w:name="Medium List 2 Accent 4" w:semiHidden="0" w:uiPriority="66" w:unhideWhenUsed="0"/>
-    <w:lsdException w:name="Medium Grid 1 Accent 4" w:semiHidden="0" w:uiPriority="67" w:unhideWhenUsed="0"/>
-    <w:lsdException w:name="Medium Grid 2 Accent 4" w:semiHidden="0" w:uiPriority="68" w:unhideWhenUsed="0"/>
-    <w:lsdException w:name="Medium Grid 3 Accent 4" w:semiHidden="0" w:uiPriority="69" w:unhideWhenUsed="0"/>
-    <w:lsdException w:name="Dark List Accent 4" w:semiHidden="0" w:uiPriority="70" w:unhideWhenUsed="0"/>
-    <w:lsdException w:name="Colorful Shading Accent 4" w:semiHidden="0" w:uiPriority="71" w:unhideWhenUsed="0"/>
-    <w:lsdException w:name="Colorful List Accent 4" w:semiHidden="0" w:uiPriority="72" w:unhideWhenUsed="0"/>
-    <w:lsdException w:name="Colorful Grid Accent 4" w:semiHidden="0" w:uiPriority="73" w:unhideWhenUsed="0"/>
-    <w:lsdException w:name="Light Shading Accent 5" w:semiHidden="0" w:uiPriority="60" w:unhideWhenUsed="0"/>
-    <w:lsdException w:name="Light List Accent 5" w:semiHidden="0" w:uiPriority="61" w:unhideWhenUsed="0"/>
-    <w:lsdException w:name="Light Grid Accent 5" w:semiHidden="0" w:uiPriority="62" w:unhideWhenUsed="0"/>
-    <w:lsdException w:name="Medium Shading 1 Accent 5" w:semiHidden="0" w:uiPriority="63" w:unhideWhenUsed="0"/>
-    <w:lsdException w:name="Medium Shading 2 Accent 5" w:semiHidden="0" w:uiPriority="64" w:unhideWhenUsed="0"/>
-    <w:lsdException w:name="Medium List 1 Accent 5" w:semiHidden="0" w:uiPriority="65" w:unhideWhenUsed="0"/>
-    <w:lsdException w:name="Medium List 2 Accent 5" w:semiHidden="0" w:uiPriority="66" w:unhideWhenUsed="0"/>
-    <w:lsdException w:name="Medium Grid 1 Accent 5" w:semiHidden="0" w:uiPriority="67" w:unhideWhenUsed="0"/>
-    <w:lsdException w:name="Medium Grid 2 Accent 5" w:semiHidden="0" w:uiPriority="68" w:unhideWhenUsed="0"/>
-    <w:lsdException w:name="Medium Grid 3 Accent 5" w:semiHidden="0" w:uiPriority="69" w:unhideWhenUsed="0"/>
-    <w:lsdException w:name="Dark List Accent 5" w:semiHidden="0" w:uiPriority="70" w:unhideWhenUsed="0"/>
-    <w:lsdException w:name="Colorful Shading Accent 5" w:semiHidden="0" w:uiPriority="71" w:unhideWhenUsed="0"/>
-    <w:lsdException w:name="Colorful List Accent 5" w:semiHidden="0" w:uiPriority="72" w:unhideWhenUsed="0"/>
-    <w:lsdException w:name="Colorful Grid Accent 5" w:semiHidden="0" w:uiPriority="73" w:unhideWhenUsed="0"/>
-    <w:lsdException w:name="Light Shading Accent 6" w:semiHidden="0" w:uiPriority="60" w:unhideWhenUsed="0"/>
-    <w:lsdException w:name="Light List Accent 6" w:semiHidden="0" w:uiPriority="61" w:unhideWhenUsed="0"/>
-    <w:lsdException w:name="Light Grid Accent 6" w:semiHidden="0" w:uiPriority="62" w:unhideWhenUsed="0"/>
-    <w:lsdException w:name="Medium Shading 1 Accent 6" w:semiHidden="0" w:uiPriority="63" w:unhideWhenUsed="0"/>
-    <w:lsdException w:name="Medium Shading 2 Accent 6" w:semiHidden="0" w:uiPriority="64" w:unhideWhenUsed="0"/>
-    <w:lsdException w:name="Medium List 1 Accent 6" w:semiHidden="0" w:uiPriority="65" w:unhideWhenUsed="0"/>
-    <w:lsdException w:name="Medium List 2 Accent 6" w:semiHidden="0" w:uiPriority="66" w:unhideWhenUsed="0"/>
-    <w:lsdException w:name="Medium Grid 1 Accent 6" w:semiHidden="0" w:uiPriority="67" w:unhideWhenUsed="0"/>
-    <w:lsdException w:name="Medium Grid 2 Accent 6" w:semiHidden="0" w:uiPriority="68" w:unhideWhenUsed="0"/>
-    <w:lsdException w:name="Medium Grid 3 Accent 6" w:semiHidden="0" w:uiPriority="69" w:unhideWhenUsed="0"/>
-    <w:lsdException w:name="Dark List Accent 6" w:semiHidden="0" w:uiPriority="70" w:unhideWhenUsed="0"/>
-    <w:lsdException w:name="Colorful Shading Accent 6" w:semiHidden="0" w:uiPriority="71" w:unhideWhenUsed="0"/>
-    <w:lsdException w:name="Colorful List Accent 6" w:semiHidden="0" w:uiPriority="72" w:unhideWhenUsed="0"/>
-    <w:lsdException w:name="Colorful Grid Accent 6" w:semiHidden="0" w:uiPriority="73" w:unhideWhenUsed="0"/>
+  <w:latentStyles w:count="260" w:defQFormat="0" w:defUnhideWhenUsed="1" w:defSemiHidden="1" w:defUIPriority="99" w:defLockedState="0">
+    <w:lsdException w:qFormat="1" w:unhideWhenUsed="0" w:uiPriority="0" w:semiHidden="0" w:name="Normal"/>
+    <w:lsdException w:qFormat="1" w:unhideWhenUsed="0" w:uiPriority="0" w:semiHidden="0" w:name="heading 1"/>
+    <w:lsdException w:qFormat="1" w:uiPriority="0" w:semiHidden="0" w:name="heading 2"/>
+    <w:lsdException w:qFormat="1" w:uiPriority="0" w:name="heading 3"/>
+    <w:lsdException w:qFormat="1" w:uiPriority="0" w:semiHidden="0" w:name="heading 4"/>
+    <w:lsdException w:qFormat="1" w:uiPriority="0" w:name="heading 5"/>
+    <w:lsdException w:qFormat="1" w:uiPriority="0" w:name="heading 6"/>
+    <w:lsdException w:qFormat="1" w:uiPriority="0" w:name="heading 7"/>
+    <w:lsdException w:qFormat="1" w:uiPriority="0" w:name="heading 8"/>
+    <w:lsdException w:qFormat="1" w:uiPriority="0" w:name="heading 9"/>
+    <w:lsdException w:unhideWhenUsed="0" w:uiPriority="0" w:semiHidden="0" w:name="index 1"/>
+    <w:lsdException w:unhideWhenUsed="0" w:uiPriority="0" w:semiHidden="0" w:name="index 2"/>
+    <w:lsdException w:unhideWhenUsed="0" w:uiPriority="0" w:semiHidden="0" w:name="index 3"/>
+    <w:lsdException w:unhideWhenUsed="0" w:uiPriority="0" w:semiHidden="0" w:name="index 4"/>
+    <w:lsdException w:unhideWhenUsed="0" w:uiPriority="0" w:semiHidden="0" w:name="index 5"/>
+    <w:lsdException w:unhideWhenUsed="0" w:uiPriority="0" w:semiHidden="0" w:name="index 6"/>
+    <w:lsdException w:unhideWhenUsed="0" w:uiPriority="0" w:semiHidden="0" w:name="index 7"/>
+    <w:lsdException w:unhideWhenUsed="0" w:uiPriority="0" w:semiHidden="0" w:name="index 8"/>
+    <w:lsdException w:unhideWhenUsed="0" w:uiPriority="0" w:semiHidden="0" w:name="index 9"/>
+    <w:lsdException w:qFormat="1" w:unhideWhenUsed="0" w:uiPriority="0" w:semiHidden="0" w:name="toc 1"/>
+    <w:lsdException w:qFormat="1" w:unhideWhenUsed="0" w:uiPriority="0" w:semiHidden="0" w:name="toc 2"/>
+    <w:lsdException w:qFormat="1" w:unhideWhenUsed="0" w:uiPriority="0" w:semiHidden="0" w:name="toc 3"/>
+    <w:lsdException w:unhideWhenUsed="0" w:uiPriority="0" w:semiHidden="0" w:name="toc 4"/>
+    <w:lsdException w:unhideWhenUsed="0" w:uiPriority="0" w:semiHidden="0" w:name="toc 5"/>
+    <w:lsdException w:unhideWhenUsed="0" w:uiPriority="0" w:semiHidden="0" w:name="toc 6"/>
+    <w:lsdException w:unhideWhenUsed="0" w:uiPriority="0" w:semiHidden="0" w:name="toc 7"/>
+    <w:lsdException w:unhideWhenUsed="0" w:uiPriority="0" w:semiHidden="0" w:name="toc 8"/>
+    <w:lsdException w:unhideWhenUsed="0" w:uiPriority="0" w:semiHidden="0" w:name="toc 9"/>
+    <w:lsdException w:unhideWhenUsed="0" w:uiPriority="0" w:semiHidden="0" w:name="Normal Indent"/>
+    <w:lsdException w:unhideWhenUsed="0" w:uiPriority="0" w:semiHidden="0" w:name="footnote text"/>
+    <w:lsdException w:qFormat="1" w:unhideWhenUsed="0" w:uiPriority="0" w:semiHidden="0" w:name="annotation text"/>
+    <w:lsdException w:qFormat="1" w:unhideWhenUsed="0" w:uiPriority="0" w:semiHidden="0" w:name="header"/>
+    <w:lsdException w:qFormat="1" w:unhideWhenUsed="0" w:uiPriority="0" w:semiHidden="0" w:name="footer"/>
+    <w:lsdException w:unhideWhenUsed="0" w:uiPriority="0" w:semiHidden="0" w:name="index heading"/>
+    <w:lsdException w:qFormat="1" w:uiPriority="0" w:name="caption"/>
+    <w:lsdException w:unhideWhenUsed="0" w:uiPriority="0" w:semiHidden="0" w:name="table of figures"/>
+    <w:lsdException w:unhideWhenUsed="0" w:uiPriority="0" w:semiHidden="0" w:name="envelope address"/>
+    <w:lsdException w:unhideWhenUsed="0" w:uiPriority="0" w:semiHidden="0" w:name="envelope return"/>
+    <w:lsdException w:unhideWhenUsed="0" w:uiPriority="0" w:semiHidden="0" w:name="footnote reference"/>
+    <w:lsdException w:unhideWhenUsed="0" w:uiPriority="0" w:semiHidden="0" w:name="annotation reference"/>
+    <w:lsdException w:unhideWhenUsed="0" w:uiPriority="0" w:semiHidden="0" w:name="line number"/>
+    <w:lsdException w:unhideWhenUsed="0" w:uiPriority="0" w:semiHidden="0" w:name="page number"/>
+    <w:lsdException w:unhideWhenUsed="0" w:uiPriority="0" w:semiHidden="0" w:name="endnote reference"/>
+    <w:lsdException w:unhideWhenUsed="0" w:uiPriority="0" w:semiHidden="0" w:name="endnote text"/>
+    <w:lsdException w:unhideWhenUsed="0" w:uiPriority="0" w:semiHidden="0" w:name="table of authorities"/>
+    <w:lsdException w:unhideWhenUsed="0" w:uiPriority="0" w:semiHidden="0" w:name="macro"/>
+    <w:lsdException w:unhideWhenUsed="0" w:uiPriority="0" w:semiHidden="0" w:name="toa heading"/>
+    <w:lsdException w:unhideWhenUsed="0" w:uiPriority="0" w:semiHidden="0" w:name="List"/>
+    <w:lsdException w:unhideWhenUsed="0" w:uiPriority="0" w:semiHidden="0" w:name="List Bullet"/>
+    <w:lsdException w:unhideWhenUsed="0" w:uiPriority="0" w:semiHidden="0" w:name="List Number"/>
+    <w:lsdException w:unhideWhenUsed="0" w:uiPriority="0" w:semiHidden="0" w:name="List 2"/>
+    <w:lsdException w:unhideWhenUsed="0" w:uiPriority="0" w:semiHidden="0" w:name="List 3"/>
+    <w:lsdException w:unhideWhenUsed="0" w:uiPriority="0" w:semiHidden="0" w:name="List 4"/>
+    <w:lsdException w:unhideWhenUsed="0" w:uiPriority="0" w:semiHidden="0" w:name="List 5"/>
+    <w:lsdException w:unhideWhenUsed="0" w:uiPriority="0" w:semiHidden="0" w:name="List Bullet 2"/>
+    <w:lsdException w:unhideWhenUsed="0" w:uiPriority="0" w:semiHidden="0" w:name="List Bullet 3"/>
+    <w:lsdException w:unhideWhenUsed="0" w:uiPriority="0" w:semiHidden="0" w:name="List Bullet 4"/>
+    <w:lsdException w:unhideWhenUsed="0" w:uiPriority="0" w:semiHidden="0" w:name="List Bullet 5"/>
+    <w:lsdException w:unhideWhenUsed="0" w:uiPriority="0" w:semiHidden="0" w:name="List Number 2"/>
+    <w:lsdException w:unhideWhenUsed="0" w:uiPriority="0" w:semiHidden="0" w:name="List Number 3"/>
+    <w:lsdException w:unhideWhenUsed="0" w:uiPriority="0" w:semiHidden="0" w:name="List Number 4"/>
+    <w:lsdException w:unhideWhenUsed="0" w:uiPriority="0" w:semiHidden="0" w:name="List Number 5"/>
+    <w:lsdException w:qFormat="1" w:unhideWhenUsed="0" w:uiPriority="0" w:semiHidden="0" w:name="Title"/>
+    <w:lsdException w:unhideWhenUsed="0" w:uiPriority="0" w:semiHidden="0" w:name="Closing"/>
+    <w:lsdException w:unhideWhenUsed="0" w:uiPriority="0" w:semiHidden="0" w:name="Signature"/>
+    <w:lsdException w:qFormat="1" w:unhideWhenUsed="0" w:uiPriority="0" w:name="Default Paragraph Font"/>
+    <w:lsdException w:qFormat="1" w:unhideWhenUsed="0" w:uiPriority="0" w:name="Body Text"/>
+    <w:lsdException w:unhideWhenUsed="0" w:uiPriority="0" w:semiHidden="0" w:name="Body Text Indent"/>
+    <w:lsdException w:unhideWhenUsed="0" w:uiPriority="0" w:semiHidden="0" w:name="List Continue"/>
+    <w:lsdException w:unhideWhenUsed="0" w:uiPriority="0" w:semiHidden="0" w:name="List Continue 2"/>
+    <w:lsdException w:unhideWhenUsed="0" w:uiPriority="0" w:semiHidden="0" w:name="List Continue 3"/>
+    <w:lsdException w:unhideWhenUsed="0" w:uiPriority="0" w:semiHidden="0" w:name="List Continue 4"/>
+    <w:lsdException w:unhideWhenUsed="0" w:uiPriority="0" w:semiHidden="0" w:name="List Continue 5"/>
+    <w:lsdException w:unhideWhenUsed="0" w:uiPriority="0" w:semiHidden="0" w:name="Message Header"/>
+    <w:lsdException w:qFormat="1" w:unhideWhenUsed="0" w:uiPriority="0" w:semiHidden="0" w:name="Subtitle"/>
+    <w:lsdException w:unhideWhenUsed="0" w:uiPriority="0" w:semiHidden="0" w:name="Salutation"/>
+    <w:lsdException w:unhideWhenUsed="0" w:uiPriority="0" w:semiHidden="0" w:name="Date"/>
+    <w:lsdException w:unhideWhenUsed="0" w:uiPriority="0" w:semiHidden="0" w:name="Body Text First Indent"/>
+    <w:lsdException w:unhideWhenUsed="0" w:uiPriority="0" w:semiHidden="0" w:name="Body Text First Indent 2"/>
+    <w:lsdException w:uiPriority="99" w:name="Note Heading"/>
+    <w:lsdException w:unhideWhenUsed="0" w:uiPriority="0" w:semiHidden="0" w:name="Body Text 2"/>
+    <w:lsdException w:unhideWhenUsed="0" w:uiPriority="0" w:semiHidden="0" w:name="Body Text 3"/>
+    <w:lsdException w:unhideWhenUsed="0" w:uiPriority="0" w:semiHidden="0" w:name="Body Text Indent 2"/>
+    <w:lsdException w:unhideWhenUsed="0" w:uiPriority="0" w:semiHidden="0" w:name="Body Text Indent 3"/>
+    <w:lsdException w:unhideWhenUsed="0" w:uiPriority="0" w:semiHidden="0" w:name="Block Text"/>
+    <w:lsdException w:unhideWhenUsed="0" w:uiPriority="0" w:semiHidden="0" w:name="Hyperlink"/>
+    <w:lsdException w:unhideWhenUsed="0" w:uiPriority="0" w:semiHidden="0" w:name="FollowedHyperlink"/>
+    <w:lsdException w:qFormat="1" w:unhideWhenUsed="0" w:uiPriority="0" w:semiHidden="0" w:name="Strong"/>
+    <w:lsdException w:qFormat="1" w:unhideWhenUsed="0" w:uiPriority="0" w:semiHidden="0" w:name="Emphasis"/>
+    <w:lsdException w:unhideWhenUsed="0" w:uiPriority="0" w:semiHidden="0" w:name="Document Map"/>
+    <w:lsdException w:unhideWhenUsed="0" w:uiPriority="0" w:semiHidden="0" w:name="Plain Text"/>
+    <w:lsdException w:unhideWhenUsed="0" w:uiPriority="0" w:semiHidden="0" w:name="E-mail Signature"/>
+    <w:lsdException w:qFormat="1" w:unhideWhenUsed="0" w:uiPriority="0" w:semiHidden="0" w:name="Normal (Web)"/>
+    <w:lsdException w:unhideWhenUsed="0" w:uiPriority="0" w:semiHidden="0" w:name="HTML Acronym"/>
+    <w:lsdException w:unhideWhenUsed="0" w:uiPriority="0" w:semiHidden="0" w:name="HTML Address"/>
+    <w:lsdException w:unhideWhenUsed="0" w:uiPriority="0" w:semiHidden="0" w:name="HTML Cite"/>
+    <w:lsdException w:unhideWhenUsed="0" w:uiPriority="0" w:semiHidden="0" w:name="HTML Code"/>
+    <w:lsdException w:unhideWhenUsed="0" w:uiPriority="0" w:semiHidden="0" w:name="HTML Definition"/>
+    <w:lsdException w:unhideWhenUsed="0" w:uiPriority="0" w:semiHidden="0" w:name="HTML Keyboard"/>
+    <w:lsdException w:unhideWhenUsed="0" w:uiPriority="0" w:semiHidden="0" w:name="HTML Preformatted"/>
+    <w:lsdException w:unhideWhenUsed="0" w:uiPriority="0" w:semiHidden="0" w:name="HTML Sample"/>
+    <w:lsdException w:unhideWhenUsed="0" w:uiPriority="0" w:semiHidden="0" w:name="HTML Typewriter"/>
+    <w:lsdException w:unhideWhenUsed="0" w:uiPriority="0" w:semiHidden="0" w:name="HTML Variable"/>
+    <w:lsdException w:qFormat="1" w:unhideWhenUsed="0" w:uiPriority="0" w:name="Normal Table"/>
+    <w:lsdException w:unhideWhenUsed="0" w:uiPriority="0" w:semiHidden="0" w:name="annotation subject"/>
+    <w:lsdException w:unhideWhenUsed="0" w:uiPriority="0" w:semiHidden="0" w:name="Table Simple 1"/>
+    <w:lsdException w:unhideWhenUsed="0" w:uiPriority="0" w:semiHidden="0" w:name="Table Simple 2"/>
+    <w:lsdException w:unhideWhenUsed="0" w:uiPriority="0" w:semiHidden="0" w:name="Table Simple 3"/>
+    <w:lsdException w:unhideWhenUsed="0" w:uiPriority="0" w:semiHidden="0" w:name="Table Classic 1"/>
+    <w:lsdException w:unhideWhenUsed="0" w:uiPriority="0" w:semiHidden="0" w:name="Table Classic 2"/>
+    <w:lsdException w:unhideWhenUsed="0" w:uiPriority="0" w:semiHidden="0" w:name="Table Classic 3"/>
+    <w:lsdException w:unhideWhenUsed="0" w:uiPriority="0" w:semiHidden="0" w:name="Table Classic 4"/>
+    <w:lsdException w:unhideWhenUsed="0" w:uiPriority="0" w:semiHidden="0" w:name="Table Colorful 1"/>
+    <w:lsdException w:unhideWhenUsed="0" w:uiPriority="0" w:semiHidden="0" w:name="Table Colorful 2"/>
+    <w:lsdException w:unhideWhenUsed="0" w:uiPriority="0" w:semiHidden="0" w:name="Table Colorful 3"/>
+    <w:lsdException w:unhideWhenUsed="0" w:uiPriority="0" w:semiHidden="0" w:name="Table Columns 1"/>
+    <w:lsdException w:unhideWhenUsed="0" w:uiPriority="0" w:semiHidden="0" w:name="Table Columns 2"/>
+    <w:lsdException w:unhideWhenUsed="0" w:uiPriority="0" w:semiHidden="0" w:name="Table Columns 3"/>
+    <w:lsdException w:unhideWhenUsed="0" w:uiPriority="0" w:semiHidden="0" w:name="Table Columns 4"/>
+    <w:lsdException w:unhideWhenUsed="0" w:uiPriority="0" w:semiHidden="0" w:name="Table Columns 5"/>
+    <w:lsdException w:unhideWhenUsed="0" w:uiPriority="0" w:semiHidden="0" w:name="Table Grid 1"/>
+    <w:lsdException w:unhideWhenUsed="0" w:uiPriority="0" w:semiHidden="0" w:name="Table Grid 2"/>
+    <w:lsdException w:unhideWhenUsed="0" w:uiPriority="0" w:semiHidden="0" w:name="Table Grid 3"/>
+    <w:lsdException w:unhideWhenUsed="0" w:uiPriority="0" w:semiHidden="0" w:name="Table Grid 4"/>
+    <w:lsdException w:unhideWhenUsed="0" w:uiPriority="0" w:semiHidden="0" w:name="Table Grid 5"/>
+    <w:lsdException w:unhideWhenUsed="0" w:uiPriority="0" w:semiHidden="0" w:name="Table Grid 6"/>
+    <w:lsdException w:unhideWhenUsed="0" w:uiPriority="0" w:semiHidden="0" w:name="Table Grid 7"/>
+    <w:lsdException w:unhideWhenUsed="0" w:uiPriority="0" w:semiHidden="0" w:name="Table Grid 8"/>
+    <w:lsdException w:unhideWhenUsed="0" w:uiPriority="0" w:semiHidden="0" w:name="Table List 1"/>
+    <w:lsdException w:unhideWhenUsed="0" w:uiPriority="0" w:semiHidden="0" w:name="Table List 2"/>
+    <w:lsdException w:unhideWhenUsed="0" w:uiPriority="0" w:semiHidden="0" w:name="Table List 3"/>
+    <w:lsdException w:unhideWhenUsed="0" w:uiPriority="0" w:semiHidden="0" w:name="Table List 4"/>
+    <w:lsdException w:unhideWhenUsed="0" w:uiPriority="0" w:semiHidden="0" w:name="Table List 5"/>
+    <w:lsdException w:unhideWhenUsed="0" w:uiPriority="0" w:semiHidden="0" w:name="Table List 6"/>
+    <w:lsdException w:unhideWhenUsed="0" w:uiPriority="0" w:semiHidden="0" w:name="Table List 7"/>
+    <w:lsdException w:unhideWhenUsed="0" w:uiPriority="0" w:semiHidden="0" w:name="Table List 8"/>
+    <w:lsdException w:unhideWhenUsed="0" w:uiPriority="0" w:semiHidden="0" w:name="Table 3D effects 1"/>
+    <w:lsdException w:unhideWhenUsed="0" w:uiPriority="0" w:semiHidden="0" w:name="Table 3D effects 2"/>
+    <w:lsdException w:unhideWhenUsed="0" w:uiPriority="0" w:semiHidden="0" w:name="Table 3D effects 3"/>
+    <w:lsdException w:unhideWhenUsed="0" w:uiPriority="0" w:semiHidden="0" w:name="Table Contemporary"/>
+    <w:lsdException w:unhideWhenUsed="0" w:uiPriority="0" w:semiHidden="0" w:name="Table Elegant"/>
+    <w:lsdException w:unhideWhenUsed="0" w:uiPriority="0" w:semiHidden="0" w:name="Table Professional"/>
+    <w:lsdException w:unhideWhenUsed="0" w:uiPriority="0" w:semiHidden="0" w:name="Table Subtle 1"/>
+    <w:lsdException w:unhideWhenUsed="0" w:uiPriority="0" w:semiHidden="0" w:name="Table Subtle 2"/>
+    <w:lsdException w:unhideWhenUsed="0" w:uiPriority="0" w:semiHidden="0" w:name="Table Web 1"/>
+    <w:lsdException w:unhideWhenUsed="0" w:uiPriority="0" w:semiHidden="0" w:name="Table Web 2"/>
+    <w:lsdException w:unhideWhenUsed="0" w:uiPriority="0" w:semiHidden="0" w:name="Table Web 3"/>
+    <w:lsdException w:unhideWhenUsed="0" w:uiPriority="0" w:semiHidden="0" w:name="Balloon Text"/>
+    <w:lsdException w:qFormat="1" w:unhideWhenUsed="0" w:uiPriority="0" w:semiHidden="0" w:name="Table Grid"/>
+    <w:lsdException w:unhideWhenUsed="0" w:uiPriority="0" w:semiHidden="0" w:name="Table Theme"/>
+    <w:lsdException w:qFormat="1" w:unhideWhenUsed="0" w:uiPriority="99" w:semiHidden="0" w:name="No Spacing"/>
+    <w:lsdException w:unhideWhenUsed="0" w:uiPriority="60" w:semiHidden="0" w:name="Light Shading"/>
+    <w:lsdException w:unhideWhenUsed="0" w:uiPriority="61" w:semiHidden="0" w:name="Light List"/>
+    <w:lsdException w:unhideWhenUsed="0" w:uiPriority="62" w:semiHidden="0" w:name="Light Grid"/>
+    <w:lsdException w:unhideWhenUsed="0" w:uiPriority="63" w:semiHidden="0" w:name="Medium Shading 1"/>
+    <w:lsdException w:unhideWhenUsed="0" w:uiPriority="64" w:semiHidden="0" w:name="Medium Shading 2"/>
+    <w:lsdException w:unhideWhenUsed="0" w:uiPriority="65" w:semiHidden="0" w:name="Medium List 1"/>
+    <w:lsdException w:unhideWhenUsed="0" w:uiPriority="66" w:semiHidden="0" w:name="Medium List 2"/>
+    <w:lsdException w:unhideWhenUsed="0" w:uiPriority="67" w:semiHidden="0" w:name="Medium Grid 1"/>
+    <w:lsdException w:unhideWhenUsed="0" w:uiPriority="68" w:semiHidden="0" w:name="Medium Grid 2"/>
+    <w:lsdException w:unhideWhenUsed="0" w:uiPriority="69" w:semiHidden="0" w:name="Medium Grid 3"/>
+    <w:lsdException w:unhideWhenUsed="0" w:uiPriority="70" w:semiHidden="0" w:name="Dark List"/>
+    <w:lsdException w:unhideWhenUsed="0" w:uiPriority="71" w:semiHidden="0" w:name="Colorful Shading"/>
+    <w:lsdException w:unhideWhenUsed="0" w:uiPriority="72" w:semiHidden="0" w:name="Colorful List"/>
+    <w:lsdException w:unhideWhenUsed="0" w:uiPriority="73" w:semiHidden="0" w:name="Colorful Grid"/>
+    <w:lsdException w:unhideWhenUsed="0" w:uiPriority="60" w:semiHidden="0" w:name="Light Shading Accent 1"/>
+    <w:lsdException w:unhideWhenUsed="0" w:uiPriority="61" w:semiHidden="0" w:name="Light List Accent 1"/>
+    <w:lsdException w:unhideWhenUsed="0" w:uiPriority="62" w:semiHidden="0" w:name="Light Grid Accent 1"/>
+    <w:lsdException w:unhideWhenUsed="0" w:uiPriority="63" w:semiHidden="0" w:name="Medium Shading 1 Accent 1"/>
+    <w:lsdException w:unhideWhenUsed="0" w:uiPriority="64" w:semiHidden="0" w:name="Medium Shading 2 Accent 1"/>
+    <w:lsdException w:unhideWhenUsed="0" w:uiPriority="65" w:semiHidden="0" w:name="Medium List 1 Accent 1"/>
+    <w:lsdException w:unhideWhenUsed="0" w:uiPriority="66" w:semiHidden="0" w:name="Medium List 2 Accent 1"/>
+    <w:lsdException w:unhideWhenUsed="0" w:uiPriority="67" w:semiHidden="0" w:name="Medium Grid 1 Accent 1"/>
+    <w:lsdException w:unhideWhenUsed="0" w:uiPriority="68" w:semiHidden="0" w:name="Medium Grid 2 Accent 1"/>
+    <w:lsdException w:unhideWhenUsed="0" w:uiPriority="69" w:semiHidden="0" w:name="Medium Grid 3 Accent 1"/>
+    <w:lsdException w:unhideWhenUsed="0" w:uiPriority="70" w:semiHidden="0" w:name="Dark List Accent 1"/>
+    <w:lsdException w:unhideWhenUsed="0" w:uiPriority="71" w:semiHidden="0" w:name="Colorful Shading Accent 1"/>
+    <w:lsdException w:unhideWhenUsed="0" w:uiPriority="72" w:semiHidden="0" w:name="Colorful List Accent 1"/>
+    <w:lsdException w:unhideWhenUsed="0" w:uiPriority="73" w:semiHidden="0" w:name="Colorful Grid Accent 1"/>
+    <w:lsdException w:unhideWhenUsed="0" w:uiPriority="60" w:semiHidden="0" w:name="Light Shading Accent 2"/>
+    <w:lsdException w:unhideWhenUsed="0" w:uiPriority="61" w:semiHidden="0" w:name="Light List Accent 2"/>
+    <w:lsdException w:unhideWhenUsed="0" w:uiPriority="62" w:semiHidden="0" w:name="Light Grid Accent 2"/>
+    <w:lsdException w:unhideWhenUsed="0" w:uiPriority="63" w:semiHidden="0" w:name="Medium Shading 1 Accent 2"/>
+    <w:lsdException w:unhideWhenUsed="0" w:uiPriority="64" w:semiHidden="0" w:name="Medium Shading 2 Accent 2"/>
+    <w:lsdException w:unhideWhenUsed="0" w:uiPriority="65" w:semiHidden="0" w:name="Medium List 1 Accent 2"/>
+    <w:lsdException w:unhideWhenUsed="0" w:uiPriority="66" w:semiHidden="0" w:name="Medium List 2 Accent 2"/>
+    <w:lsdException w:unhideWhenUsed="0" w:uiPriority="67" w:semiHidden="0" w:name="Medium Grid 1 Accent 2"/>
+    <w:lsdException w:unhideWhenUsed="0" w:uiPriority="68" w:semiHidden="0" w:name="Medium Grid 2 Accent 2"/>
+    <w:lsdException w:unhideWhenUsed="0" w:uiPriority="69" w:semiHidden="0" w:name="Medium Grid 3 Accent 2"/>
+    <w:lsdException w:unhideWhenUsed="0" w:uiPriority="70" w:semiHidden="0" w:name="Dark List Accent 2"/>
+    <w:lsdException w:unhideWhenUsed="0" w:uiPriority="71" w:semiHidden="0" w:name="Colorful Shading Accent 2"/>
+    <w:lsdException w:unhideWhenUsed="0" w:uiPriority="72" w:semiHidden="0" w:name="Colorful List Accent 2"/>
+    <w:lsdException w:unhideWhenUsed="0" w:uiPriority="73" w:semiHidden="0" w:name="Colorful Grid Accent 2"/>
+    <w:lsdException w:unhideWhenUsed="0" w:uiPriority="60" w:semiHidden="0" w:name="Light Shading Accent 3"/>
+    <w:lsdException w:unhideWhenUsed="0" w:uiPriority="61" w:semiHidden="0" w:name="Light List Accent 3"/>
+    <w:lsdException w:unhideWhenUsed="0" w:uiPriority="62" w:semiHidden="0" w:name="Light Grid Accent 3"/>
+    <w:lsdException w:unhideWhenUsed="0" w:uiPriority="63" w:semiHidden="0" w:name="Medium Shading 1 Accent 3"/>
+    <w:lsdException w:unhideWhenUsed="0" w:uiPriority="64" w:semiHidden="0" w:name="Medium Shading 2 Accent 3"/>
+    <w:lsdException w:unhideWhenUsed="0" w:uiPriority="65" w:semiHidden="0" w:name="Medium List 1 Accent 3"/>
+    <w:lsdException w:unhideWhenUsed="0" w:uiPriority="66" w:semiHidden="0" w:name="Medium List 2 Accent 3"/>
+    <w:lsdException w:unhideWhenUsed="0" w:uiPriority="67" w:semiHidden="0" w:name="Medium Grid 1 Accent 3"/>
+    <w:lsdException w:unhideWhenUsed="0" w:uiPriority="68" w:semiHidden="0" w:name="Medium Grid 2 Accent 3"/>
+    <w:lsdException w:unhideWhenUsed="0" w:uiPriority="69" w:semiHidden="0" w:name="Medium Grid 3 Accent 3"/>
+    <w:lsdException w:unhideWhenUsed="0" w:uiPriority="70" w:semiHidden="0" w:name="Dark List Accent 3"/>
+    <w:lsdException w:unhideWhenUsed="0" w:uiPriority="71" w:semiHidden="0" w:name="Colorful Shading Accent 3"/>
+    <w:lsdException w:unhideWhenUsed="0" w:uiPriority="72" w:semiHidden="0" w:name="Colorful List Accent 3"/>
+    <w:lsdException w:unhideWhenUsed="0" w:uiPriority="73" w:semiHidden="0" w:name="Colorful Grid Accent 3"/>
+    <w:lsdException w:unhideWhenUsed="0" w:uiPriority="60" w:semiHidden="0" w:name="Light Shading Accent 4"/>
+    <w:lsdException w:unhideWhenUsed="0" w:uiPriority="61" w:semiHidden="0" w:name="Light List Accent 4"/>
+    <w:lsdException w:unhideWhenUsed="0" w:uiPriority="62" w:semiHidden="0" w:name="Light Grid Accent 4"/>
+    <w:lsdException w:unhideWhenUsed="0" w:uiPriority="63" w:semiHidden="0" w:name="Medium Shading 1 Accent 4"/>
+    <w:lsdException w:unhideWhenUsed="0" w:uiPriority="64" w:semiHidden="0" w:name="Medium Shading 2 Accent 4"/>
+    <w:lsdException w:unhideWhenUsed="0" w:uiPriority="65" w:semiHidden="0" w:name="Medium List 1 Accent 4"/>
+    <w:lsdException w:unhideWhenUsed="0" w:uiPriority="66" w:semiHidden="0" w:name="Medium List 2 Accent 4"/>
+    <w:lsdException w:unhideWhenUsed="0" w:uiPriority="67" w:semiHidden="0" w:name="Medium Grid 1 Accent 4"/>
+    <w:lsdException w:unhideWhenUsed="0" w:uiPriority="68" w:semiHidden="0" w:name="Medium Grid 2 Accent 4"/>
+    <w:lsdException w:unhideWhenUsed="0" w:uiPriority="69" w:semiHidden="0" w:name="Medium Grid 3 Accent 4"/>
+    <w:lsdException w:unhideWhenUsed="0" w:uiPriority="70" w:semiHidden="0" w:name="Dark List Accent 4"/>
+    <w:lsdException w:unhideWhenUsed="0" w:uiPriority="71" w:semiHidden="0" w:name="Colorful Shading Accent 4"/>
+    <w:lsdException w:unhideWhenUsed="0" w:uiPriority="72" w:semiHidden="0" w:name="Colorful List Accent 4"/>
+    <w:lsdException w:unhideWhenUsed="0" w:uiPriority="73" w:semiHidden="0" w:name="Colorful Grid Accent 4"/>
+    <w:lsdException w:unhideWhenUsed="0" w:uiPriority="60" w:semiHidden="0" w:name="Light Shading Accent 5"/>
+    <w:lsdException w:unhideWhenUsed="0" w:uiPriority="61" w:semiHidden="0" w:name="Light List Accent 5"/>
+    <w:lsdException w:unhideWhenUsed="0" w:uiPriority="62" w:semiHidden="0" w:name="Light Grid Accent 5"/>
+    <w:lsdException w:unhideWhenUsed="0" w:uiPriority="63" w:semiHidden="0" w:name="Medium Shading 1 Accent 5"/>
+    <w:lsdException w:unhideWhenUsed="0" w:uiPriority="64" w:semiHidden="0" w:name="Medium Shading 2 Accent 5"/>
+    <w:lsdException w:unhideWhenUsed="0" w:uiPriority="65" w:semiHidden="0" w:name="Medium List 1 Accent 5"/>
+    <w:lsdException w:unhideWhenUsed="0" w:uiPriority="66" w:semiHidden="0" w:name="Medium List 2 Accent 5"/>
+    <w:lsdException w:unhideWhenUsed="0" w:uiPriority="67" w:semiHidden="0" w:name="Medium Grid 1 Accent 5"/>
+    <w:lsdException w:unhideWhenUsed="0" w:uiPriority="68" w:semiHidden="0" w:name="Medium Grid 2 Accent 5"/>
+    <w:lsdException w:unhideWhenUsed="0" w:uiPriority="69" w:semiHidden="0" w:name="Medium Grid 3 Accent 5"/>
+    <w:lsdException w:unhideWhenUsed="0" w:uiPriority="70" w:semiHidden="0" w:name="Dark List Accent 5"/>
+    <w:lsdException w:unhideWhenUsed="0" w:uiPriority="71" w:semiHidden="0" w:name="Colorful Shading Accent 5"/>
+    <w:lsdException w:unhideWhenUsed="0" w:uiPriority="72" w:semiHidden="0" w:name="Colorful List Accent 5"/>
+    <w:lsdException w:unhideWhenUsed="0" w:uiPriority="73" w:semiHidden="0" w:name="Colorful Grid Accent 5"/>
+    <w:lsdException w:unhideWhenUsed="0" w:uiPriority="60" w:semiHidden="0" w:name="Light Shading Accent 6"/>
+    <w:lsdException w:unhideWhenUsed="0" w:uiPriority="61" w:semiHidden="0" w:name="Light List Accent 6"/>
+    <w:lsdException w:unhideWhenUsed="0" w:uiPriority="62" w:semiHidden="0" w:name="Light Grid Accent 6"/>
+    <w:lsdException w:unhideWhenUsed="0" w:uiPriority="63" w:semiHidden="0" w:name="Medium Shading 1 Accent 6"/>
+    <w:lsdException w:unhideWhenUsed="0" w:uiPriority="64" w:semiHidden="0" w:name="Medium Shading 2 Accent 6"/>
+    <w:lsdException w:unhideWhenUsed="0" w:uiPriority="65" w:semiHidden="0" w:name="Medium List 1 Accent 6"/>
+    <w:lsdException w:unhideWhenUsed="0" w:uiPriority="66" w:semiHidden="0" w:name="Medium List 2 Accent 6"/>
+    <w:lsdException w:unhideWhenUsed="0" w:uiPriority="67" w:semiHidden="0" w:name="Medium Grid 1 Accent 6"/>
+    <w:lsdException w:unhideWhenUsed="0" w:uiPriority="68" w:semiHidden="0" w:name="Medium Grid 2 Accent 6"/>
+    <w:lsdException w:unhideWhenUsed="0" w:uiPriority="69" w:semiHidden="0" w:name="Medium Grid 3 Accent 6"/>
+    <w:lsdException w:unhideWhenUsed="0" w:uiPriority="70" w:semiHidden="0" w:name="Dark List Accent 6"/>
+    <w:lsdException w:unhideWhenUsed="0" w:uiPriority="71" w:semiHidden="0" w:name="Colorful Shading Accent 6"/>
+    <w:lsdException w:unhideWhenUsed="0" w:uiPriority="72" w:semiHidden="0" w:name="Colorful List Accent 6"/>
+    <w:lsdException w:unhideWhenUsed="0" w:uiPriority="73" w:semiHidden="0" w:name="Colorful Grid Accent 6"/>
   </w:latentStyles>
-  <w:style w:type="paragraph" w:default="1" w:styleId="Normal">
+  <w:style w:type="paragraph" w:default="1" w:styleId="1">
     <w:name w:val="Normal"/>
     <w:qFormat/>
+    <w:uiPriority w:val="0"/>
     <w:pPr>
       <w:kinsoku w:val="0"/>
       <w:autoSpaceDE w:val="0"/>
@@ -7863,7 +7976,7 @@
       <w:textAlignment w:val="baseline"/>
     </w:pPr>
     <w:rPr>
-      <w:rFonts w:ascii="Arial" w:eastAsia="宋体" w:hAnsi="Arial" w:cs="Arial"/>
+      <w:rFonts w:ascii="Arial" w:hAnsi="Arial" w:eastAsia="宋体" w:cs="Arial"/>
       <w:snapToGrid w:val="0"/>
       <w:color w:val="000000"/>
       <w:kern w:val="0"/>
@@ -7872,11 +7985,12 @@
       <w:lang w:val="en-US" w:eastAsia="en-US" w:bidi="ar-SA"/>
     </w:rPr>
   </w:style>
-  <w:style w:type="paragraph" w:styleId="Heading1">
+  <w:style w:type="paragraph" w:styleId="2">
     <w:name w:val="heading 1"/>
-    <w:basedOn w:val="Normal"/>
-    <w:next w:val="Normal"/>
+    <w:basedOn w:val="1"/>
+    <w:next w:val="1"/>
     <w:qFormat/>
+    <w:uiPriority w:val="0"/>
     <w:pPr>
       <w:keepNext/>
       <w:keepLines/>
@@ -7894,12 +8008,13 @@
       <w:sz w:val="44"/>
     </w:rPr>
   </w:style>
-  <w:style w:type="paragraph" w:styleId="Heading2">
+  <w:style w:type="paragraph" w:styleId="3">
     <w:name w:val="heading 2"/>
-    <w:basedOn w:val="Normal"/>
-    <w:next w:val="Normal"/>
+    <w:basedOn w:val="1"/>
+    <w:next w:val="1"/>
     <w:unhideWhenUsed/>
     <w:qFormat/>
+    <w:uiPriority w:val="0"/>
     <w:pPr>
       <w:keepNext/>
       <w:keepLines/>
@@ -7912,18 +8027,19 @@
       <w:outlineLvl w:val="1"/>
     </w:pPr>
     <w:rPr>
-      <w:rFonts w:ascii="Arial" w:eastAsia="黑体" w:hAnsi="Arial"/>
+      <w:rFonts w:ascii="Arial" w:hAnsi="Arial" w:eastAsia="黑体"/>
       <w:b/>
       <w:sz w:val="32"/>
     </w:rPr>
   </w:style>
-  <w:style w:type="paragraph" w:styleId="Heading3">
+  <w:style w:type="paragraph" w:styleId="4">
     <w:name w:val="heading 3"/>
-    <w:basedOn w:val="Normal"/>
-    <w:next w:val="Normal"/>
+    <w:basedOn w:val="1"/>
+    <w:next w:val="1"/>
     <w:semiHidden/>
     <w:unhideWhenUsed/>
     <w:qFormat/>
+    <w:uiPriority w:val="0"/>
     <w:pPr>
       <w:keepNext/>
       <w:keepLines/>
@@ -7940,12 +8056,13 @@
       <w:sz w:val="32"/>
     </w:rPr>
   </w:style>
-  <w:style w:type="paragraph" w:styleId="Heading4">
+  <w:style w:type="paragraph" w:styleId="5">
     <w:name w:val="heading 4"/>
-    <w:basedOn w:val="Normal"/>
-    <w:next w:val="Normal"/>
+    <w:basedOn w:val="1"/>
+    <w:next w:val="1"/>
     <w:unhideWhenUsed/>
     <w:qFormat/>
+    <w:uiPriority w:val="0"/>
     <w:pPr>
       <w:keepNext/>
       <w:keepLines/>
@@ -7958,18 +8075,19 @@
       <w:outlineLvl w:val="3"/>
     </w:pPr>
     <w:rPr>
-      <w:rFonts w:ascii="Arial" w:eastAsia="黑体" w:hAnsi="Arial"/>
+      <w:rFonts w:ascii="Arial" w:hAnsi="Arial" w:eastAsia="黑体"/>
       <w:b/>
       <w:sz w:val="28"/>
     </w:rPr>
   </w:style>
-  <w:style w:type="paragraph" w:styleId="Heading5">
+  <w:style w:type="paragraph" w:styleId="6">
     <w:name w:val="heading 5"/>
-    <w:basedOn w:val="Normal"/>
-    <w:next w:val="Normal"/>
+    <w:basedOn w:val="1"/>
+    <w:next w:val="1"/>
     <w:semiHidden/>
     <w:unhideWhenUsed/>
     <w:qFormat/>
+    <w:uiPriority w:val="0"/>
     <w:pPr>
       <w:keepNext/>
       <w:keepLines/>
@@ -7986,13 +8104,14 @@
       <w:sz w:val="28"/>
     </w:rPr>
   </w:style>
-  <w:style w:type="paragraph" w:styleId="Heading6">
+  <w:style w:type="paragraph" w:styleId="7">
     <w:name w:val="heading 6"/>
-    <w:basedOn w:val="Normal"/>
-    <w:next w:val="Normal"/>
+    <w:basedOn w:val="1"/>
+    <w:next w:val="1"/>
     <w:semiHidden/>
     <w:unhideWhenUsed/>
     <w:qFormat/>
+    <w:uiPriority w:val="0"/>
     <w:pPr>
       <w:keepNext/>
       <w:keepLines/>
@@ -8005,18 +8124,19 @@
       <w:outlineLvl w:val="5"/>
     </w:pPr>
     <w:rPr>
-      <w:rFonts w:ascii="Arial" w:eastAsia="黑体" w:hAnsi="Arial"/>
+      <w:rFonts w:ascii="Arial" w:hAnsi="Arial" w:eastAsia="黑体"/>
       <w:b/>
       <w:sz w:val="24"/>
     </w:rPr>
   </w:style>
-  <w:style w:type="paragraph" w:styleId="Heading7">
+  <w:style w:type="paragraph" w:styleId="8">
     <w:name w:val="heading 7"/>
-    <w:basedOn w:val="Normal"/>
-    <w:next w:val="Normal"/>
+    <w:basedOn w:val="1"/>
+    <w:next w:val="1"/>
     <w:semiHidden/>
     <w:unhideWhenUsed/>
     <w:qFormat/>
+    <w:uiPriority w:val="0"/>
     <w:pPr>
       <w:keepNext/>
       <w:keepLines/>
@@ -8033,13 +8153,14 @@
       <w:sz w:val="24"/>
     </w:rPr>
   </w:style>
-  <w:style w:type="paragraph" w:styleId="Heading8">
+  <w:style w:type="paragraph" w:styleId="9">
     <w:name w:val="heading 8"/>
-    <w:basedOn w:val="Normal"/>
-    <w:next w:val="Normal"/>
+    <w:basedOn w:val="1"/>
+    <w:next w:val="1"/>
     <w:semiHidden/>
     <w:unhideWhenUsed/>
     <w:qFormat/>
+    <w:uiPriority w:val="0"/>
     <w:pPr>
       <w:keepNext/>
       <w:keepLines/>
@@ -8052,17 +8173,18 @@
       <w:outlineLvl w:val="7"/>
     </w:pPr>
     <w:rPr>
-      <w:rFonts w:ascii="Arial" w:eastAsia="黑体" w:hAnsi="Arial"/>
+      <w:rFonts w:ascii="Arial" w:hAnsi="Arial" w:eastAsia="黑体"/>
       <w:sz w:val="24"/>
     </w:rPr>
   </w:style>
-  <w:style w:type="paragraph" w:styleId="Heading9">
+  <w:style w:type="paragraph" w:styleId="10">
     <w:name w:val="heading 9"/>
-    <w:basedOn w:val="Normal"/>
-    <w:next w:val="Normal"/>
+    <w:basedOn w:val="1"/>
+    <w:next w:val="1"/>
     <w:semiHidden/>
     <w:unhideWhenUsed/>
     <w:qFormat/>
+    <w:uiPriority w:val="0"/>
     <w:pPr>
       <w:keepNext/>
       <w:keepLines/>
@@ -8075,19 +8197,21 @@
       <w:outlineLvl w:val="8"/>
     </w:pPr>
     <w:rPr>
-      <w:rFonts w:ascii="Arial" w:eastAsia="黑体" w:hAnsi="Arial"/>
+      <w:rFonts w:ascii="Arial" w:hAnsi="Arial" w:eastAsia="黑体"/>
       <w:sz w:val="21"/>
     </w:rPr>
   </w:style>
-  <w:style w:type="character" w:default="1" w:styleId="DefaultParagraphFont">
+  <w:style w:type="character" w:default="1" w:styleId="22">
     <w:name w:val="Default Paragraph Font"/>
     <w:semiHidden/>
     <w:qFormat/>
+    <w:uiPriority w:val="0"/>
   </w:style>
-  <w:style w:type="table" w:default="1" w:styleId="TableNormal">
+  <w:style w:type="table" w:default="1" w:styleId="20">
     <w:name w:val="Normal Table"/>
     <w:semiHidden/>
     <w:qFormat/>
+    <w:uiPriority w:val="0"/>
     <w:tblPr>
       <w:tblCellMar>
         <w:top w:w="0" w:type="dxa"/>
@@ -8097,39 +8221,43 @@
       </w:tblCellMar>
     </w:tblPr>
   </w:style>
-  <w:style w:type="paragraph" w:styleId="CommentText">
+  <w:style w:type="paragraph" w:styleId="11">
     <w:name w:val="annotation text"/>
-    <w:basedOn w:val="Normal"/>
+    <w:basedOn w:val="1"/>
     <w:qFormat/>
+    <w:uiPriority w:val="0"/>
     <w:pPr>
       <w:jc w:val="left"/>
     </w:pPr>
   </w:style>
-  <w:style w:type="paragraph" w:styleId="BodyText">
+  <w:style w:type="paragraph" w:styleId="12">
     <w:name w:val="Body Text"/>
-    <w:basedOn w:val="Normal"/>
+    <w:basedOn w:val="1"/>
     <w:semiHidden/>
     <w:qFormat/>
+    <w:uiPriority w:val="0"/>
     <w:rPr>
-      <w:rFonts w:ascii="Arial" w:eastAsia="Arial" w:hAnsi="Arial" w:cs="Arial"/>
+      <w:rFonts w:ascii="Arial" w:hAnsi="Arial" w:eastAsia="Arial" w:cs="Arial"/>
       <w:sz w:val="21"/>
       <w:szCs w:val="21"/>
       <w:lang w:val="en-US" w:eastAsia="en-US" w:bidi="ar-SA"/>
     </w:rPr>
   </w:style>
-  <w:style w:type="paragraph" w:styleId="TOC3">
+  <w:style w:type="paragraph" w:styleId="13">
     <w:name w:val="toc 3"/>
-    <w:basedOn w:val="Normal"/>
-    <w:next w:val="Normal"/>
+    <w:basedOn w:val="1"/>
+    <w:next w:val="1"/>
     <w:qFormat/>
+    <w:uiPriority w:val="0"/>
     <w:pPr>
       <w:ind w:left="840" w:leftChars="400"/>
     </w:pPr>
   </w:style>
-  <w:style w:type="paragraph" w:styleId="Footer">
+  <w:style w:type="paragraph" w:styleId="14">
     <w:name w:val="footer"/>
-    <w:basedOn w:val="Normal"/>
+    <w:basedOn w:val="1"/>
     <w:qFormat/>
+    <w:uiPriority w:val="0"/>
     <w:pPr>
       <w:tabs>
         <w:tab w:val="center" w:pos="4153"/>
@@ -8142,16 +8270,17 @@
       <w:sz w:val="18"/>
     </w:rPr>
   </w:style>
-  <w:style w:type="paragraph" w:styleId="Header">
+  <w:style w:type="paragraph" w:styleId="15">
     <w:name w:val="header"/>
-    <w:basedOn w:val="Normal"/>
+    <w:basedOn w:val="1"/>
     <w:qFormat/>
+    <w:uiPriority w:val="0"/>
     <w:pPr>
       <w:pBdr>
-        <w:top w:val="nil"/>
-        <w:left w:val="nil"/>
-        <w:bottom w:val="nil"/>
-        <w:right w:val="nil"/>
+        <w:top w:val="none" w:color="auto" w:sz="0" w:space="0"/>
+        <w:left w:val="none" w:color="auto" w:sz="0" w:space="0"/>
+        <w:bottom w:val="none" w:color="auto" w:sz="0" w:space="0"/>
+        <w:right w:val="none" w:color="auto" w:sz="0" w:space="0"/>
       </w:pBdr>
       <w:tabs>
         <w:tab w:val="center" w:pos="4153"/>
@@ -8166,37 +8295,41 @@
       <w:sz w:val="18"/>
     </w:rPr>
   </w:style>
-  <w:style w:type="paragraph" w:styleId="TOC1">
+  <w:style w:type="paragraph" w:styleId="16">
     <w:name w:val="toc 1"/>
-    <w:basedOn w:val="Normal"/>
-    <w:next w:val="Normal"/>
+    <w:basedOn w:val="1"/>
+    <w:next w:val="1"/>
     <w:qFormat/>
+    <w:uiPriority w:val="0"/>
     <w:rPr>
-      <w:rFonts w:ascii="Arial" w:eastAsia="Microsoft JhengHei" w:hAnsi="Arial"/>
+      <w:rFonts w:ascii="Arial" w:hAnsi="Arial" w:eastAsia="Microsoft JhengHei"/>
       <w:sz w:val="24"/>
     </w:rPr>
   </w:style>
-  <w:style w:type="paragraph" w:styleId="TOC2">
+  <w:style w:type="paragraph" w:styleId="17">
     <w:name w:val="toc 2"/>
-    <w:basedOn w:val="Normal"/>
-    <w:next w:val="Normal"/>
+    <w:basedOn w:val="1"/>
+    <w:next w:val="1"/>
     <w:qFormat/>
+    <w:uiPriority w:val="0"/>
     <w:pPr>
       <w:ind w:left="420" w:leftChars="200"/>
     </w:pPr>
   </w:style>
-  <w:style w:type="paragraph" w:styleId="NormalWeb">
+  <w:style w:type="paragraph" w:styleId="18">
     <w:name w:val="Normal (Web)"/>
-    <w:basedOn w:val="Normal"/>
+    <w:basedOn w:val="1"/>
     <w:qFormat/>
+    <w:uiPriority w:val="0"/>
     <w:rPr>
       <w:sz w:val="24"/>
     </w:rPr>
   </w:style>
-  <w:style w:type="paragraph" w:styleId="Title">
+  <w:style w:type="paragraph" w:styleId="19">
     <w:name w:val="Title"/>
-    <w:basedOn w:val="Normal"/>
+    <w:basedOn w:val="1"/>
     <w:qFormat/>
+    <w:uiPriority w:val="0"/>
     <w:pPr>
       <w:spacing w:before="240" w:beforeLines="0" w:beforeAutospacing="0" w:after="60" w:afterLines="0" w:afterAutospacing="0"/>
       <w:jc w:val="center"/>
@@ -8208,65 +8341,69 @@
       <w:sz w:val="32"/>
     </w:rPr>
   </w:style>
-  <w:style w:type="table" w:styleId="TableGrid">
+  <w:style w:type="table" w:styleId="21">
     <w:name w:val="Table Grid"/>
-    <w:basedOn w:val="TableNormal"/>
+    <w:basedOn w:val="20"/>
     <w:qFormat/>
+    <w:uiPriority w:val="0"/>
     <w:pPr>
       <w:widowControl w:val="0"/>
       <w:jc w:val="both"/>
     </w:pPr>
     <w:tblPr>
       <w:tblBorders>
-        <w:top w:val="single" w:sz="4" w:space="0" w:color="auto"/>
-        <w:left w:val="single" w:sz="4" w:space="0" w:color="auto"/>
-        <w:bottom w:val="single" w:sz="4" w:space="0" w:color="auto"/>
-        <w:right w:val="single" w:sz="4" w:space="0" w:color="auto"/>
-        <w:insideH w:val="single" w:sz="4" w:space="0" w:color="auto"/>
-        <w:insideV w:val="single" w:sz="4" w:space="0" w:color="auto"/>
+        <w:top w:val="single" w:color="auto" w:sz="4" w:space="0"/>
+        <w:left w:val="single" w:color="auto" w:sz="4" w:space="0"/>
+        <w:bottom w:val="single" w:color="auto" w:sz="4" w:space="0"/>
+        <w:right w:val="single" w:color="auto" w:sz="4" w:space="0"/>
+        <w:insideH w:val="single" w:color="auto" w:sz="4" w:space="0"/>
+        <w:insideV w:val="single" w:color="auto" w:sz="4" w:space="0"/>
       </w:tblBorders>
     </w:tblPr>
   </w:style>
-  <w:style w:type="character" w:styleId="Strong">
+  <w:style w:type="character" w:styleId="23">
     <w:name w:val="Strong"/>
-    <w:basedOn w:val="DefaultParagraphFont"/>
+    <w:basedOn w:val="22"/>
     <w:qFormat/>
+    <w:uiPriority w:val="0"/>
     <w:rPr>
       <w:b/>
     </w:rPr>
   </w:style>
-  <w:style w:type="paragraph" w:styleId="NoSpacing">
+  <w:style w:type="paragraph" w:styleId="24">
     <w:name w:val="No Spacing"/>
+    <w:qFormat/>
     <w:uiPriority w:val="99"/>
-    <w:qFormat/>
     <w:pPr>
       <w:adjustRightInd w:val="0"/>
       <w:snapToGrid w:val="0"/>
     </w:pPr>
     <w:rPr>
-      <w:rFonts w:ascii="Times New Roman" w:eastAsia="宋体" w:hAnsi="Times New Roman" w:cs="Times New Roman"/>
+      <w:rFonts w:ascii="Times New Roman" w:hAnsi="Times New Roman" w:eastAsia="宋体" w:cs="Times New Roman"/>
       <w:sz w:val="24"/>
       <w:szCs w:val="22"/>
       <w:lang w:val="en-US" w:eastAsia="zh-CN" w:bidi="ar-SA"/>
     </w:rPr>
   </w:style>
-  <w:style w:type="paragraph" w:customStyle="1" w:styleId="TableText">
+  <w:style w:type="paragraph" w:customStyle="1" w:styleId="25">
     <w:name w:val="Table Text"/>
-    <w:basedOn w:val="Normal"/>
+    <w:basedOn w:val="1"/>
     <w:semiHidden/>
     <w:qFormat/>
+    <w:uiPriority w:val="0"/>
     <w:rPr>
-      <w:rFonts w:ascii="宋体" w:eastAsia="宋体" w:hAnsi="宋体" w:cs="宋体"/>
+      <w:rFonts w:ascii="宋体" w:hAnsi="宋体" w:eastAsia="宋体" w:cs="宋体"/>
       <w:sz w:val="21"/>
       <w:szCs w:val="21"/>
       <w:lang w:val="en-US" w:eastAsia="en-US" w:bidi="ar-SA"/>
     </w:rPr>
   </w:style>
-  <w:style w:type="table" w:customStyle="1" w:styleId="TableNormal0">
+  <w:style w:type="table" w:customStyle="1" w:styleId="26">
     <w:name w:val="Table Normal_0"/>
     <w:semiHidden/>
     <w:unhideWhenUsed/>
     <w:qFormat/>
+    <w:uiPriority w:val="0"/>
     <w:tblPr>
       <w:tblCellMar>
         <w:top w:w="0" w:type="dxa"/>
@@ -8276,11 +8413,11 @@
       </w:tblCellMar>
     </w:tblPr>
   </w:style>
-  <w:style w:type="paragraph" w:customStyle="1" w:styleId="TableParagraph">
+  <w:style w:type="paragraph" w:customStyle="1" w:styleId="27">
     <w:name w:val="Table Paragraph"/>
-    <w:basedOn w:val="Normal"/>
+    <w:basedOn w:val="1"/>
+    <w:qFormat/>
     <w:uiPriority w:val="1"/>
-    <w:qFormat/>
     <w:pPr>
       <w:widowControl w:val="0"/>
       <w:autoSpaceDE w:val="0"/>
@@ -8293,69 +8430,74 @@
       <w:lang w:val="zh-CN" w:bidi="zh-CN"/>
     </w:rPr>
   </w:style>
-  <w:style w:type="paragraph" w:customStyle="1" w:styleId="1">
+  <w:style w:type="paragraph" w:customStyle="1" w:styleId="28">
     <w:name w:val="柴_标题1"/>
-    <w:basedOn w:val="Heading1"/>
-    <w:next w:val="a"/>
-    <w:link w:val="1Char"/>
+    <w:basedOn w:val="2"/>
+    <w:next w:val="29"/>
+    <w:link w:val="40"/>
     <w:qFormat/>
+    <w:uiPriority w:val="0"/>
     <w:pPr>
       <w:spacing w:before="100" w:after="90" w:line="360" w:lineRule="auto"/>
     </w:pPr>
     <w:rPr>
-      <w:rFonts w:ascii="Arial" w:eastAsia="宋体" w:hAnsi="Arial"/>
+      <w:rFonts w:ascii="Arial" w:hAnsi="Arial" w:eastAsia="宋体"/>
       <w:sz w:val="32"/>
     </w:rPr>
   </w:style>
-  <w:style w:type="paragraph" w:customStyle="1" w:styleId="a">
+  <w:style w:type="paragraph" w:customStyle="1" w:styleId="29">
     <w:name w:val="柴_正文"/>
-    <w:basedOn w:val="BodyText"/>
-    <w:link w:val="Char"/>
+    <w:basedOn w:val="12"/>
+    <w:link w:val="43"/>
     <w:qFormat/>
+    <w:uiPriority w:val="0"/>
     <w:pPr>
       <w:spacing w:line="360" w:lineRule="auto"/>
       <w:ind w:firstLine="470" w:firstLineChars="200"/>
     </w:pPr>
     <w:rPr>
-      <w:rFonts w:ascii="Arial" w:eastAsia="宋体" w:hAnsi="Arial"/>
+      <w:rFonts w:ascii="Arial" w:hAnsi="Arial" w:eastAsia="宋体"/>
       <w:sz w:val="24"/>
       <w:lang w:eastAsia="zh-CN"/>
     </w:rPr>
   </w:style>
-  <w:style w:type="paragraph" w:customStyle="1" w:styleId="2">
+  <w:style w:type="paragraph" w:customStyle="1" w:styleId="30">
     <w:name w:val="柴_标题2"/>
-    <w:basedOn w:val="Heading2"/>
-    <w:next w:val="a"/>
+    <w:basedOn w:val="3"/>
+    <w:next w:val="29"/>
     <w:qFormat/>
+    <w:uiPriority w:val="0"/>
     <w:pPr>
       <w:spacing w:line="360" w:lineRule="auto"/>
     </w:pPr>
     <w:rPr>
-      <w:rFonts w:ascii="Arial" w:eastAsia="宋体" w:hAnsi="Arial"/>
+      <w:rFonts w:ascii="Arial" w:hAnsi="Arial" w:eastAsia="宋体"/>
       <w:sz w:val="28"/>
     </w:rPr>
   </w:style>
-  <w:style w:type="paragraph" w:customStyle="1" w:styleId="3">
+  <w:style w:type="paragraph" w:customStyle="1" w:styleId="31">
     <w:name w:val="柴_标题3"/>
-    <w:basedOn w:val="Heading3"/>
-    <w:next w:val="a"/>
+    <w:basedOn w:val="4"/>
+    <w:next w:val="29"/>
     <w:qFormat/>
+    <w:uiPriority w:val="0"/>
     <w:pPr>
       <w:spacing w:line="360" w:lineRule="auto"/>
       <w:ind w:left="0" w:firstLine="472" w:firstLineChars="200"/>
     </w:pPr>
     <w:rPr>
-      <w:rFonts w:ascii="宋体" w:eastAsia="宋体" w:hAnsi="宋体" w:cs="宋体"/>
+      <w:rFonts w:ascii="宋体" w:hAnsi="宋体" w:eastAsia="宋体" w:cs="宋体"/>
       <w:spacing w:val="-2"/>
       <w:sz w:val="24"/>
       <w:szCs w:val="24"/>
     </w:rPr>
   </w:style>
-  <w:style w:type="paragraph" w:customStyle="1" w:styleId="a0">
+  <w:style w:type="paragraph" w:customStyle="1" w:styleId="32">
     <w:name w:val="柴_目录"/>
-    <w:basedOn w:val="Normal"/>
-    <w:next w:val="BodyText"/>
+    <w:basedOn w:val="1"/>
+    <w:next w:val="12"/>
     <w:qFormat/>
+    <w:uiPriority w:val="0"/>
     <w:pPr>
       <w:tabs>
         <w:tab w:val="right" w:leader="dot" w:pos="8442"/>
@@ -8363,89 +8505,96 @@
       <w:ind w:left="0" w:leftChars="0"/>
     </w:pPr>
     <w:rPr>
-      <w:rFonts w:ascii="Arial" w:eastAsia="Microsoft JhengHei" w:hAnsi="Arial"/>
+      <w:rFonts w:ascii="Arial" w:hAnsi="Arial" w:eastAsia="Microsoft JhengHei"/>
       <w:sz w:val="24"/>
     </w:rPr>
   </w:style>
-  <w:style w:type="paragraph" w:customStyle="1" w:styleId="a1">
+  <w:style w:type="paragraph" w:customStyle="1" w:styleId="33">
     <w:name w:val="柴_公司名"/>
-    <w:basedOn w:val="Title"/>
+    <w:basedOn w:val="19"/>
     <w:qFormat/>
+    <w:uiPriority w:val="0"/>
     <w:pPr>
       <w:spacing w:after="600" w:afterLines="600"/>
     </w:pPr>
     <w:rPr>
-      <w:rFonts w:ascii="宋体" w:eastAsia="宋体" w:hAnsi="宋体" w:cs="宋体" w:hint="eastAsia"/>
+      <w:rFonts w:hint="eastAsia" w:ascii="宋体" w:hAnsi="宋体" w:eastAsia="宋体" w:cs="宋体"/>
       <w:bCs/>
       <w:spacing w:val="-6"/>
       <w:sz w:val="52"/>
       <w:szCs w:val="52"/>
     </w:rPr>
   </w:style>
-  <w:style w:type="paragraph" w:customStyle="1" w:styleId="a2">
+  <w:style w:type="paragraph" w:customStyle="1" w:styleId="34">
     <w:name w:val="柴_文档名"/>
-    <w:basedOn w:val="Title"/>
+    <w:basedOn w:val="19"/>
     <w:qFormat/>
+    <w:uiPriority w:val="0"/>
     <w:pPr>
       <w:spacing w:after="900" w:afterLines="900"/>
     </w:pPr>
     <w:rPr>
-      <w:rFonts w:ascii="黑体" w:eastAsia="黑体" w:hAnsi="黑体" w:cs="黑体"/>
+      <w:rFonts w:ascii="黑体" w:hAnsi="黑体" w:eastAsia="黑体" w:cs="黑体"/>
       <w:bCs/>
       <w:spacing w:val="-7"/>
       <w:sz w:val="52"/>
       <w:szCs w:val="52"/>
     </w:rPr>
   </w:style>
-  <w:style w:type="paragraph" w:customStyle="1" w:styleId="WPSOffice1">
+  <w:style w:type="paragraph" w:customStyle="1" w:styleId="35">
     <w:name w:val="WPSOffice手动目录 1"/>
     <w:qFormat/>
+    <w:uiPriority w:val="0"/>
     <w:pPr>
       <w:ind w:leftChars="0"/>
     </w:pPr>
     <w:rPr>
-      <w:rFonts w:ascii="Times New Roman" w:eastAsia="宋体" w:hAnsi="Times New Roman" w:cs="Times New Roman"/>
+      <w:rFonts w:ascii="Times New Roman" w:hAnsi="Times New Roman" w:eastAsia="宋体" w:cs="Times New Roman"/>
       <w:sz w:val="20"/>
       <w:szCs w:val="20"/>
     </w:rPr>
   </w:style>
-  <w:style w:type="paragraph" w:customStyle="1" w:styleId="WPSOffice2">
+  <w:style w:type="paragraph" w:customStyle="1" w:styleId="36">
     <w:name w:val="WPSOffice手动目录 2"/>
     <w:qFormat/>
+    <w:uiPriority w:val="0"/>
     <w:pPr>
       <w:ind w:leftChars="200"/>
     </w:pPr>
     <w:rPr>
-      <w:rFonts w:ascii="Times New Roman" w:eastAsia="宋体" w:hAnsi="Times New Roman" w:cs="Times New Roman"/>
+      <w:rFonts w:ascii="Times New Roman" w:hAnsi="Times New Roman" w:eastAsia="宋体" w:cs="Times New Roman"/>
       <w:sz w:val="20"/>
       <w:szCs w:val="20"/>
     </w:rPr>
   </w:style>
-  <w:style w:type="paragraph" w:customStyle="1" w:styleId="WPSOffice3">
+  <w:style w:type="paragraph" w:customStyle="1" w:styleId="37">
     <w:name w:val="WPSOffice手动目录 3"/>
     <w:qFormat/>
+    <w:uiPriority w:val="0"/>
     <w:pPr>
       <w:ind w:leftChars="400"/>
     </w:pPr>
     <w:rPr>
-      <w:rFonts w:ascii="Times New Roman" w:eastAsia="宋体" w:hAnsi="Times New Roman" w:cs="Times New Roman"/>
+      <w:rFonts w:ascii="Times New Roman" w:hAnsi="Times New Roman" w:eastAsia="宋体" w:cs="Times New Roman"/>
       <w:sz w:val="20"/>
       <w:szCs w:val="20"/>
     </w:rPr>
   </w:style>
-  <w:style w:type="paragraph" w:customStyle="1" w:styleId="Compact">
+  <w:style w:type="paragraph" w:customStyle="1" w:styleId="38">
     <w:name w:val="Compact"/>
-    <w:basedOn w:val="BodyText"/>
+    <w:basedOn w:val="12"/>
     <w:qFormat/>
+    <w:uiPriority w:val="0"/>
     <w:pPr>
       <w:spacing w:before="36" w:after="36"/>
     </w:pPr>
   </w:style>
-  <w:style w:type="table" w:customStyle="1" w:styleId="Table">
+  <w:style w:type="table" w:customStyle="1" w:styleId="39">
     <w:name w:val="Table"/>
     <w:semiHidden/>
     <w:unhideWhenUsed/>
     <w:qFormat/>
+    <w:uiPriority w:val="0"/>
     <w:tblPr>
       <w:tblCellMar>
         <w:top w:w="0" w:type="dxa"/>
@@ -8457,25 +8606,27 @@
     <w:tblStylePr w:type="firstRow">
       <w:tcPr>
         <w:tcBorders>
-          <w:bottom w:val="single" w:sz="0" w:space="0" w:color="auto"/>
+          <w:bottom w:val="single" w:color="auto" w:sz="0" w:space="0"/>
         </w:tcBorders>
         <w:vAlign w:val="bottom"/>
       </w:tcPr>
     </w:tblStylePr>
   </w:style>
-  <w:style w:type="character" w:customStyle="1" w:styleId="1Char">
+  <w:style w:type="character" w:customStyle="1" w:styleId="40">
     <w:name w:val="柴_标题1 Char"/>
-    <w:link w:val="1"/>
+    <w:link w:val="28"/>
     <w:qFormat/>
+    <w:uiPriority w:val="0"/>
     <w:rPr>
-      <w:rFonts w:ascii="Arial" w:eastAsia="宋体" w:hAnsi="Arial"/>
+      <w:rFonts w:ascii="Arial" w:hAnsi="Arial" w:eastAsia="宋体"/>
       <w:sz w:val="32"/>
     </w:rPr>
   </w:style>
-  <w:style w:type="paragraph" w:customStyle="1" w:styleId="a3">
+  <w:style w:type="paragraph" w:customStyle="1" w:styleId="41">
     <w:name w:val="柴_正文_无缩进"/>
-    <w:basedOn w:val="Normal"/>
+    <w:basedOn w:val="1"/>
     <w:qFormat/>
+    <w:uiPriority w:val="0"/>
     <w:pPr>
       <w:ind w:firstLine="0" w:firstLineChars="0"/>
     </w:pPr>
@@ -8485,29 +8636,31 @@
       <w:lang w:eastAsia="zh-CN"/>
     </w:rPr>
   </w:style>
-  <w:style w:type="paragraph" w:customStyle="1" w:styleId="4">
+  <w:style w:type="paragraph" w:customStyle="1" w:styleId="42">
     <w:name w:val="柴_标题4"/>
-    <w:basedOn w:val="Heading4"/>
-    <w:next w:val="Normal"/>
+    <w:basedOn w:val="5"/>
+    <w:next w:val="1"/>
     <w:qFormat/>
+    <w:uiPriority w:val="0"/>
     <w:pPr>
       <w:widowControl w:val="0"/>
       <w:spacing w:before="160" w:line="360" w:lineRule="auto"/>
-      <w:ind w:left="981" w:hanging="862" w:leftChars="300"/>
+      <w:ind w:left="981" w:leftChars="300" w:hanging="862"/>
     </w:pPr>
     <w:rPr>
-      <w:rFonts w:ascii="Calibri" w:eastAsia="宋体" w:hAnsi="Calibri" w:cs="宋体" w:hint="eastAsia"/>
+      <w:rFonts w:hint="eastAsia" w:ascii="Calibri" w:hAnsi="Calibri" w:eastAsia="宋体" w:cs="宋体"/>
       <w:sz w:val="24"/>
       <w:szCs w:val="24"/>
       <w:lang w:eastAsia="zh-CN" w:bidi="zh-CN"/>
     </w:rPr>
   </w:style>
-  <w:style w:type="character" w:customStyle="1" w:styleId="Char">
+  <w:style w:type="character" w:customStyle="1" w:styleId="43">
     <w:name w:val="柴_正文 Char"/>
-    <w:link w:val="a"/>
+    <w:link w:val="29"/>
     <w:qFormat/>
+    <w:uiPriority w:val="0"/>
     <w:rPr>
-      <w:rFonts w:ascii="Arial" w:eastAsia="宋体" w:hAnsi="Arial"/>
+      <w:rFonts w:ascii="Arial" w:hAnsi="Arial" w:eastAsia="宋体"/>
       <w:sz w:val="24"/>
       <w:lang w:eastAsia="zh-CN"/>
     </w:rPr>
